--- a/WebContent/docx/HER2基因扩增报告.docx
+++ b/WebContent/docx/HER2基因扩增报告.docx
@@ -235,6 +235,22 @@
         <w:gridCol w:w="4471"/>
       </w:tblGrid>
       <w:tr>
+        <w:tblPrEx>
+          <w:tblBorders>
+            <w:top w:val="single" w:color="auto" w:sz="4" w:space="0"/>
+            <w:left w:val="single" w:color="auto" w:sz="4" w:space="0"/>
+            <w:bottom w:val="single" w:color="auto" w:sz="4" w:space="0"/>
+            <w:right w:val="single" w:color="auto" w:sz="4" w:space="0"/>
+            <w:insideH w:val="single" w:color="auto" w:sz="4" w:space="0"/>
+            <w:insideV w:val="single" w:color="auto" w:sz="4" w:space="0"/>
+          </w:tblBorders>
+          <w:tblCellMar>
+            <w:top w:w="0" w:type="dxa"/>
+            <w:left w:w="108" w:type="dxa"/>
+            <w:bottom w:w="0" w:type="dxa"/>
+            <w:right w:w="108" w:type="dxa"/>
+          </w:tblCellMar>
+        </w:tblPrEx>
         <w:trPr>
           <w:trHeight w:val="667" w:hRule="atLeast"/>
           <w:jc w:val="center"/>
@@ -305,6 +321,22 @@
         </w:tc>
       </w:tr>
       <w:tr>
+        <w:tblPrEx>
+          <w:tblBorders>
+            <w:top w:val="single" w:color="auto" w:sz="4" w:space="0"/>
+            <w:left w:val="single" w:color="auto" w:sz="4" w:space="0"/>
+            <w:bottom w:val="single" w:color="auto" w:sz="4" w:space="0"/>
+            <w:right w:val="single" w:color="auto" w:sz="4" w:space="0"/>
+            <w:insideH w:val="single" w:color="auto" w:sz="4" w:space="0"/>
+            <w:insideV w:val="single" w:color="auto" w:sz="4" w:space="0"/>
+          </w:tblBorders>
+          <w:tblCellMar>
+            <w:top w:w="0" w:type="dxa"/>
+            <w:left w:w="108" w:type="dxa"/>
+            <w:bottom w:w="0" w:type="dxa"/>
+            <w:right w:w="108" w:type="dxa"/>
+          </w:tblCellMar>
+        </w:tblPrEx>
         <w:trPr>
           <w:trHeight w:val="667" w:hRule="atLeast"/>
           <w:jc w:val="center"/>
@@ -375,6 +407,22 @@
         </w:tc>
       </w:tr>
       <w:tr>
+        <w:tblPrEx>
+          <w:tblBorders>
+            <w:top w:val="single" w:color="auto" w:sz="4" w:space="0"/>
+            <w:left w:val="single" w:color="auto" w:sz="4" w:space="0"/>
+            <w:bottom w:val="single" w:color="auto" w:sz="4" w:space="0"/>
+            <w:right w:val="single" w:color="auto" w:sz="4" w:space="0"/>
+            <w:insideH w:val="single" w:color="auto" w:sz="4" w:space="0"/>
+            <w:insideV w:val="single" w:color="auto" w:sz="4" w:space="0"/>
+          </w:tblBorders>
+          <w:tblCellMar>
+            <w:top w:w="0" w:type="dxa"/>
+            <w:left w:w="108" w:type="dxa"/>
+            <w:bottom w:w="0" w:type="dxa"/>
+            <w:right w:w="108" w:type="dxa"/>
+          </w:tblCellMar>
+        </w:tblPrEx>
         <w:trPr>
           <w:trHeight w:val="667" w:hRule="atLeast"/>
           <w:jc w:val="center"/>
@@ -445,6 +493,22 @@
         </w:tc>
       </w:tr>
       <w:tr>
+        <w:tblPrEx>
+          <w:tblBorders>
+            <w:top w:val="single" w:color="auto" w:sz="4" w:space="0"/>
+            <w:left w:val="single" w:color="auto" w:sz="4" w:space="0"/>
+            <w:bottom w:val="single" w:color="auto" w:sz="4" w:space="0"/>
+            <w:right w:val="single" w:color="auto" w:sz="4" w:space="0"/>
+            <w:insideH w:val="single" w:color="auto" w:sz="4" w:space="0"/>
+            <w:insideV w:val="single" w:color="auto" w:sz="4" w:space="0"/>
+          </w:tblBorders>
+          <w:tblCellMar>
+            <w:top w:w="0" w:type="dxa"/>
+            <w:left w:w="108" w:type="dxa"/>
+            <w:bottom w:w="0" w:type="dxa"/>
+            <w:right w:w="108" w:type="dxa"/>
+          </w:tblCellMar>
+        </w:tblPrEx>
         <w:trPr>
           <w:trHeight w:val="678" w:hRule="atLeast"/>
           <w:jc w:val="center"/>
@@ -1648,14 +1712,14 @@
           </w14:shadow>
         </w:rPr>
       </w:pPr>
-      <w:bookmarkStart w:id="0" w:name="_Toc21009_WPSOffice_Level1"/>
-      <w:bookmarkStart w:id="1" w:name="_Toc30143_WPSOffice_Level1"/>
-      <w:bookmarkStart w:id="2" w:name="_Toc13806"/>
-      <w:bookmarkStart w:id="3" w:name="_Toc24397"/>
+      <w:bookmarkStart w:id="0" w:name="_Toc24397"/>
+      <w:bookmarkStart w:id="1" w:name="_Toc27500"/>
+      <w:bookmarkStart w:id="2" w:name="_Toc24178_WPSOffice_Level1"/>
+      <w:bookmarkStart w:id="3" w:name="_Toc30143_WPSOffice_Level1"/>
       <w:bookmarkStart w:id="4" w:name="_Toc21669"/>
-      <w:bookmarkStart w:id="5" w:name="_Toc27500"/>
-      <w:bookmarkStart w:id="6" w:name="_Toc24178_WPSOffice_Level1"/>
-      <w:bookmarkStart w:id="7" w:name="_Toc32054"/>
+      <w:bookmarkStart w:id="5" w:name="_Toc32054"/>
+      <w:bookmarkStart w:id="6" w:name="_Toc21009_WPSOffice_Level1"/>
+      <w:bookmarkStart w:id="7" w:name="_Toc13806"/>
     </w:p>
     <w:p>
       <w:pPr>
@@ -1716,6 +1780,22 @@
         <w:gridCol w:w="3316"/>
       </w:tblGrid>
       <w:tr>
+        <w:tblPrEx>
+          <w:tblBorders>
+            <w:top w:val="single" w:color="5A9D46" w:sz="24" w:space="0"/>
+            <w:left w:val="none" w:color="auto" w:sz="0" w:space="0"/>
+            <w:bottom w:val="single" w:color="A4A4A4" w:sz="4" w:space="0"/>
+            <w:right w:val="none" w:color="auto" w:sz="0" w:space="0"/>
+            <w:insideH w:val="single" w:color="A4A4A4" w:sz="4" w:space="0"/>
+            <w:insideV w:val="single" w:color="A4A4A4" w:sz="4" w:space="0"/>
+          </w:tblBorders>
+          <w:tblCellMar>
+            <w:top w:w="0" w:type="dxa"/>
+            <w:left w:w="108" w:type="dxa"/>
+            <w:bottom w:w="0" w:type="dxa"/>
+            <w:right w:w="108" w:type="dxa"/>
+          </w:tblCellMar>
+        </w:tblPrEx>
         <w:trPr>
           <w:trHeight w:val="397" w:hRule="exact"/>
         </w:trPr>
@@ -1904,6 +1984,22 @@
         </w:tc>
       </w:tr>
       <w:tr>
+        <w:tblPrEx>
+          <w:tblBorders>
+            <w:top w:val="single" w:color="5A9D46" w:sz="24" w:space="0"/>
+            <w:left w:val="none" w:color="auto" w:sz="0" w:space="0"/>
+            <w:bottom w:val="single" w:color="A4A4A4" w:sz="4" w:space="0"/>
+            <w:right w:val="none" w:color="auto" w:sz="0" w:space="0"/>
+            <w:insideH w:val="single" w:color="A4A4A4" w:sz="4" w:space="0"/>
+            <w:insideV w:val="single" w:color="A4A4A4" w:sz="4" w:space="0"/>
+          </w:tblBorders>
+          <w:tblCellMar>
+            <w:top w:w="0" w:type="dxa"/>
+            <w:left w:w="108" w:type="dxa"/>
+            <w:bottom w:w="0" w:type="dxa"/>
+            <w:right w:w="108" w:type="dxa"/>
+          </w:tblCellMar>
+        </w:tblPrEx>
         <w:trPr>
           <w:trHeight w:val="397" w:hRule="exact"/>
         </w:trPr>
@@ -2086,6 +2182,22 @@
         </w:tc>
       </w:tr>
       <w:tr>
+        <w:tblPrEx>
+          <w:tblBorders>
+            <w:top w:val="single" w:color="5A9D46" w:sz="24" w:space="0"/>
+            <w:left w:val="none" w:color="auto" w:sz="0" w:space="0"/>
+            <w:bottom w:val="single" w:color="A4A4A4" w:sz="4" w:space="0"/>
+            <w:right w:val="none" w:color="auto" w:sz="0" w:space="0"/>
+            <w:insideH w:val="single" w:color="A4A4A4" w:sz="4" w:space="0"/>
+            <w:insideV w:val="single" w:color="A4A4A4" w:sz="4" w:space="0"/>
+          </w:tblBorders>
+          <w:tblCellMar>
+            <w:top w:w="0" w:type="dxa"/>
+            <w:left w:w="108" w:type="dxa"/>
+            <w:bottom w:w="0" w:type="dxa"/>
+            <w:right w:w="108" w:type="dxa"/>
+          </w:tblCellMar>
+        </w:tblPrEx>
         <w:trPr>
           <w:trHeight w:val="397" w:hRule="exact"/>
         </w:trPr>
@@ -2268,6 +2380,22 @@
         </w:tc>
       </w:tr>
       <w:tr>
+        <w:tblPrEx>
+          <w:tblBorders>
+            <w:top w:val="single" w:color="5A9D46" w:sz="24" w:space="0"/>
+            <w:left w:val="none" w:color="auto" w:sz="0" w:space="0"/>
+            <w:bottom w:val="single" w:color="A4A4A4" w:sz="4" w:space="0"/>
+            <w:right w:val="none" w:color="auto" w:sz="0" w:space="0"/>
+            <w:insideH w:val="single" w:color="A4A4A4" w:sz="4" w:space="0"/>
+            <w:insideV w:val="single" w:color="A4A4A4" w:sz="4" w:space="0"/>
+          </w:tblBorders>
+          <w:tblCellMar>
+            <w:top w:w="0" w:type="dxa"/>
+            <w:left w:w="108" w:type="dxa"/>
+            <w:bottom w:w="0" w:type="dxa"/>
+            <w:right w:w="108" w:type="dxa"/>
+          </w:tblCellMar>
+        </w:tblPrEx>
         <w:trPr>
           <w:trHeight w:val="397" w:hRule="exact"/>
         </w:trPr>
@@ -2450,6 +2578,22 @@
         </w:tc>
       </w:tr>
       <w:tr>
+        <w:tblPrEx>
+          <w:tblBorders>
+            <w:top w:val="single" w:color="5A9D46" w:sz="24" w:space="0"/>
+            <w:left w:val="none" w:color="auto" w:sz="0" w:space="0"/>
+            <w:bottom w:val="single" w:color="A4A4A4" w:sz="4" w:space="0"/>
+            <w:right w:val="none" w:color="auto" w:sz="0" w:space="0"/>
+            <w:insideH w:val="single" w:color="A4A4A4" w:sz="4" w:space="0"/>
+            <w:insideV w:val="single" w:color="A4A4A4" w:sz="4" w:space="0"/>
+          </w:tblBorders>
+          <w:tblCellMar>
+            <w:top w:w="0" w:type="dxa"/>
+            <w:left w:w="108" w:type="dxa"/>
+            <w:bottom w:w="0" w:type="dxa"/>
+            <w:right w:w="108" w:type="dxa"/>
+          </w:tblCellMar>
+        </w:tblPrEx>
         <w:trPr>
           <w:trHeight w:val="397" w:hRule="exact"/>
         </w:trPr>
@@ -2767,6 +2911,22 @@
         <w:gridCol w:w="6639"/>
       </w:tblGrid>
       <w:tr>
+        <w:tblPrEx>
+          <w:tblBorders>
+            <w:top w:val="single" w:color="5A9D46" w:sz="24" w:space="0"/>
+            <w:left w:val="none" w:color="auto" w:sz="0" w:space="0"/>
+            <w:bottom w:val="single" w:color="A4A4A4" w:sz="4" w:space="0"/>
+            <w:right w:val="none" w:color="auto" w:sz="0" w:space="0"/>
+            <w:insideH w:val="single" w:color="A4A4A4" w:sz="4" w:space="0"/>
+            <w:insideV w:val="single" w:color="A4A4A4" w:sz="4" w:space="0"/>
+          </w:tblBorders>
+          <w:tblCellMar>
+            <w:top w:w="0" w:type="dxa"/>
+            <w:left w:w="108" w:type="dxa"/>
+            <w:bottom w:w="0" w:type="dxa"/>
+            <w:right w:w="108" w:type="dxa"/>
+          </w:tblCellMar>
+        </w:tblPrEx>
         <w:trPr>
           <w:trHeight w:val="632" w:hRule="atLeast"/>
           <w:jc w:val="center"/>
@@ -2846,6 +3006,22 @@
         </w:tc>
       </w:tr>
       <w:tr>
+        <w:tblPrEx>
+          <w:tblBorders>
+            <w:top w:val="single" w:color="5A9D46" w:sz="24" w:space="0"/>
+            <w:left w:val="none" w:color="auto" w:sz="0" w:space="0"/>
+            <w:bottom w:val="single" w:color="A4A4A4" w:sz="4" w:space="0"/>
+            <w:right w:val="none" w:color="auto" w:sz="0" w:space="0"/>
+            <w:insideH w:val="single" w:color="A4A4A4" w:sz="4" w:space="0"/>
+            <w:insideV w:val="single" w:color="A4A4A4" w:sz="4" w:space="0"/>
+          </w:tblBorders>
+          <w:tblCellMar>
+            <w:top w:w="0" w:type="dxa"/>
+            <w:left w:w="108" w:type="dxa"/>
+            <w:bottom w:w="0" w:type="dxa"/>
+            <w:right w:w="108" w:type="dxa"/>
+          </w:tblCellMar>
+        </w:tblPrEx>
         <w:trPr>
           <w:trHeight w:val="567" w:hRule="atLeast"/>
           <w:jc w:val="center"/>
@@ -2921,6 +3097,22 @@
         </w:tc>
       </w:tr>
       <w:tr>
+        <w:tblPrEx>
+          <w:tblBorders>
+            <w:top w:val="single" w:color="5A9D46" w:sz="24" w:space="0"/>
+            <w:left w:val="none" w:color="auto" w:sz="0" w:space="0"/>
+            <w:bottom w:val="single" w:color="A4A4A4" w:sz="4" w:space="0"/>
+            <w:right w:val="none" w:color="auto" w:sz="0" w:space="0"/>
+            <w:insideH w:val="single" w:color="A4A4A4" w:sz="4" w:space="0"/>
+            <w:insideV w:val="single" w:color="A4A4A4" w:sz="4" w:space="0"/>
+          </w:tblBorders>
+          <w:tblCellMar>
+            <w:top w:w="0" w:type="dxa"/>
+            <w:left w:w="108" w:type="dxa"/>
+            <w:bottom w:w="0" w:type="dxa"/>
+            <w:right w:w="108" w:type="dxa"/>
+          </w:tblCellMar>
+        </w:tblPrEx>
         <w:trPr>
           <w:trHeight w:val="567" w:hRule="atLeast"/>
           <w:jc w:val="center"/>
@@ -3037,6 +3229,22 @@
         </w:tc>
       </w:tr>
       <w:tr>
+        <w:tblPrEx>
+          <w:tblBorders>
+            <w:top w:val="single" w:color="5A9D46" w:sz="24" w:space="0"/>
+            <w:left w:val="none" w:color="auto" w:sz="0" w:space="0"/>
+            <w:bottom w:val="single" w:color="A4A4A4" w:sz="4" w:space="0"/>
+            <w:right w:val="none" w:color="auto" w:sz="0" w:space="0"/>
+            <w:insideH w:val="single" w:color="A4A4A4" w:sz="4" w:space="0"/>
+            <w:insideV w:val="single" w:color="A4A4A4" w:sz="4" w:space="0"/>
+          </w:tblBorders>
+          <w:tblCellMar>
+            <w:top w:w="0" w:type="dxa"/>
+            <w:left w:w="108" w:type="dxa"/>
+            <w:bottom w:w="0" w:type="dxa"/>
+            <w:right w:w="108" w:type="dxa"/>
+          </w:tblCellMar>
+        </w:tblPrEx>
         <w:trPr>
           <w:trHeight w:val="567" w:hRule="atLeast"/>
           <w:jc w:val="center"/>
@@ -3113,6 +3321,22 @@
         </w:tc>
       </w:tr>
       <w:tr>
+        <w:tblPrEx>
+          <w:tblBorders>
+            <w:top w:val="single" w:color="5A9D46" w:sz="24" w:space="0"/>
+            <w:left w:val="none" w:color="auto" w:sz="0" w:space="0"/>
+            <w:bottom w:val="single" w:color="A4A4A4" w:sz="4" w:space="0"/>
+            <w:right w:val="none" w:color="auto" w:sz="0" w:space="0"/>
+            <w:insideH w:val="single" w:color="A4A4A4" w:sz="4" w:space="0"/>
+            <w:insideV w:val="single" w:color="A4A4A4" w:sz="4" w:space="0"/>
+          </w:tblBorders>
+          <w:tblCellMar>
+            <w:top w:w="0" w:type="dxa"/>
+            <w:left w:w="108" w:type="dxa"/>
+            <w:bottom w:w="0" w:type="dxa"/>
+            <w:right w:w="108" w:type="dxa"/>
+          </w:tblCellMar>
+        </w:tblPrEx>
         <w:trPr>
           <w:trHeight w:val="567" w:hRule="atLeast"/>
           <w:jc w:val="center"/>
@@ -3280,6 +3504,16 @@
         <w:gridCol w:w="4940"/>
       </w:tblGrid>
       <w:tr>
+        <w:tblPrEx>
+          <w:tblBorders>
+            <w:top w:val="none" w:color="auto" w:sz="0" w:space="0"/>
+            <w:left w:val="none" w:color="auto" w:sz="0" w:space="0"/>
+            <w:bottom w:val="none" w:color="auto" w:sz="0" w:space="0"/>
+            <w:right w:val="none" w:color="auto" w:sz="0" w:space="0"/>
+            <w:insideH w:val="none" w:color="auto" w:sz="0" w:space="0"/>
+            <w:insideV w:val="none" w:color="auto" w:sz="0" w:space="0"/>
+          </w:tblBorders>
+        </w:tblPrEx>
         <w:trPr>
           <w:trHeight w:val="498" w:hRule="atLeast"/>
           <w:jc w:val="center"/>
@@ -3338,6 +3572,22 @@
         </w:tc>
       </w:tr>
       <w:tr>
+        <w:tblPrEx>
+          <w:tblBorders>
+            <w:top w:val="none" w:color="auto" w:sz="0" w:space="0"/>
+            <w:left w:val="none" w:color="auto" w:sz="0" w:space="0"/>
+            <w:bottom w:val="none" w:color="auto" w:sz="0" w:space="0"/>
+            <w:right w:val="none" w:color="auto" w:sz="0" w:space="0"/>
+            <w:insideH w:val="none" w:color="auto" w:sz="0" w:space="0"/>
+            <w:insideV w:val="none" w:color="auto" w:sz="0" w:space="0"/>
+          </w:tblBorders>
+          <w:tblCellMar>
+            <w:top w:w="0" w:type="dxa"/>
+            <w:left w:w="108" w:type="dxa"/>
+            <w:bottom w:w="0" w:type="dxa"/>
+            <w:right w:w="108" w:type="dxa"/>
+          </w:tblCellMar>
+        </w:tblPrEx>
         <w:trPr>
           <w:trHeight w:val="3264" w:hRule="atLeast"/>
           <w:jc w:val="center"/>
@@ -3659,6 +3909,22 @@
         <w:gridCol w:w="2593"/>
       </w:tblGrid>
       <w:tr>
+        <w:tblPrEx>
+          <w:tblBorders>
+            <w:top w:val="single" w:color="5A9D46" w:sz="24" w:space="0"/>
+            <w:left w:val="none" w:color="auto" w:sz="0" w:space="0"/>
+            <w:bottom w:val="single" w:color="A4A4A4" w:sz="4" w:space="0"/>
+            <w:right w:val="none" w:color="auto" w:sz="0" w:space="0"/>
+            <w:insideH w:val="single" w:color="A4A4A4" w:sz="4" w:space="0"/>
+            <w:insideV w:val="single" w:color="A4A4A4" w:sz="4" w:space="0"/>
+          </w:tblBorders>
+          <w:tblCellMar>
+            <w:top w:w="0" w:type="dxa"/>
+            <w:left w:w="108" w:type="dxa"/>
+            <w:bottom w:w="0" w:type="dxa"/>
+            <w:right w:w="108" w:type="dxa"/>
+          </w:tblCellMar>
+        </w:tblPrEx>
         <w:trPr>
           <w:trHeight w:val="712" w:hRule="atLeast"/>
           <w:jc w:val="center"/>
@@ -3850,6 +4116,22 @@
         </w:tc>
       </w:tr>
       <w:tr>
+        <w:tblPrEx>
+          <w:tblBorders>
+            <w:top w:val="single" w:color="5A9D46" w:sz="24" w:space="0"/>
+            <w:left w:val="none" w:color="auto" w:sz="0" w:space="0"/>
+            <w:bottom w:val="single" w:color="A4A4A4" w:sz="4" w:space="0"/>
+            <w:right w:val="none" w:color="auto" w:sz="0" w:space="0"/>
+            <w:insideH w:val="single" w:color="A4A4A4" w:sz="4" w:space="0"/>
+            <w:insideV w:val="single" w:color="A4A4A4" w:sz="4" w:space="0"/>
+          </w:tblBorders>
+          <w:tblCellMar>
+            <w:top w:w="0" w:type="dxa"/>
+            <w:left w:w="108" w:type="dxa"/>
+            <w:bottom w:w="0" w:type="dxa"/>
+            <w:right w:w="108" w:type="dxa"/>
+          </w:tblCellMar>
+        </w:tblPrEx>
         <w:trPr>
           <w:trHeight w:val="477" w:hRule="atLeast"/>
           <w:jc w:val="center"/>
@@ -3933,6 +4215,22 @@
         </w:tc>
       </w:tr>
       <w:tr>
+        <w:tblPrEx>
+          <w:tblBorders>
+            <w:top w:val="single" w:color="5A9D46" w:sz="24" w:space="0"/>
+            <w:left w:val="none" w:color="auto" w:sz="0" w:space="0"/>
+            <w:bottom w:val="single" w:color="A4A4A4" w:sz="4" w:space="0"/>
+            <w:right w:val="none" w:color="auto" w:sz="0" w:space="0"/>
+            <w:insideH w:val="single" w:color="A4A4A4" w:sz="4" w:space="0"/>
+            <w:insideV w:val="single" w:color="A4A4A4" w:sz="4" w:space="0"/>
+          </w:tblBorders>
+          <w:tblCellMar>
+            <w:top w:w="0" w:type="dxa"/>
+            <w:left w:w="108" w:type="dxa"/>
+            <w:bottom w:w="0" w:type="dxa"/>
+            <w:right w:w="108" w:type="dxa"/>
+          </w:tblCellMar>
+        </w:tblPrEx>
         <w:trPr>
           <w:trHeight w:val="619" w:hRule="atLeast"/>
           <w:jc w:val="center"/>
@@ -4218,6 +4516,22 @@
         </w:tc>
       </w:tr>
       <w:tr>
+        <w:tblPrEx>
+          <w:tblBorders>
+            <w:top w:val="single" w:color="5A9D46" w:sz="24" w:space="0"/>
+            <w:left w:val="none" w:color="auto" w:sz="0" w:space="0"/>
+            <w:bottom w:val="single" w:color="A4A4A4" w:sz="4" w:space="0"/>
+            <w:right w:val="none" w:color="auto" w:sz="0" w:space="0"/>
+            <w:insideH w:val="single" w:color="A4A4A4" w:sz="4" w:space="0"/>
+            <w:insideV w:val="single" w:color="A4A4A4" w:sz="4" w:space="0"/>
+          </w:tblBorders>
+          <w:tblCellMar>
+            <w:top w:w="0" w:type="dxa"/>
+            <w:left w:w="108" w:type="dxa"/>
+            <w:bottom w:w="0" w:type="dxa"/>
+            <w:right w:w="108" w:type="dxa"/>
+          </w:tblCellMar>
+        </w:tblPrEx>
         <w:trPr>
           <w:trHeight w:val="619" w:hRule="atLeast"/>
           <w:jc w:val="center"/>
@@ -4357,6 +4671,22 @@
         </w:tc>
       </w:tr>
       <w:tr>
+        <w:tblPrEx>
+          <w:tblBorders>
+            <w:top w:val="single" w:color="5A9D46" w:sz="24" w:space="0"/>
+            <w:left w:val="none" w:color="auto" w:sz="0" w:space="0"/>
+            <w:bottom w:val="single" w:color="A4A4A4" w:sz="4" w:space="0"/>
+            <w:right w:val="none" w:color="auto" w:sz="0" w:space="0"/>
+            <w:insideH w:val="single" w:color="A4A4A4" w:sz="4" w:space="0"/>
+            <w:insideV w:val="single" w:color="A4A4A4" w:sz="4" w:space="0"/>
+          </w:tblBorders>
+          <w:tblCellMar>
+            <w:top w:w="0" w:type="dxa"/>
+            <w:left w:w="108" w:type="dxa"/>
+            <w:bottom w:w="0" w:type="dxa"/>
+            <w:right w:w="108" w:type="dxa"/>
+          </w:tblCellMar>
+        </w:tblPrEx>
         <w:trPr>
           <w:trHeight w:val="477" w:hRule="atLeast"/>
           <w:jc w:val="center"/>
@@ -4400,6 +4730,22 @@
         </w:tc>
       </w:tr>
       <w:tr>
+        <w:tblPrEx>
+          <w:tblBorders>
+            <w:top w:val="single" w:color="5A9D46" w:sz="24" w:space="0"/>
+            <w:left w:val="none" w:color="auto" w:sz="0" w:space="0"/>
+            <w:bottom w:val="single" w:color="A4A4A4" w:sz="4" w:space="0"/>
+            <w:right w:val="none" w:color="auto" w:sz="0" w:space="0"/>
+            <w:insideH w:val="single" w:color="A4A4A4" w:sz="4" w:space="0"/>
+            <w:insideV w:val="single" w:color="A4A4A4" w:sz="4" w:space="0"/>
+          </w:tblBorders>
+          <w:tblCellMar>
+            <w:top w:w="0" w:type="dxa"/>
+            <w:left w:w="108" w:type="dxa"/>
+            <w:bottom w:w="0" w:type="dxa"/>
+            <w:right w:w="108" w:type="dxa"/>
+          </w:tblCellMar>
+        </w:tblPrEx>
         <w:trPr>
           <w:trHeight w:val="477" w:hRule="atLeast"/>
           <w:jc w:val="center"/>
@@ -4673,6 +5019,22 @@
         </w:tc>
       </w:tr>
       <w:tr>
+        <w:tblPrEx>
+          <w:tblBorders>
+            <w:top w:val="single" w:color="5A9D46" w:sz="24" w:space="0"/>
+            <w:left w:val="none" w:color="auto" w:sz="0" w:space="0"/>
+            <w:bottom w:val="single" w:color="A4A4A4" w:sz="4" w:space="0"/>
+            <w:right w:val="none" w:color="auto" w:sz="0" w:space="0"/>
+            <w:insideH w:val="single" w:color="A4A4A4" w:sz="4" w:space="0"/>
+            <w:insideV w:val="single" w:color="A4A4A4" w:sz="4" w:space="0"/>
+          </w:tblBorders>
+          <w:tblCellMar>
+            <w:top w:w="0" w:type="dxa"/>
+            <w:left w:w="108" w:type="dxa"/>
+            <w:bottom w:w="0" w:type="dxa"/>
+            <w:right w:w="108" w:type="dxa"/>
+          </w:tblCellMar>
+        </w:tblPrEx>
         <w:trPr>
           <w:trHeight w:val="477" w:hRule="atLeast"/>
           <w:jc w:val="center"/>
@@ -4839,6 +5201,22 @@
         </w:tc>
       </w:tr>
       <w:tr>
+        <w:tblPrEx>
+          <w:tblBorders>
+            <w:top w:val="single" w:color="5A9D46" w:sz="24" w:space="0"/>
+            <w:left w:val="none" w:color="auto" w:sz="0" w:space="0"/>
+            <w:bottom w:val="single" w:color="A4A4A4" w:sz="4" w:space="0"/>
+            <w:right w:val="none" w:color="auto" w:sz="0" w:space="0"/>
+            <w:insideH w:val="single" w:color="A4A4A4" w:sz="4" w:space="0"/>
+            <w:insideV w:val="single" w:color="A4A4A4" w:sz="4" w:space="0"/>
+          </w:tblBorders>
+          <w:tblCellMar>
+            <w:top w:w="0" w:type="dxa"/>
+            <w:left w:w="108" w:type="dxa"/>
+            <w:bottom w:w="0" w:type="dxa"/>
+            <w:right w:w="108" w:type="dxa"/>
+          </w:tblCellMar>
+        </w:tblPrEx>
         <w:trPr>
           <w:trHeight w:val="477" w:hRule="atLeast"/>
           <w:jc w:val="center"/>
@@ -5005,6 +5383,22 @@
         </w:tc>
       </w:tr>
       <w:tr>
+        <w:tblPrEx>
+          <w:tblBorders>
+            <w:top w:val="single" w:color="5A9D46" w:sz="24" w:space="0"/>
+            <w:left w:val="none" w:color="auto" w:sz="0" w:space="0"/>
+            <w:bottom w:val="single" w:color="A4A4A4" w:sz="4" w:space="0"/>
+            <w:right w:val="none" w:color="auto" w:sz="0" w:space="0"/>
+            <w:insideH w:val="single" w:color="A4A4A4" w:sz="4" w:space="0"/>
+            <w:insideV w:val="single" w:color="A4A4A4" w:sz="4" w:space="0"/>
+          </w:tblBorders>
+          <w:tblCellMar>
+            <w:top w:w="0" w:type="dxa"/>
+            <w:left w:w="108" w:type="dxa"/>
+            <w:bottom w:w="0" w:type="dxa"/>
+            <w:right w:w="108" w:type="dxa"/>
+          </w:tblCellMar>
+        </w:tblPrEx>
         <w:trPr>
           <w:trHeight w:val="477" w:hRule="atLeast"/>
           <w:jc w:val="center"/>
@@ -5044,6 +5438,22 @@
         </w:tc>
       </w:tr>
       <w:tr>
+        <w:tblPrEx>
+          <w:tblBorders>
+            <w:top w:val="single" w:color="5A9D46" w:sz="24" w:space="0"/>
+            <w:left w:val="none" w:color="auto" w:sz="0" w:space="0"/>
+            <w:bottom w:val="single" w:color="A4A4A4" w:sz="4" w:space="0"/>
+            <w:right w:val="none" w:color="auto" w:sz="0" w:space="0"/>
+            <w:insideH w:val="single" w:color="A4A4A4" w:sz="4" w:space="0"/>
+            <w:insideV w:val="single" w:color="A4A4A4" w:sz="4" w:space="0"/>
+          </w:tblBorders>
+          <w:tblCellMar>
+            <w:top w:w="0" w:type="dxa"/>
+            <w:left w:w="108" w:type="dxa"/>
+            <w:bottom w:w="0" w:type="dxa"/>
+            <w:right w:w="108" w:type="dxa"/>
+          </w:tblCellMar>
+        </w:tblPrEx>
         <w:trPr>
           <w:trHeight w:val="520" w:hRule="atLeast"/>
           <w:jc w:val="center"/>
@@ -5099,6 +5509,22 @@
         </w:tc>
       </w:tr>
       <w:tr>
+        <w:tblPrEx>
+          <w:tblBorders>
+            <w:top w:val="single" w:color="5A9D46" w:sz="24" w:space="0"/>
+            <w:left w:val="none" w:color="auto" w:sz="0" w:space="0"/>
+            <w:bottom w:val="single" w:color="A4A4A4" w:sz="4" w:space="0"/>
+            <w:right w:val="none" w:color="auto" w:sz="0" w:space="0"/>
+            <w:insideH w:val="single" w:color="A4A4A4" w:sz="4" w:space="0"/>
+            <w:insideV w:val="single" w:color="A4A4A4" w:sz="4" w:space="0"/>
+          </w:tblBorders>
+          <w:tblCellMar>
+            <w:top w:w="0" w:type="dxa"/>
+            <w:left w:w="108" w:type="dxa"/>
+            <w:bottom w:w="0" w:type="dxa"/>
+            <w:right w:w="108" w:type="dxa"/>
+          </w:tblCellMar>
+        </w:tblPrEx>
         <w:trPr>
           <w:trHeight w:val="4260" w:hRule="atLeast"/>
           <w:jc w:val="center"/>
@@ -5285,6 +5711,22 @@
         </w:tc>
       </w:tr>
       <w:tr>
+        <w:tblPrEx>
+          <w:tblBorders>
+            <w:top w:val="single" w:color="5A9D46" w:sz="24" w:space="0"/>
+            <w:left w:val="none" w:color="auto" w:sz="0" w:space="0"/>
+            <w:bottom w:val="single" w:color="A4A4A4" w:sz="4" w:space="0"/>
+            <w:right w:val="none" w:color="auto" w:sz="0" w:space="0"/>
+            <w:insideH w:val="single" w:color="A4A4A4" w:sz="4" w:space="0"/>
+            <w:insideV w:val="single" w:color="A4A4A4" w:sz="4" w:space="0"/>
+          </w:tblBorders>
+          <w:tblCellMar>
+            <w:top w:w="0" w:type="dxa"/>
+            <w:left w:w="108" w:type="dxa"/>
+            <w:bottom w:w="0" w:type="dxa"/>
+            <w:right w:w="108" w:type="dxa"/>
+          </w:tblCellMar>
+        </w:tblPrEx>
         <w:trPr>
           <w:trHeight w:val="623" w:hRule="atLeast"/>
           <w:jc w:val="center"/>
@@ -5354,6 +5796,22 @@
         </w:tc>
       </w:tr>
       <w:tr>
+        <w:tblPrEx>
+          <w:tblBorders>
+            <w:top w:val="single" w:color="5A9D46" w:sz="24" w:space="0"/>
+            <w:left w:val="none" w:color="auto" w:sz="0" w:space="0"/>
+            <w:bottom w:val="single" w:color="A4A4A4" w:sz="4" w:space="0"/>
+            <w:right w:val="none" w:color="auto" w:sz="0" w:space="0"/>
+            <w:insideH w:val="single" w:color="A4A4A4" w:sz="4" w:space="0"/>
+            <w:insideV w:val="single" w:color="A4A4A4" w:sz="4" w:space="0"/>
+          </w:tblBorders>
+          <w:tblCellMar>
+            <w:top w:w="0" w:type="dxa"/>
+            <w:left w:w="108" w:type="dxa"/>
+            <w:bottom w:w="0" w:type="dxa"/>
+            <w:right w:w="108" w:type="dxa"/>
+          </w:tblCellMar>
+        </w:tblPrEx>
         <w:trPr>
           <w:trHeight w:val="4260" w:hRule="atLeast"/>
           <w:jc w:val="center"/>
@@ -5502,6 +5960,22 @@
         </w:tc>
       </w:tr>
       <w:tr>
+        <w:tblPrEx>
+          <w:tblBorders>
+            <w:top w:val="single" w:color="5A9D46" w:sz="24" w:space="0"/>
+            <w:left w:val="none" w:color="auto" w:sz="0" w:space="0"/>
+            <w:bottom w:val="single" w:color="A4A4A4" w:sz="4" w:space="0"/>
+            <w:right w:val="none" w:color="auto" w:sz="0" w:space="0"/>
+            <w:insideH w:val="single" w:color="A4A4A4" w:sz="4" w:space="0"/>
+            <w:insideV w:val="single" w:color="A4A4A4" w:sz="4" w:space="0"/>
+          </w:tblBorders>
+          <w:tblCellMar>
+            <w:top w:w="0" w:type="dxa"/>
+            <w:left w:w="108" w:type="dxa"/>
+            <w:bottom w:w="0" w:type="dxa"/>
+            <w:right w:w="108" w:type="dxa"/>
+          </w:tblCellMar>
+        </w:tblPrEx>
         <w:trPr>
           <w:trHeight w:val="829" w:hRule="atLeast"/>
           <w:jc w:val="center"/>
@@ -5571,6 +6045,22 @@
         </w:tc>
       </w:tr>
       <w:tr>
+        <w:tblPrEx>
+          <w:tblBorders>
+            <w:top w:val="single" w:color="5A9D46" w:sz="24" w:space="0"/>
+            <w:left w:val="none" w:color="auto" w:sz="0" w:space="0"/>
+            <w:bottom w:val="single" w:color="A4A4A4" w:sz="4" w:space="0"/>
+            <w:right w:val="none" w:color="auto" w:sz="0" w:space="0"/>
+            <w:insideH w:val="single" w:color="A4A4A4" w:sz="4" w:space="0"/>
+            <w:insideV w:val="single" w:color="A4A4A4" w:sz="4" w:space="0"/>
+          </w:tblBorders>
+          <w:tblCellMar>
+            <w:top w:w="0" w:type="dxa"/>
+            <w:left w:w="108" w:type="dxa"/>
+            <w:bottom w:w="0" w:type="dxa"/>
+            <w:right w:w="108" w:type="dxa"/>
+          </w:tblCellMar>
+        </w:tblPrEx>
         <w:trPr>
           <w:trHeight w:val="4260" w:hRule="atLeast"/>
           <w:jc w:val="center"/>
@@ -5730,6 +6220,22 @@
         </w:tc>
       </w:tr>
       <w:tr>
+        <w:tblPrEx>
+          <w:tblBorders>
+            <w:top w:val="single" w:color="5A9D46" w:sz="24" w:space="0"/>
+            <w:left w:val="none" w:color="auto" w:sz="0" w:space="0"/>
+            <w:bottom w:val="single" w:color="A4A4A4" w:sz="4" w:space="0"/>
+            <w:right w:val="none" w:color="auto" w:sz="0" w:space="0"/>
+            <w:insideH w:val="single" w:color="A4A4A4" w:sz="4" w:space="0"/>
+            <w:insideV w:val="single" w:color="A4A4A4" w:sz="4" w:space="0"/>
+          </w:tblBorders>
+          <w:tblCellMar>
+            <w:top w:w="0" w:type="dxa"/>
+            <w:left w:w="108" w:type="dxa"/>
+            <w:bottom w:w="0" w:type="dxa"/>
+            <w:right w:w="108" w:type="dxa"/>
+          </w:tblCellMar>
+        </w:tblPrEx>
         <w:trPr>
           <w:trHeight w:val="959" w:hRule="atLeast"/>
           <w:jc w:val="center"/>
@@ -5799,6 +6305,22 @@
         </w:tc>
       </w:tr>
       <w:tr>
+        <w:tblPrEx>
+          <w:tblBorders>
+            <w:top w:val="single" w:color="5A9D46" w:sz="24" w:space="0"/>
+            <w:left w:val="none" w:color="auto" w:sz="0" w:space="0"/>
+            <w:bottom w:val="single" w:color="A4A4A4" w:sz="4" w:space="0"/>
+            <w:right w:val="none" w:color="auto" w:sz="0" w:space="0"/>
+            <w:insideH w:val="single" w:color="A4A4A4" w:sz="4" w:space="0"/>
+            <w:insideV w:val="single" w:color="A4A4A4" w:sz="4" w:space="0"/>
+          </w:tblBorders>
+          <w:tblCellMar>
+            <w:top w:w="0" w:type="dxa"/>
+            <w:left w:w="108" w:type="dxa"/>
+            <w:bottom w:w="0" w:type="dxa"/>
+            <w:right w:w="108" w:type="dxa"/>
+          </w:tblCellMar>
+        </w:tblPrEx>
         <w:trPr>
           <w:trHeight w:val="4260" w:hRule="atLeast"/>
           <w:jc w:val="center"/>
@@ -5948,6 +6470,22 @@
         </w:tc>
       </w:tr>
       <w:tr>
+        <w:tblPrEx>
+          <w:tblBorders>
+            <w:top w:val="single" w:color="5A9D46" w:sz="24" w:space="0"/>
+            <w:left w:val="none" w:color="auto" w:sz="0" w:space="0"/>
+            <w:bottom w:val="single" w:color="A4A4A4" w:sz="4" w:space="0"/>
+            <w:right w:val="none" w:color="auto" w:sz="0" w:space="0"/>
+            <w:insideH w:val="single" w:color="A4A4A4" w:sz="4" w:space="0"/>
+            <w:insideV w:val="single" w:color="A4A4A4" w:sz="4" w:space="0"/>
+          </w:tblBorders>
+          <w:tblCellMar>
+            <w:top w:w="0" w:type="dxa"/>
+            <w:left w:w="108" w:type="dxa"/>
+            <w:bottom w:w="0" w:type="dxa"/>
+            <w:right w:w="108" w:type="dxa"/>
+          </w:tblCellMar>
+        </w:tblPrEx>
         <w:trPr>
           <w:trHeight w:val="780" w:hRule="atLeast"/>
           <w:jc w:val="center"/>
@@ -6083,6 +6621,22 @@
         <w:gridCol w:w="3118"/>
       </w:tblGrid>
       <w:tr>
+        <w:tblPrEx>
+          <w:tblBorders>
+            <w:top w:val="none" w:color="auto" w:sz="0" w:space="0"/>
+            <w:left w:val="none" w:color="auto" w:sz="0" w:space="0"/>
+            <w:bottom w:val="none" w:color="auto" w:sz="0" w:space="0"/>
+            <w:right w:val="none" w:color="auto" w:sz="0" w:space="0"/>
+            <w:insideH w:val="none" w:color="auto" w:sz="0" w:space="0"/>
+            <w:insideV w:val="none" w:color="auto" w:sz="0" w:space="0"/>
+          </w:tblBorders>
+          <w:tblCellMar>
+            <w:top w:w="0" w:type="dxa"/>
+            <w:left w:w="108" w:type="dxa"/>
+            <w:bottom w:w="0" w:type="dxa"/>
+            <w:right w:w="108" w:type="dxa"/>
+          </w:tblCellMar>
+        </w:tblPrEx>
         <w:trPr>
           <w:trHeight w:val="482" w:hRule="atLeast"/>
         </w:trPr>
@@ -6186,9 +6740,20 @@
                 <w:color w:val="000000"/>
                 <w:sz w:val="16"/>
                 <w:szCs w:val="16"/>
+                <w:lang w:val="en-US" w:eastAsia="zh-CN" w:bidi="ar"/>
+              </w:rPr>
+              <w:t>复核人</w:t>
+            </w:r>
+            <w:r>
+              <w:rPr>
+                <w:rFonts w:hint="eastAsia" w:ascii="微软雅黑" w:hAnsi="微软雅黑" w:eastAsia="微软雅黑" w:cs="Arial"/>
+                <w:b/>
+                <w:color w:val="000000"/>
+                <w:sz w:val="16"/>
+                <w:szCs w:val="16"/>
                 <w:lang w:bidi="ar"/>
               </w:rPr>
-              <w:t>审核医生：</w:t>
+              <w:t>：</w:t>
             </w:r>
           </w:p>
         </w:tc>
@@ -6211,17 +6776,88 @@
                 <w:sz w:val="16"/>
               </w:rPr>
             </w:pPr>
-            <w:r>
-              <w:rPr>
-                <w:rFonts w:hint="eastAsia" w:ascii="Times New Roman" w:hAnsi="Times New Roman" w:eastAsia="微软雅黑" w:cs="Times New Roman"/>
+            <w:bookmarkStart w:id="31" w:name="_GoBack"/>
+            <w:r>
+              <w:rPr>
+                <w:rFonts w:hint="eastAsia" w:eastAsia="微软雅黑"/>
                 <w:b/>
-                <w:color w:val="000000"/>
+                <w:bCs/>
                 <w:sz w:val="16"/>
-                <w:szCs w:val="18"/>
-                <w:lang w:val="en-US" w:eastAsia="zh-CN" w:bidi="ar"/>
-              </w:rPr>
-              <w:t>{{ her2.auditor }}</w:t>
-            </w:r>
+                <w:szCs w:val="16"/>
+                <w:lang w:eastAsia="zh-CN"/>
+              </w:rPr>
+              <w:drawing>
+                <wp:anchor distT="0" distB="0" distL="114300" distR="114300" simplePos="0" relativeHeight="251661312" behindDoc="0" locked="0" layoutInCell="1" allowOverlap="1">
+                  <wp:simplePos x="0" y="0"/>
+                  <wp:positionH relativeFrom="column">
+                    <wp:posOffset>748030</wp:posOffset>
+                  </wp:positionH>
+                  <wp:positionV relativeFrom="paragraph">
+                    <wp:posOffset>-84455</wp:posOffset>
+                  </wp:positionV>
+                  <wp:extent cx="495935" cy="280670"/>
+                  <wp:effectExtent l="0" t="0" r="0" b="9525"/>
+                  <wp:wrapNone/>
+                  <wp:docPr id="8" name="图片 8" descr="王建丽"/>
+                  <wp:cNvGraphicFramePr>
+                    <a:graphicFrameLocks xmlns:a="http://schemas.openxmlformats.org/drawingml/2006/main" noChangeAspect="1"/>
+                  </wp:cNvGraphicFramePr>
+                  <a:graphic xmlns:a="http://schemas.openxmlformats.org/drawingml/2006/main">
+                    <a:graphicData uri="http://schemas.openxmlformats.org/drawingml/2006/picture">
+                      <pic:pic xmlns:pic="http://schemas.openxmlformats.org/drawingml/2006/picture">
+                        <pic:nvPicPr>
+                          <pic:cNvPr id="8" name="图片 8" descr="王建丽"/>
+                          <pic:cNvPicPr>
+                            <a:picLocks noChangeAspect="1"/>
+                          </pic:cNvPicPr>
+                        </pic:nvPicPr>
+                        <pic:blipFill>
+                          <a:blip r:embed="rId12">
+                            <a:clrChange>
+                              <a:clrFrom>
+                                <a:srgbClr val="FFFFFF">
+                                  <a:alpha val="100000"/>
+                                </a:srgbClr>
+                              </a:clrFrom>
+                              <a:clrTo>
+                                <a:srgbClr val="FFFFFF">
+                                  <a:alpha val="100000"/>
+                                  <a:alpha val="0"/>
+                                </a:srgbClr>
+                              </a:clrTo>
+                            </a:clrChange>
+                          </a:blip>
+                          <a:stretch>
+                            <a:fillRect/>
+                          </a:stretch>
+                        </pic:blipFill>
+                        <pic:spPr>
+                          <a:xfrm>
+                            <a:off x="0" y="0"/>
+                            <a:ext cx="495935" cy="280670"/>
+                          </a:xfrm>
+                          <a:prstGeom prst="rect">
+                            <a:avLst/>
+                          </a:prstGeom>
+                        </pic:spPr>
+                      </pic:pic>
+                    </a:graphicData>
+                  </a:graphic>
+                </wp:anchor>
+              </w:drawing>
+            </w:r>
+            <w:r>
+              <w:rPr>
+                <w:rFonts w:hint="eastAsia" w:eastAsia="微软雅黑"/>
+                <w:b/>
+                <w:bCs/>
+                <w:sz w:val="16"/>
+                <w:szCs w:val="16"/>
+                <w:lang w:eastAsia="zh-CN"/>
+              </w:rPr>
+              <w:t>临检所复核人，</w:t>
+            </w:r>
+            <w:bookmarkEnd w:id="31"/>
           </w:p>
         </w:tc>
         <w:tc>
@@ -6297,6 +6933,22 @@
         </w:tc>
       </w:tr>
       <w:tr>
+        <w:tblPrEx>
+          <w:tblBorders>
+            <w:top w:val="none" w:color="auto" w:sz="0" w:space="0"/>
+            <w:left w:val="none" w:color="auto" w:sz="0" w:space="0"/>
+            <w:bottom w:val="none" w:color="auto" w:sz="0" w:space="0"/>
+            <w:right w:val="none" w:color="auto" w:sz="0" w:space="0"/>
+            <w:insideH w:val="none" w:color="auto" w:sz="0" w:space="0"/>
+            <w:insideV w:val="none" w:color="auto" w:sz="0" w:space="0"/>
+          </w:tblBorders>
+          <w:tblCellMar>
+            <w:top w:w="0" w:type="dxa"/>
+            <w:left w:w="108" w:type="dxa"/>
+            <w:bottom w:w="0" w:type="dxa"/>
+            <w:right w:w="108" w:type="dxa"/>
+          </w:tblCellMar>
+        </w:tblPrEx>
         <w:trPr>
           <w:trHeight w:val="204" w:hRule="atLeast"/>
         </w:trPr>
@@ -6648,6 +7300,22 @@
         <w:gridCol w:w="3139"/>
       </w:tblGrid>
       <w:tr>
+        <w:tblPrEx>
+          <w:tblBorders>
+            <w:top w:val="single" w:color="auto" w:sz="4" w:space="0"/>
+            <w:left w:val="single" w:color="auto" w:sz="4" w:space="0"/>
+            <w:bottom w:val="single" w:color="auto" w:sz="4" w:space="0"/>
+            <w:right w:val="single" w:color="auto" w:sz="4" w:space="0"/>
+            <w:insideH w:val="single" w:color="auto" w:sz="4" w:space="0"/>
+            <w:insideV w:val="single" w:color="auto" w:sz="4" w:space="0"/>
+          </w:tblBorders>
+          <w:tblCellMar>
+            <w:top w:w="0" w:type="dxa"/>
+            <w:left w:w="108" w:type="dxa"/>
+            <w:bottom w:w="0" w:type="dxa"/>
+            <w:right w:w="108" w:type="dxa"/>
+          </w:tblCellMar>
+        </w:tblPrEx>
         <w:trPr>
           <w:trHeight w:val="389" w:hRule="atLeast"/>
           <w:jc w:val="center"/>
@@ -6747,6 +7415,22 @@
         </w:tc>
       </w:tr>
       <w:tr>
+        <w:tblPrEx>
+          <w:tblBorders>
+            <w:top w:val="single" w:color="auto" w:sz="4" w:space="0"/>
+            <w:left w:val="single" w:color="auto" w:sz="4" w:space="0"/>
+            <w:bottom w:val="single" w:color="auto" w:sz="4" w:space="0"/>
+            <w:right w:val="single" w:color="auto" w:sz="4" w:space="0"/>
+            <w:insideH w:val="single" w:color="auto" w:sz="4" w:space="0"/>
+            <w:insideV w:val="single" w:color="auto" w:sz="4" w:space="0"/>
+          </w:tblBorders>
+          <w:tblCellMar>
+            <w:top w:w="0" w:type="dxa"/>
+            <w:left w:w="108" w:type="dxa"/>
+            <w:bottom w:w="0" w:type="dxa"/>
+            <w:right w:w="108" w:type="dxa"/>
+          </w:tblCellMar>
+        </w:tblPrEx>
         <w:trPr>
           <w:trHeight w:val="389" w:hRule="atLeast"/>
           <w:jc w:val="center"/>
@@ -6843,6 +7527,22 @@
         </w:tc>
       </w:tr>
       <w:tr>
+        <w:tblPrEx>
+          <w:tblBorders>
+            <w:top w:val="single" w:color="auto" w:sz="4" w:space="0"/>
+            <w:left w:val="single" w:color="auto" w:sz="4" w:space="0"/>
+            <w:bottom w:val="single" w:color="auto" w:sz="4" w:space="0"/>
+            <w:right w:val="single" w:color="auto" w:sz="4" w:space="0"/>
+            <w:insideH w:val="single" w:color="auto" w:sz="4" w:space="0"/>
+            <w:insideV w:val="single" w:color="auto" w:sz="4" w:space="0"/>
+          </w:tblBorders>
+          <w:tblCellMar>
+            <w:top w:w="0" w:type="dxa"/>
+            <w:left w:w="108" w:type="dxa"/>
+            <w:bottom w:w="0" w:type="dxa"/>
+            <w:right w:w="108" w:type="dxa"/>
+          </w:tblCellMar>
+        </w:tblPrEx>
         <w:trPr>
           <w:trHeight w:val="389" w:hRule="atLeast"/>
           <w:jc w:val="center"/>
@@ -6941,6 +7641,22 @@
         </w:tc>
       </w:tr>
       <w:tr>
+        <w:tblPrEx>
+          <w:tblBorders>
+            <w:top w:val="single" w:color="auto" w:sz="4" w:space="0"/>
+            <w:left w:val="single" w:color="auto" w:sz="4" w:space="0"/>
+            <w:bottom w:val="single" w:color="auto" w:sz="4" w:space="0"/>
+            <w:right w:val="single" w:color="auto" w:sz="4" w:space="0"/>
+            <w:insideH w:val="single" w:color="auto" w:sz="4" w:space="0"/>
+            <w:insideV w:val="single" w:color="auto" w:sz="4" w:space="0"/>
+          </w:tblBorders>
+          <w:tblCellMar>
+            <w:top w:w="0" w:type="dxa"/>
+            <w:left w:w="108" w:type="dxa"/>
+            <w:bottom w:w="0" w:type="dxa"/>
+            <w:right w:w="108" w:type="dxa"/>
+          </w:tblCellMar>
+        </w:tblPrEx>
         <w:trPr>
           <w:trHeight w:val="389" w:hRule="atLeast"/>
           <w:jc w:val="center"/>
@@ -7043,6 +7759,22 @@
         </w:tc>
       </w:tr>
       <w:tr>
+        <w:tblPrEx>
+          <w:tblBorders>
+            <w:top w:val="single" w:color="auto" w:sz="4" w:space="0"/>
+            <w:left w:val="single" w:color="auto" w:sz="4" w:space="0"/>
+            <w:bottom w:val="single" w:color="auto" w:sz="4" w:space="0"/>
+            <w:right w:val="single" w:color="auto" w:sz="4" w:space="0"/>
+            <w:insideH w:val="single" w:color="auto" w:sz="4" w:space="0"/>
+            <w:insideV w:val="single" w:color="auto" w:sz="4" w:space="0"/>
+          </w:tblBorders>
+          <w:tblCellMar>
+            <w:top w:w="0" w:type="dxa"/>
+            <w:left w:w="108" w:type="dxa"/>
+            <w:bottom w:w="0" w:type="dxa"/>
+            <w:right w:w="108" w:type="dxa"/>
+          </w:tblCellMar>
+        </w:tblPrEx>
         <w:trPr>
           <w:trHeight w:val="389" w:hRule="atLeast"/>
           <w:jc w:val="center"/>
@@ -7141,6 +7873,22 @@
         </w:tc>
       </w:tr>
       <w:tr>
+        <w:tblPrEx>
+          <w:tblBorders>
+            <w:top w:val="single" w:color="auto" w:sz="4" w:space="0"/>
+            <w:left w:val="single" w:color="auto" w:sz="4" w:space="0"/>
+            <w:bottom w:val="single" w:color="auto" w:sz="4" w:space="0"/>
+            <w:right w:val="single" w:color="auto" w:sz="4" w:space="0"/>
+            <w:insideH w:val="single" w:color="auto" w:sz="4" w:space="0"/>
+            <w:insideV w:val="single" w:color="auto" w:sz="4" w:space="0"/>
+          </w:tblBorders>
+          <w:tblCellMar>
+            <w:top w:w="0" w:type="dxa"/>
+            <w:left w:w="108" w:type="dxa"/>
+            <w:bottom w:w="0" w:type="dxa"/>
+            <w:right w:w="108" w:type="dxa"/>
+          </w:tblCellMar>
+        </w:tblPrEx>
         <w:trPr>
           <w:trHeight w:val="389" w:hRule="atLeast"/>
           <w:jc w:val="center"/>
@@ -7239,6 +7987,22 @@
         </w:tc>
       </w:tr>
       <w:tr>
+        <w:tblPrEx>
+          <w:tblBorders>
+            <w:top w:val="single" w:color="auto" w:sz="4" w:space="0"/>
+            <w:left w:val="single" w:color="auto" w:sz="4" w:space="0"/>
+            <w:bottom w:val="single" w:color="auto" w:sz="4" w:space="0"/>
+            <w:right w:val="single" w:color="auto" w:sz="4" w:space="0"/>
+            <w:insideH w:val="single" w:color="auto" w:sz="4" w:space="0"/>
+            <w:insideV w:val="single" w:color="auto" w:sz="4" w:space="0"/>
+          </w:tblBorders>
+          <w:tblCellMar>
+            <w:top w:w="0" w:type="dxa"/>
+            <w:left w:w="108" w:type="dxa"/>
+            <w:bottom w:w="0" w:type="dxa"/>
+            <w:right w:w="108" w:type="dxa"/>
+          </w:tblCellMar>
+        </w:tblPrEx>
         <w:trPr>
           <w:trHeight w:val="389" w:hRule="atLeast"/>
           <w:jc w:val="center"/>
@@ -7337,6 +8101,22 @@
         </w:tc>
       </w:tr>
       <w:tr>
+        <w:tblPrEx>
+          <w:tblBorders>
+            <w:top w:val="single" w:color="auto" w:sz="4" w:space="0"/>
+            <w:left w:val="single" w:color="auto" w:sz="4" w:space="0"/>
+            <w:bottom w:val="single" w:color="auto" w:sz="4" w:space="0"/>
+            <w:right w:val="single" w:color="auto" w:sz="4" w:space="0"/>
+            <w:insideH w:val="single" w:color="auto" w:sz="4" w:space="0"/>
+            <w:insideV w:val="single" w:color="auto" w:sz="4" w:space="0"/>
+          </w:tblBorders>
+          <w:tblCellMar>
+            <w:top w:w="0" w:type="dxa"/>
+            <w:left w:w="108" w:type="dxa"/>
+            <w:bottom w:w="0" w:type="dxa"/>
+            <w:right w:w="108" w:type="dxa"/>
+          </w:tblCellMar>
+        </w:tblPrEx>
         <w:trPr>
           <w:trHeight w:val="389" w:hRule="atLeast"/>
           <w:jc w:val="center"/>
@@ -7435,6 +8215,22 @@
         </w:tc>
       </w:tr>
       <w:tr>
+        <w:tblPrEx>
+          <w:tblBorders>
+            <w:top w:val="single" w:color="auto" w:sz="4" w:space="0"/>
+            <w:left w:val="single" w:color="auto" w:sz="4" w:space="0"/>
+            <w:bottom w:val="single" w:color="auto" w:sz="4" w:space="0"/>
+            <w:right w:val="single" w:color="auto" w:sz="4" w:space="0"/>
+            <w:insideH w:val="single" w:color="auto" w:sz="4" w:space="0"/>
+            <w:insideV w:val="single" w:color="auto" w:sz="4" w:space="0"/>
+          </w:tblBorders>
+          <w:tblCellMar>
+            <w:top w:w="0" w:type="dxa"/>
+            <w:left w:w="108" w:type="dxa"/>
+            <w:bottom w:w="0" w:type="dxa"/>
+            <w:right w:w="108" w:type="dxa"/>
+          </w:tblCellMar>
+        </w:tblPrEx>
         <w:trPr>
           <w:trHeight w:val="389" w:hRule="atLeast"/>
           <w:jc w:val="center"/>
@@ -7533,6 +8329,22 @@
         </w:tc>
       </w:tr>
       <w:tr>
+        <w:tblPrEx>
+          <w:tblBorders>
+            <w:top w:val="single" w:color="auto" w:sz="4" w:space="0"/>
+            <w:left w:val="single" w:color="auto" w:sz="4" w:space="0"/>
+            <w:bottom w:val="single" w:color="auto" w:sz="4" w:space="0"/>
+            <w:right w:val="single" w:color="auto" w:sz="4" w:space="0"/>
+            <w:insideH w:val="single" w:color="auto" w:sz="4" w:space="0"/>
+            <w:insideV w:val="single" w:color="auto" w:sz="4" w:space="0"/>
+          </w:tblBorders>
+          <w:tblCellMar>
+            <w:top w:w="0" w:type="dxa"/>
+            <w:left w:w="108" w:type="dxa"/>
+            <w:bottom w:w="0" w:type="dxa"/>
+            <w:right w:w="108" w:type="dxa"/>
+          </w:tblCellMar>
+        </w:tblPrEx>
         <w:trPr>
           <w:trHeight w:val="389" w:hRule="atLeast"/>
           <w:jc w:val="center"/>
@@ -7557,7 +8369,6 @@
               </w:rPr>
             </w:pPr>
             <w:bookmarkStart w:id="20" w:name="OLE_LINK13"/>
-            <w:bookmarkStart w:id="31" w:name="_GoBack" w:colFirst="1" w:colLast="2"/>
             <w:r>
               <w:rPr>
                 <w:rFonts w:hint="default" w:ascii="Times New Roman" w:hAnsi="Times New Roman" w:eastAsia="微软雅黑" w:cs="Times New Roman"/>
@@ -7718,6 +8529,22 @@
         </w:tc>
       </w:tr>
       <w:tr>
+        <w:tblPrEx>
+          <w:tblBorders>
+            <w:top w:val="single" w:color="auto" w:sz="4" w:space="0"/>
+            <w:left w:val="single" w:color="auto" w:sz="4" w:space="0"/>
+            <w:bottom w:val="single" w:color="auto" w:sz="4" w:space="0"/>
+            <w:right w:val="single" w:color="auto" w:sz="4" w:space="0"/>
+            <w:insideH w:val="single" w:color="auto" w:sz="4" w:space="0"/>
+            <w:insideV w:val="single" w:color="auto" w:sz="4" w:space="0"/>
+          </w:tblBorders>
+          <w:tblCellMar>
+            <w:top w:w="0" w:type="dxa"/>
+            <w:left w:w="108" w:type="dxa"/>
+            <w:bottom w:w="0" w:type="dxa"/>
+            <w:right w:w="108" w:type="dxa"/>
+          </w:tblCellMar>
+        </w:tblPrEx>
         <w:trPr>
           <w:trHeight w:val="389" w:hRule="atLeast"/>
           <w:jc w:val="center"/>
@@ -7726,7 +8553,6 @@
           <w:tcPr>
             <w:tcW w:w="3171" w:type="dxa"/>
             <w:vMerge w:val="continue"/>
-            <w:tcBorders/>
             <w:vAlign w:val="center"/>
           </w:tcPr>
           <w:p>
@@ -7806,8 +8632,23 @@
           </w:p>
         </w:tc>
       </w:tr>
-      <w:bookmarkEnd w:id="31"/>
       <w:tr>
+        <w:tblPrEx>
+          <w:tblBorders>
+            <w:top w:val="single" w:color="auto" w:sz="4" w:space="0"/>
+            <w:left w:val="single" w:color="auto" w:sz="4" w:space="0"/>
+            <w:bottom w:val="single" w:color="auto" w:sz="4" w:space="0"/>
+            <w:right w:val="single" w:color="auto" w:sz="4" w:space="0"/>
+            <w:insideH w:val="single" w:color="auto" w:sz="4" w:space="0"/>
+            <w:insideV w:val="single" w:color="auto" w:sz="4" w:space="0"/>
+          </w:tblBorders>
+          <w:tblCellMar>
+            <w:top w:w="0" w:type="dxa"/>
+            <w:left w:w="108" w:type="dxa"/>
+            <w:bottom w:w="0" w:type="dxa"/>
+            <w:right w:w="108" w:type="dxa"/>
+          </w:tblCellMar>
+        </w:tblPrEx>
         <w:trPr>
           <w:trHeight w:val="389" w:hRule="atLeast"/>
           <w:jc w:val="center"/>
@@ -7905,6 +8746,22 @@
         </w:tc>
       </w:tr>
       <w:tr>
+        <w:tblPrEx>
+          <w:tblBorders>
+            <w:top w:val="single" w:color="auto" w:sz="4" w:space="0"/>
+            <w:left w:val="single" w:color="auto" w:sz="4" w:space="0"/>
+            <w:bottom w:val="single" w:color="auto" w:sz="4" w:space="0"/>
+            <w:right w:val="single" w:color="auto" w:sz="4" w:space="0"/>
+            <w:insideH w:val="single" w:color="auto" w:sz="4" w:space="0"/>
+            <w:insideV w:val="single" w:color="auto" w:sz="4" w:space="0"/>
+          </w:tblBorders>
+          <w:tblCellMar>
+            <w:top w:w="0" w:type="dxa"/>
+            <w:left w:w="108" w:type="dxa"/>
+            <w:bottom w:w="0" w:type="dxa"/>
+            <w:right w:w="108" w:type="dxa"/>
+          </w:tblCellMar>
+        </w:tblPrEx>
         <w:trPr>
           <w:trHeight w:val="389" w:hRule="atLeast"/>
           <w:jc w:val="center"/>
@@ -8013,6 +8870,22 @@
         </w:tc>
       </w:tr>
       <w:tr>
+        <w:tblPrEx>
+          <w:tblBorders>
+            <w:top w:val="single" w:color="auto" w:sz="4" w:space="0"/>
+            <w:left w:val="single" w:color="auto" w:sz="4" w:space="0"/>
+            <w:bottom w:val="single" w:color="auto" w:sz="4" w:space="0"/>
+            <w:right w:val="single" w:color="auto" w:sz="4" w:space="0"/>
+            <w:insideH w:val="single" w:color="auto" w:sz="4" w:space="0"/>
+            <w:insideV w:val="single" w:color="auto" w:sz="4" w:space="0"/>
+          </w:tblBorders>
+          <w:tblCellMar>
+            <w:top w:w="0" w:type="dxa"/>
+            <w:left w:w="108" w:type="dxa"/>
+            <w:bottom w:w="0" w:type="dxa"/>
+            <w:right w:w="108" w:type="dxa"/>
+          </w:tblCellMar>
+        </w:tblPrEx>
         <w:trPr>
           <w:trHeight w:val="400" w:hRule="atLeast"/>
           <w:jc w:val="center"/>
@@ -8240,6 +9113,22 @@
         <w:gridCol w:w="1444"/>
       </w:tblGrid>
       <w:tr>
+        <w:tblPrEx>
+          <w:tblBorders>
+            <w:top w:val="single" w:color="auto" w:sz="4" w:space="0"/>
+            <w:left w:val="single" w:color="auto" w:sz="4" w:space="0"/>
+            <w:bottom w:val="single" w:color="auto" w:sz="4" w:space="0"/>
+            <w:right w:val="single" w:color="auto" w:sz="4" w:space="0"/>
+            <w:insideH w:val="single" w:color="auto" w:sz="4" w:space="0"/>
+            <w:insideV w:val="single" w:color="auto" w:sz="4" w:space="0"/>
+          </w:tblBorders>
+          <w:tblCellMar>
+            <w:top w:w="0" w:type="dxa"/>
+            <w:left w:w="108" w:type="dxa"/>
+            <w:bottom w:w="0" w:type="dxa"/>
+            <w:right w:w="108" w:type="dxa"/>
+          </w:tblCellMar>
+        </w:tblPrEx>
         <w:trPr>
           <w:trHeight w:val="90" w:hRule="atLeast"/>
           <w:jc w:val="center"/>
@@ -8401,6 +9290,22 @@
         </w:tc>
       </w:tr>
       <w:tr>
+        <w:tblPrEx>
+          <w:tblBorders>
+            <w:top w:val="single" w:color="auto" w:sz="4" w:space="0"/>
+            <w:left w:val="single" w:color="auto" w:sz="4" w:space="0"/>
+            <w:bottom w:val="single" w:color="auto" w:sz="4" w:space="0"/>
+            <w:right w:val="single" w:color="auto" w:sz="4" w:space="0"/>
+            <w:insideH w:val="single" w:color="auto" w:sz="4" w:space="0"/>
+            <w:insideV w:val="single" w:color="auto" w:sz="4" w:space="0"/>
+          </w:tblBorders>
+          <w:tblCellMar>
+            <w:top w:w="0" w:type="dxa"/>
+            <w:left w:w="108" w:type="dxa"/>
+            <w:bottom w:w="0" w:type="dxa"/>
+            <w:right w:w="108" w:type="dxa"/>
+          </w:tblCellMar>
+        </w:tblPrEx>
         <w:trPr>
           <w:trHeight w:val="90" w:hRule="atLeast"/>
           <w:jc w:val="center"/>
@@ -8580,6 +9485,22 @@
         </w:tc>
       </w:tr>
       <w:tr>
+        <w:tblPrEx>
+          <w:tblBorders>
+            <w:top w:val="single" w:color="auto" w:sz="4" w:space="0"/>
+            <w:left w:val="single" w:color="auto" w:sz="4" w:space="0"/>
+            <w:bottom w:val="single" w:color="auto" w:sz="4" w:space="0"/>
+            <w:right w:val="single" w:color="auto" w:sz="4" w:space="0"/>
+            <w:insideH w:val="single" w:color="auto" w:sz="4" w:space="0"/>
+            <w:insideV w:val="single" w:color="auto" w:sz="4" w:space="0"/>
+          </w:tblBorders>
+          <w:tblCellMar>
+            <w:top w:w="0" w:type="dxa"/>
+            <w:left w:w="108" w:type="dxa"/>
+            <w:bottom w:w="0" w:type="dxa"/>
+            <w:right w:w="108" w:type="dxa"/>
+          </w:tblCellMar>
+        </w:tblPrEx>
         <w:trPr>
           <w:trHeight w:val="90" w:hRule="atLeast"/>
           <w:jc w:val="center"/>
@@ -8746,6 +9667,22 @@
         </w:tc>
       </w:tr>
       <w:tr>
+        <w:tblPrEx>
+          <w:tblBorders>
+            <w:top w:val="single" w:color="auto" w:sz="4" w:space="0"/>
+            <w:left w:val="single" w:color="auto" w:sz="4" w:space="0"/>
+            <w:bottom w:val="single" w:color="auto" w:sz="4" w:space="0"/>
+            <w:right w:val="single" w:color="auto" w:sz="4" w:space="0"/>
+            <w:insideH w:val="single" w:color="auto" w:sz="4" w:space="0"/>
+            <w:insideV w:val="single" w:color="auto" w:sz="4" w:space="0"/>
+          </w:tblBorders>
+          <w:tblCellMar>
+            <w:top w:w="0" w:type="dxa"/>
+            <w:left w:w="108" w:type="dxa"/>
+            <w:bottom w:w="0" w:type="dxa"/>
+            <w:right w:w="108" w:type="dxa"/>
+          </w:tblCellMar>
+        </w:tblPrEx>
         <w:trPr>
           <w:trHeight w:val="90" w:hRule="atLeast"/>
           <w:jc w:val="center"/>
@@ -8912,6 +9849,22 @@
         </w:tc>
       </w:tr>
       <w:tr>
+        <w:tblPrEx>
+          <w:tblBorders>
+            <w:top w:val="single" w:color="auto" w:sz="4" w:space="0"/>
+            <w:left w:val="single" w:color="auto" w:sz="4" w:space="0"/>
+            <w:bottom w:val="single" w:color="auto" w:sz="4" w:space="0"/>
+            <w:right w:val="single" w:color="auto" w:sz="4" w:space="0"/>
+            <w:insideH w:val="single" w:color="auto" w:sz="4" w:space="0"/>
+            <w:insideV w:val="single" w:color="auto" w:sz="4" w:space="0"/>
+          </w:tblBorders>
+          <w:tblCellMar>
+            <w:top w:w="0" w:type="dxa"/>
+            <w:left w:w="108" w:type="dxa"/>
+            <w:bottom w:w="0" w:type="dxa"/>
+            <w:right w:w="108" w:type="dxa"/>
+          </w:tblCellMar>
+        </w:tblPrEx>
         <w:trPr>
           <w:trHeight w:val="90" w:hRule="atLeast"/>
           <w:jc w:val="center"/>
@@ -9078,6 +10031,22 @@
         </w:tc>
       </w:tr>
       <w:tr>
+        <w:tblPrEx>
+          <w:tblBorders>
+            <w:top w:val="single" w:color="auto" w:sz="4" w:space="0"/>
+            <w:left w:val="single" w:color="auto" w:sz="4" w:space="0"/>
+            <w:bottom w:val="single" w:color="auto" w:sz="4" w:space="0"/>
+            <w:right w:val="single" w:color="auto" w:sz="4" w:space="0"/>
+            <w:insideH w:val="single" w:color="auto" w:sz="4" w:space="0"/>
+            <w:insideV w:val="single" w:color="auto" w:sz="4" w:space="0"/>
+          </w:tblBorders>
+          <w:tblCellMar>
+            <w:top w:w="0" w:type="dxa"/>
+            <w:left w:w="108" w:type="dxa"/>
+            <w:bottom w:w="0" w:type="dxa"/>
+            <w:right w:w="108" w:type="dxa"/>
+          </w:tblCellMar>
+        </w:tblPrEx>
         <w:trPr>
           <w:trHeight w:val="90" w:hRule="atLeast"/>
           <w:jc w:val="center"/>
@@ -9276,6 +10245,22 @@
         </w:tc>
       </w:tr>
       <w:tr>
+        <w:tblPrEx>
+          <w:tblBorders>
+            <w:top w:val="single" w:color="auto" w:sz="4" w:space="0"/>
+            <w:left w:val="single" w:color="auto" w:sz="4" w:space="0"/>
+            <w:bottom w:val="single" w:color="auto" w:sz="4" w:space="0"/>
+            <w:right w:val="single" w:color="auto" w:sz="4" w:space="0"/>
+            <w:insideH w:val="single" w:color="auto" w:sz="4" w:space="0"/>
+            <w:insideV w:val="single" w:color="auto" w:sz="4" w:space="0"/>
+          </w:tblBorders>
+          <w:tblCellMar>
+            <w:top w:w="0" w:type="dxa"/>
+            <w:left w:w="108" w:type="dxa"/>
+            <w:bottom w:w="0" w:type="dxa"/>
+            <w:right w:w="108" w:type="dxa"/>
+          </w:tblCellMar>
+        </w:tblPrEx>
         <w:trPr>
           <w:trHeight w:val="90" w:hRule="atLeast"/>
           <w:jc w:val="center"/>
@@ -9432,6 +10417,22 @@
         </w:tc>
       </w:tr>
       <w:tr>
+        <w:tblPrEx>
+          <w:tblBorders>
+            <w:top w:val="single" w:color="auto" w:sz="4" w:space="0"/>
+            <w:left w:val="single" w:color="auto" w:sz="4" w:space="0"/>
+            <w:bottom w:val="single" w:color="auto" w:sz="4" w:space="0"/>
+            <w:right w:val="single" w:color="auto" w:sz="4" w:space="0"/>
+            <w:insideH w:val="single" w:color="auto" w:sz="4" w:space="0"/>
+            <w:insideV w:val="single" w:color="auto" w:sz="4" w:space="0"/>
+          </w:tblBorders>
+          <w:tblCellMar>
+            <w:top w:w="0" w:type="dxa"/>
+            <w:left w:w="108" w:type="dxa"/>
+            <w:bottom w:w="0" w:type="dxa"/>
+            <w:right w:w="108" w:type="dxa"/>
+          </w:tblCellMar>
+        </w:tblPrEx>
         <w:trPr>
           <w:trHeight w:val="90" w:hRule="atLeast"/>
           <w:jc w:val="center"/>
@@ -9588,6 +10589,22 @@
         </w:tc>
       </w:tr>
       <w:tr>
+        <w:tblPrEx>
+          <w:tblBorders>
+            <w:top w:val="single" w:color="auto" w:sz="4" w:space="0"/>
+            <w:left w:val="single" w:color="auto" w:sz="4" w:space="0"/>
+            <w:bottom w:val="single" w:color="auto" w:sz="4" w:space="0"/>
+            <w:right w:val="single" w:color="auto" w:sz="4" w:space="0"/>
+            <w:insideH w:val="single" w:color="auto" w:sz="4" w:space="0"/>
+            <w:insideV w:val="single" w:color="auto" w:sz="4" w:space="0"/>
+          </w:tblBorders>
+          <w:tblCellMar>
+            <w:top w:w="0" w:type="dxa"/>
+            <w:left w:w="108" w:type="dxa"/>
+            <w:bottom w:w="0" w:type="dxa"/>
+            <w:right w:w="108" w:type="dxa"/>
+          </w:tblCellMar>
+        </w:tblPrEx>
         <w:trPr>
           <w:trHeight w:val="90" w:hRule="atLeast"/>
           <w:jc w:val="center"/>
@@ -9746,6 +10763,22 @@
         </w:tc>
       </w:tr>
       <w:tr>
+        <w:tblPrEx>
+          <w:tblBorders>
+            <w:top w:val="single" w:color="auto" w:sz="4" w:space="0"/>
+            <w:left w:val="single" w:color="auto" w:sz="4" w:space="0"/>
+            <w:bottom w:val="single" w:color="auto" w:sz="4" w:space="0"/>
+            <w:right w:val="single" w:color="auto" w:sz="4" w:space="0"/>
+            <w:insideH w:val="single" w:color="auto" w:sz="4" w:space="0"/>
+            <w:insideV w:val="single" w:color="auto" w:sz="4" w:space="0"/>
+          </w:tblBorders>
+          <w:tblCellMar>
+            <w:top w:w="0" w:type="dxa"/>
+            <w:left w:w="108" w:type="dxa"/>
+            <w:bottom w:w="0" w:type="dxa"/>
+            <w:right w:w="108" w:type="dxa"/>
+          </w:tblCellMar>
+        </w:tblPrEx>
         <w:trPr>
           <w:trHeight w:val="90" w:hRule="atLeast"/>
           <w:jc w:val="center"/>
@@ -9902,6 +10935,22 @@
         </w:tc>
       </w:tr>
       <w:tr>
+        <w:tblPrEx>
+          <w:tblBorders>
+            <w:top w:val="single" w:color="auto" w:sz="4" w:space="0"/>
+            <w:left w:val="single" w:color="auto" w:sz="4" w:space="0"/>
+            <w:bottom w:val="single" w:color="auto" w:sz="4" w:space="0"/>
+            <w:right w:val="single" w:color="auto" w:sz="4" w:space="0"/>
+            <w:insideH w:val="single" w:color="auto" w:sz="4" w:space="0"/>
+            <w:insideV w:val="single" w:color="auto" w:sz="4" w:space="0"/>
+          </w:tblBorders>
+          <w:tblCellMar>
+            <w:top w:w="0" w:type="dxa"/>
+            <w:left w:w="108" w:type="dxa"/>
+            <w:bottom w:w="0" w:type="dxa"/>
+            <w:right w:w="108" w:type="dxa"/>
+          </w:tblCellMar>
+        </w:tblPrEx>
         <w:trPr>
           <w:trHeight w:val="90" w:hRule="atLeast"/>
           <w:jc w:val="center"/>

--- a/WebContent/docx/HER2基因扩增报告.docx
+++ b/WebContent/docx/HER2基因扩增报告.docx
@@ -1713,13 +1713,13 @@
         </w:rPr>
       </w:pPr>
       <w:bookmarkStart w:id="0" w:name="_Toc24397"/>
-      <w:bookmarkStart w:id="1" w:name="_Toc27500"/>
-      <w:bookmarkStart w:id="2" w:name="_Toc24178_WPSOffice_Level1"/>
-      <w:bookmarkStart w:id="3" w:name="_Toc30143_WPSOffice_Level1"/>
-      <w:bookmarkStart w:id="4" w:name="_Toc21669"/>
-      <w:bookmarkStart w:id="5" w:name="_Toc32054"/>
-      <w:bookmarkStart w:id="6" w:name="_Toc21009_WPSOffice_Level1"/>
-      <w:bookmarkStart w:id="7" w:name="_Toc13806"/>
+      <w:bookmarkStart w:id="1" w:name="_Toc30143_WPSOffice_Level1"/>
+      <w:bookmarkStart w:id="2" w:name="_Toc21669"/>
+      <w:bookmarkStart w:id="3" w:name="_Toc32054"/>
+      <w:bookmarkStart w:id="4" w:name="_Toc21009_WPSOffice_Level1"/>
+      <w:bookmarkStart w:id="5" w:name="_Toc13806"/>
+      <w:bookmarkStart w:id="6" w:name="_Toc24178_WPSOffice_Level1"/>
+      <w:bookmarkStart w:id="7" w:name="_Toc27500"/>
     </w:p>
     <w:p>
       <w:pPr>
@@ -3513,6 +3513,12 @@
             <w:insideH w:val="none" w:color="auto" w:sz="0" w:space="0"/>
             <w:insideV w:val="none" w:color="auto" w:sz="0" w:space="0"/>
           </w:tblBorders>
+          <w:tblCellMar>
+            <w:top w:w="0" w:type="dxa"/>
+            <w:left w:w="108" w:type="dxa"/>
+            <w:bottom w:w="0" w:type="dxa"/>
+            <w:right w:w="108" w:type="dxa"/>
+          </w:tblCellMar>
         </w:tblPrEx>
         <w:trPr>
           <w:trHeight w:val="498" w:hRule="atLeast"/>
@@ -6790,10 +6796,10 @@
                 <wp:anchor distT="0" distB="0" distL="114300" distR="114300" simplePos="0" relativeHeight="251661312" behindDoc="0" locked="0" layoutInCell="1" allowOverlap="1">
                   <wp:simplePos x="0" y="0"/>
                   <wp:positionH relativeFrom="column">
-                    <wp:posOffset>748030</wp:posOffset>
+                    <wp:posOffset>-6350</wp:posOffset>
                   </wp:positionH>
                   <wp:positionV relativeFrom="paragraph">
-                    <wp:posOffset>-84455</wp:posOffset>
+                    <wp:posOffset>-76835</wp:posOffset>
                   </wp:positionV>
                   <wp:extent cx="495935" cy="280670"/>
                   <wp:effectExtent l="0" t="0" r="0" b="9525"/>
@@ -6845,17 +6851,6 @@
                   </a:graphic>
                 </wp:anchor>
               </w:drawing>
-            </w:r>
-            <w:r>
-              <w:rPr>
-                <w:rFonts w:hint="eastAsia" w:eastAsia="微软雅黑"/>
-                <w:b/>
-                <w:bCs/>
-                <w:sz w:val="16"/>
-                <w:szCs w:val="16"/>
-                <w:lang w:eastAsia="zh-CN"/>
-              </w:rPr>
-              <w:t>临检所复核人，</w:t>
             </w:r>
             <w:bookmarkEnd w:id="31"/>
           </w:p>

--- a/WebContent/docx/HER2基因扩增报告.docx
+++ b/WebContent/docx/HER2基因扩增报告.docx
@@ -1712,14 +1712,14 @@
           </w14:shadow>
         </w:rPr>
       </w:pPr>
-      <w:bookmarkStart w:id="0" w:name="_Toc24397"/>
-      <w:bookmarkStart w:id="1" w:name="_Toc30143_WPSOffice_Level1"/>
-      <w:bookmarkStart w:id="2" w:name="_Toc21669"/>
-      <w:bookmarkStart w:id="3" w:name="_Toc32054"/>
-      <w:bookmarkStart w:id="4" w:name="_Toc21009_WPSOffice_Level1"/>
-      <w:bookmarkStart w:id="5" w:name="_Toc13806"/>
-      <w:bookmarkStart w:id="6" w:name="_Toc24178_WPSOffice_Level1"/>
-      <w:bookmarkStart w:id="7" w:name="_Toc27500"/>
+      <w:bookmarkStart w:id="0" w:name="_Toc24178_WPSOffice_Level1"/>
+      <w:bookmarkStart w:id="1" w:name="_Toc27500"/>
+      <w:bookmarkStart w:id="2" w:name="_Toc30143_WPSOffice_Level1"/>
+      <w:bookmarkStart w:id="3" w:name="_Toc21669"/>
+      <w:bookmarkStart w:id="4" w:name="_Toc32054"/>
+      <w:bookmarkStart w:id="5" w:name="_Toc21009_WPSOffice_Level1"/>
+      <w:bookmarkStart w:id="6" w:name="_Toc13806"/>
+      <w:bookmarkStart w:id="7" w:name="_Toc24397"/>
     </w:p>
     <w:p>
       <w:pPr>
@@ -6670,50 +6670,6 @@
                 <w:szCs w:val="16"/>
               </w:rPr>
             </w:pPr>
-            <w:r>
-              <w:rPr>
-                <w:rFonts w:hint="eastAsia" w:ascii="微软雅黑" w:hAnsi="微软雅黑" w:eastAsia="微软雅黑" w:cs="Times New Roman"/>
-                <w:b/>
-                <w:color w:val="000000"/>
-                <w:sz w:val="16"/>
-                <w:szCs w:val="16"/>
-                <w:lang w:bidi="ar"/>
-              </w:rPr>
-              <w:t>检测人：</w:t>
-            </w:r>
-            <w:r>
-              <w:rPr>
-                <w:rFonts w:hint="eastAsia" w:ascii="Times New Roman" w:hAnsi="Times New Roman" w:eastAsia="微软雅黑" w:cs="Times New Roman"/>
-                <w:b/>
-                <w:color w:val="000000"/>
-                <w:sz w:val="16"/>
-                <w:szCs w:val="18"/>
-                <w:lang w:bidi="ar"/>
-              </w:rPr>
-              <w:t xml:space="preserve">{{ </w:t>
-            </w:r>
-            <w:r>
-              <w:rPr>
-                <w:rFonts w:hint="eastAsia" w:ascii="Times New Roman" w:hAnsi="Times New Roman" w:eastAsia="微软雅黑" w:cs="Times New Roman"/>
-                <w:b/>
-                <w:color w:val="000000"/>
-                <w:sz w:val="16"/>
-                <w:szCs w:val="18"/>
-                <w:lang w:val="en-US" w:eastAsia="zh-CN" w:bidi="ar"/>
-              </w:rPr>
-              <w:t>her2.</w:t>
-            </w:r>
-            <w:r>
-              <w:rPr>
-                <w:rFonts w:hint="eastAsia" w:ascii="Times New Roman" w:hAnsi="Times New Roman" w:eastAsia="微软雅黑" w:cs="Times New Roman"/>
-                <w:b/>
-                <w:color w:val="000000"/>
-                <w:sz w:val="16"/>
-                <w:szCs w:val="18"/>
-                <w:lang w:bidi="ar"/>
-              </w:rPr>
-              <w:t>examiner }}</w:t>
-            </w:r>
           </w:p>
         </w:tc>
         <w:tc>
@@ -6739,28 +6695,6 @@
                 <w:szCs w:val="16"/>
               </w:rPr>
             </w:pPr>
-            <w:r>
-              <w:rPr>
-                <w:rFonts w:hint="eastAsia" w:ascii="微软雅黑" w:hAnsi="微软雅黑" w:eastAsia="微软雅黑" w:cs="Arial"/>
-                <w:b/>
-                <w:color w:val="000000"/>
-                <w:sz w:val="16"/>
-                <w:szCs w:val="16"/>
-                <w:lang w:val="en-US" w:eastAsia="zh-CN" w:bidi="ar"/>
-              </w:rPr>
-              <w:t>复核人</w:t>
-            </w:r>
-            <w:r>
-              <w:rPr>
-                <w:rFonts w:hint="eastAsia" w:ascii="微软雅黑" w:hAnsi="微软雅黑" w:eastAsia="微软雅黑" w:cs="Arial"/>
-                <w:b/>
-                <w:color w:val="000000"/>
-                <w:sz w:val="16"/>
-                <w:szCs w:val="16"/>
-                <w:lang w:bidi="ar"/>
-              </w:rPr>
-              <w:t>：</w:t>
-            </w:r>
           </w:p>
         </w:tc>
         <w:tc>
@@ -6782,77 +6716,6 @@
                 <w:sz w:val="16"/>
               </w:rPr>
             </w:pPr>
-            <w:bookmarkStart w:id="31" w:name="_GoBack"/>
-            <w:r>
-              <w:rPr>
-                <w:rFonts w:hint="eastAsia" w:eastAsia="微软雅黑"/>
-                <w:b/>
-                <w:bCs/>
-                <w:sz w:val="16"/>
-                <w:szCs w:val="16"/>
-                <w:lang w:eastAsia="zh-CN"/>
-              </w:rPr>
-              <w:drawing>
-                <wp:anchor distT="0" distB="0" distL="114300" distR="114300" simplePos="0" relativeHeight="251661312" behindDoc="0" locked="0" layoutInCell="1" allowOverlap="1">
-                  <wp:simplePos x="0" y="0"/>
-                  <wp:positionH relativeFrom="column">
-                    <wp:posOffset>-6350</wp:posOffset>
-                  </wp:positionH>
-                  <wp:positionV relativeFrom="paragraph">
-                    <wp:posOffset>-76835</wp:posOffset>
-                  </wp:positionV>
-                  <wp:extent cx="495935" cy="280670"/>
-                  <wp:effectExtent l="0" t="0" r="0" b="9525"/>
-                  <wp:wrapNone/>
-                  <wp:docPr id="8" name="图片 8" descr="王建丽"/>
-                  <wp:cNvGraphicFramePr>
-                    <a:graphicFrameLocks xmlns:a="http://schemas.openxmlformats.org/drawingml/2006/main" noChangeAspect="1"/>
-                  </wp:cNvGraphicFramePr>
-                  <a:graphic xmlns:a="http://schemas.openxmlformats.org/drawingml/2006/main">
-                    <a:graphicData uri="http://schemas.openxmlformats.org/drawingml/2006/picture">
-                      <pic:pic xmlns:pic="http://schemas.openxmlformats.org/drawingml/2006/picture">
-                        <pic:nvPicPr>
-                          <pic:cNvPr id="8" name="图片 8" descr="王建丽"/>
-                          <pic:cNvPicPr>
-                            <a:picLocks noChangeAspect="1"/>
-                          </pic:cNvPicPr>
-                        </pic:nvPicPr>
-                        <pic:blipFill>
-                          <a:blip r:embed="rId12">
-                            <a:clrChange>
-                              <a:clrFrom>
-                                <a:srgbClr val="FFFFFF">
-                                  <a:alpha val="100000"/>
-                                </a:srgbClr>
-                              </a:clrFrom>
-                              <a:clrTo>
-                                <a:srgbClr val="FFFFFF">
-                                  <a:alpha val="100000"/>
-                                  <a:alpha val="0"/>
-                                </a:srgbClr>
-                              </a:clrTo>
-                            </a:clrChange>
-                          </a:blip>
-                          <a:stretch>
-                            <a:fillRect/>
-                          </a:stretch>
-                        </pic:blipFill>
-                        <pic:spPr>
-                          <a:xfrm>
-                            <a:off x="0" y="0"/>
-                            <a:ext cx="495935" cy="280670"/>
-                          </a:xfrm>
-                          <a:prstGeom prst="rect">
-                            <a:avLst/>
-                          </a:prstGeom>
-                        </pic:spPr>
-                      </pic:pic>
-                    </a:graphicData>
-                  </a:graphic>
-                </wp:anchor>
-              </w:drawing>
-            </w:r>
-            <w:bookmarkEnd w:id="31"/>
           </w:p>
         </w:tc>
         <w:tc>
@@ -6880,50 +6743,6 @@
                 <w:lang w:val="en-US" w:eastAsia="en-US" w:bidi="ar-SA"/>
               </w:rPr>
             </w:pPr>
-            <w:r>
-              <w:rPr>
-                <w:rFonts w:hint="eastAsia" w:ascii="微软雅黑" w:hAnsi="微软雅黑" w:eastAsia="微软雅黑" w:cs="Arial"/>
-                <w:b/>
-                <w:color w:val="000000"/>
-                <w:sz w:val="16"/>
-                <w:szCs w:val="16"/>
-                <w:lang w:val="en-US" w:eastAsia="en-US" w:bidi="ar"/>
-              </w:rPr>
-              <w:t>报告日期：</w:t>
-            </w:r>
-            <w:r>
-              <w:rPr>
-                <w:rFonts w:hint="eastAsia" w:ascii="Times New Roman" w:hAnsi="Times New Roman" w:eastAsia="微软雅黑" w:cs="Times New Roman"/>
-                <w:b/>
-                <w:color w:val="000000"/>
-                <w:sz w:val="16"/>
-                <w:szCs w:val="16"/>
-                <w:lang w:val="en-US" w:eastAsia="en-US" w:bidi="ar-SA"/>
-              </w:rPr>
-              <w:t xml:space="preserve">{{ </w:t>
-            </w:r>
-            <w:r>
-              <w:rPr>
-                <w:rFonts w:ascii="Times New Roman" w:hAnsi="Times New Roman" w:eastAsia="微软雅黑" w:cs="Times New Roman"/>
-                <w:b/>
-                <w:color w:val="000000"/>
-                <w:sz w:val="16"/>
-                <w:szCs w:val="16"/>
-                <w:lang w:val="en-US" w:eastAsia="en-US" w:bidi="ar-SA"/>
-              </w:rPr>
-              <w:t>reportdate2</w:t>
-            </w:r>
-            <w:r>
-              <w:rPr>
-                <w:rFonts w:hint="eastAsia" w:ascii="Times New Roman" w:hAnsi="Times New Roman" w:eastAsia="微软雅黑" w:cs="Times New Roman"/>
-                <w:b/>
-                <w:color w:val="000000"/>
-                <w:sz w:val="16"/>
-                <w:szCs w:val="16"/>
-                <w:lang w:val="en-US" w:eastAsia="en-US" w:bidi="ar-SA"/>
-              </w:rPr>
-              <w:t xml:space="preserve"> }}</w:t>
-            </w:r>
           </w:p>
         </w:tc>
       </w:tr>
@@ -7001,6 +6820,8 @@
         </w:rPr>
         <w:br w:type="page"/>
       </w:r>
+      <w:bookmarkStart w:id="31" w:name="_GoBack"/>
+      <w:bookmarkEnd w:id="31"/>
     </w:p>
     <w:p>
       <w:pPr>

--- a/WebContent/docx/HER2基因扩增报告.docx
+++ b/WebContent/docx/HER2基因扩增报告.docx
@@ -165,7 +165,7 @@
           <w:rFonts w:hint="default" w:ascii="Times New Roman" w:hAnsi="Times New Roman" w:eastAsia="黑体" w:cs="Times New Roman"/>
           <w:b w:val="0"/>
           <w:bCs w:val="0"/>
-          <w:color w:val="548235" w:themeColor="accent6" w:themeShade="BF"/>
+          <w:color w:val="0083C3"/>
           <w:sz w:val="72"/>
           <w:szCs w:val="72"/>
           <w:highlight w:val="none"/>
@@ -178,7 +178,7 @@
           <w:rFonts w:hint="eastAsia" w:ascii="Times New Roman" w:hAnsi="Times New Roman" w:eastAsia="黑体" w:cs="Times New Roman"/>
           <w:b w:val="0"/>
           <w:bCs w:val="0"/>
-          <w:color w:val="548235" w:themeColor="accent6" w:themeShade="BF"/>
+          <w:color w:val="0083C3"/>
           <w:sz w:val="72"/>
           <w:szCs w:val="72"/>
           <w:highlight w:val="none"/>
@@ -191,7 +191,7 @@
           <w:rFonts w:hint="default" w:ascii="Times New Roman" w:hAnsi="Times New Roman" w:eastAsia="黑体" w:cs="Times New Roman"/>
           <w:b w:val="0"/>
           <w:bCs w:val="0"/>
-          <w:color w:val="548235" w:themeColor="accent6" w:themeShade="BF"/>
+          <w:color w:val="0083C3"/>
           <w:sz w:val="72"/>
           <w:szCs w:val="72"/>
           <w:highlight w:val="none"/>
@@ -368,92 +368,6 @@
                 <w:sz w:val="30"/>
                 <w:lang w:eastAsia="zh-CN"/>
               </w:rPr>
-              <w:t>委托日期：</w:t>
-            </w:r>
-          </w:p>
-        </w:tc>
-        <w:tc>
-          <w:tcPr>
-            <w:tcW w:w="4471" w:type="dxa"/>
-            <w:tcBorders>
-              <w:top w:val="single" w:color="auto" w:sz="4" w:space="0"/>
-              <w:left w:val="nil"/>
-              <w:bottom w:val="single" w:color="auto" w:sz="4" w:space="0"/>
-              <w:right w:val="nil"/>
-            </w:tcBorders>
-            <w:vAlign w:val="bottom"/>
-          </w:tcPr>
-          <w:p>
-            <w:pPr>
-              <w:pStyle w:val="6"/>
-              <w:jc w:val="center"/>
-              <w:rPr>
-                <w:rFonts w:hint="default" w:ascii="Times New Roman" w:hAnsi="Times New Roman" w:cs="Times New Roman"/>
-                <w:sz w:val="30"/>
-                <w:szCs w:val="30"/>
-                <w:lang w:eastAsia="zh-CN"/>
-              </w:rPr>
-            </w:pPr>
-            <w:r>
-              <w:rPr>
-                <w:rFonts w:hint="default" w:ascii="Times New Roman" w:hAnsi="Times New Roman" w:eastAsia="微软雅黑" w:cs="Times New Roman"/>
-                <w:sz w:val="30"/>
-                <w:szCs w:val="30"/>
-                <w:lang w:eastAsia="zh-CN"/>
-              </w:rPr>
-              <w:t>{{ commission_date }}</w:t>
-            </w:r>
-          </w:p>
-        </w:tc>
-      </w:tr>
-      <w:tr>
-        <w:tblPrEx>
-          <w:tblBorders>
-            <w:top w:val="single" w:color="auto" w:sz="4" w:space="0"/>
-            <w:left w:val="single" w:color="auto" w:sz="4" w:space="0"/>
-            <w:bottom w:val="single" w:color="auto" w:sz="4" w:space="0"/>
-            <w:right w:val="single" w:color="auto" w:sz="4" w:space="0"/>
-            <w:insideH w:val="single" w:color="auto" w:sz="4" w:space="0"/>
-            <w:insideV w:val="single" w:color="auto" w:sz="4" w:space="0"/>
-          </w:tblBorders>
-          <w:tblCellMar>
-            <w:top w:w="0" w:type="dxa"/>
-            <w:left w:w="108" w:type="dxa"/>
-            <w:bottom w:w="0" w:type="dxa"/>
-            <w:right w:w="108" w:type="dxa"/>
-          </w:tblCellMar>
-        </w:tblPrEx>
-        <w:trPr>
-          <w:trHeight w:val="667" w:hRule="atLeast"/>
-          <w:jc w:val="center"/>
-        </w:trPr>
-        <w:tc>
-          <w:tcPr>
-            <w:tcW w:w="2124" w:type="dxa"/>
-            <w:tcBorders>
-              <w:top w:val="nil"/>
-              <w:left w:val="nil"/>
-              <w:bottom w:val="nil"/>
-              <w:right w:val="nil"/>
-            </w:tcBorders>
-            <w:vAlign w:val="bottom"/>
-          </w:tcPr>
-          <w:p>
-            <w:pPr>
-              <w:pStyle w:val="6"/>
-              <w:jc w:val="right"/>
-              <w:rPr>
-                <w:rFonts w:ascii="黑体"/>
-                <w:sz w:val="48"/>
-                <w:lang w:eastAsia="zh-CN"/>
-              </w:rPr>
-            </w:pPr>
-            <w:r>
-              <w:rPr>
-                <w:rFonts w:hint="eastAsia" w:ascii="微软雅黑" w:eastAsia="微软雅黑"/>
-                <w:sz w:val="30"/>
-                <w:lang w:eastAsia="zh-CN"/>
-              </w:rPr>
               <w:t>样本编号：</w:t>
             </w:r>
           </w:p>
@@ -629,7 +543,7 @@
         <w:rPr>
           <w:rFonts w:hint="default" w:ascii="Times New Roman" w:hAnsi="Times New Roman" w:eastAsia="微软雅黑" w:cs="Times New Roman"/>
           <w:b/>
-          <w:color w:val="5B9BD5" w:themeColor="accent1"/>
+          <w:color w:val="0083C3"/>
           <w:sz w:val="52"/>
           <w:szCs w:val="52"/>
           <w:lang w:eastAsia="zh-CN"/>
@@ -642,11 +556,6 @@
             </w14:schemeClr>
           </w14:shadow>
           <w14:reflection w14:blurRad="0" w14:stA="0" w14:stPos="0" w14:endA="0" w14:endPos="0" w14:dist="0" w14:dir="0" w14:fadeDir="0" w14:sx="0" w14:sy="0" w14:kx="0" w14:ky="0" w14:algn="none"/>
-          <w14:textFill>
-            <w14:solidFill>
-              <w14:schemeClr w14:val="accent1"/>
-            </w14:solidFill>
-          </w14:textFill>
           <w14:props3d w14:extrusionH="0" w14:contourW="0" w14:prstMaterial="clear"/>
         </w:rPr>
       </w:pPr>
@@ -654,7 +563,7 @@
         <w:rPr>
           <w:rFonts w:hint="default" w:ascii="Times New Roman" w:hAnsi="Times New Roman" w:eastAsia="微软雅黑" w:cs="Times New Roman"/>
           <w:b/>
-          <w:color w:val="62B541"/>
+          <w:color w:val="0083C3"/>
           <w:sz w:val="56"/>
           <w:szCs w:val="56"/>
           <w:lang w:val="en-US" w:eastAsia="zh-CN"/>
@@ -846,7 +755,7 @@
               <w:rFonts w:hint="default" w:ascii="Times New Roman" w:hAnsi="Times New Roman" w:eastAsia="微软雅黑" w:cs="微软雅黑"/>
               <w:b/>
               <w:bCs/>
-              <w:color w:val="62B541"/>
+              <w:color w:val="0083C3"/>
               <w:sz w:val="32"/>
               <w:szCs w:val="32"/>
               <w:lang w:val="en-US" w:eastAsia="zh-CN" w:bidi="ar-SA"/>
@@ -858,7 +767,7 @@
               <w:rFonts w:hint="default" w:ascii="Times New Roman" w:hAnsi="Times New Roman" w:eastAsia="微软雅黑" w:cs="微软雅黑"/>
               <w:b/>
               <w:bCs/>
-              <w:color w:val="62B541"/>
+              <w:color w:val="0083C3"/>
               <w:sz w:val="32"/>
               <w:szCs w:val="32"/>
               <w:lang w:val="en-US" w:eastAsia="zh-CN" w:bidi="ar-SA"/>
@@ -871,7 +780,7 @@
               <w:rFonts w:hint="default" w:ascii="Times New Roman" w:hAnsi="Times New Roman" w:eastAsia="微软雅黑" w:cs="微软雅黑"/>
               <w:b/>
               <w:bCs/>
-              <w:color w:val="62B541"/>
+              <w:color w:val="0083C3"/>
               <w:sz w:val="32"/>
               <w:szCs w:val="32"/>
               <w:lang w:val="en-US" w:eastAsia="zh-CN" w:bidi="ar-SA"/>
@@ -884,7 +793,7 @@
               <w:rFonts w:hint="default" w:ascii="Times New Roman" w:hAnsi="Times New Roman" w:eastAsia="微软雅黑" w:cs="微软雅黑"/>
               <w:b/>
               <w:bCs/>
-              <w:color w:val="62B541"/>
+              <w:color w:val="0083C3"/>
               <w:sz w:val="32"/>
               <w:szCs w:val="32"/>
               <w:lang w:val="en-US" w:eastAsia="zh-CN" w:bidi="ar-SA"/>
@@ -897,7 +806,7 @@
               <w:rFonts w:hint="default" w:ascii="Times New Roman" w:hAnsi="Times New Roman" w:eastAsia="微软雅黑" w:cs="微软雅黑"/>
               <w:b/>
               <w:bCs/>
-              <w:color w:val="62B541"/>
+              <w:color w:val="0083C3"/>
               <w:sz w:val="32"/>
               <w:szCs w:val="32"/>
               <w:lang w:val="en-US" w:eastAsia="zh-CN" w:bidi="ar-SA"/>
@@ -910,7 +819,7 @@
               <w:rFonts w:hint="default" w:ascii="Times New Roman" w:hAnsi="Times New Roman" w:eastAsia="微软雅黑" w:cs="微软雅黑"/>
               <w:b/>
               <w:bCs/>
-              <w:color w:val="62B541"/>
+              <w:color w:val="0083C3"/>
               <w:sz w:val="32"/>
               <w:szCs w:val="32"/>
               <w:lang w:val="en-US" w:eastAsia="zh-CN" w:bidi="ar-SA"/>
@@ -923,7 +832,7 @@
               <w:rFonts w:hint="default" w:ascii="Times New Roman" w:hAnsi="Times New Roman" w:eastAsia="微软雅黑" w:cs="微软雅黑"/>
               <w:b/>
               <w:bCs/>
-              <w:color w:val="62B541"/>
+              <w:color w:val="0083C3"/>
               <w:sz w:val="32"/>
               <w:szCs w:val="32"/>
               <w:lang w:val="en-US" w:eastAsia="zh-CN" w:bidi="ar-SA"/>
@@ -936,7 +845,7 @@
               <w:rFonts w:hint="default" w:ascii="Times New Roman" w:hAnsi="Times New Roman" w:eastAsia="微软雅黑" w:cs="微软雅黑"/>
               <w:b/>
               <w:bCs/>
-              <w:color w:val="62B541"/>
+              <w:color w:val="0083C3"/>
               <w:sz w:val="32"/>
               <w:szCs w:val="32"/>
               <w:lang w:val="en-US" w:eastAsia="zh-CN" w:bidi="ar-SA"/>
@@ -949,7 +858,7 @@
               <w:rFonts w:hint="default" w:ascii="Times New Roman" w:hAnsi="Times New Roman" w:eastAsia="微软雅黑" w:cs="微软雅黑"/>
               <w:b/>
               <w:bCs/>
-              <w:color w:val="62B541"/>
+              <w:color w:val="0083C3"/>
               <w:sz w:val="32"/>
               <w:szCs w:val="32"/>
               <w:lang w:val="en-US" w:eastAsia="zh-CN" w:bidi="ar-SA"/>
@@ -962,7 +871,7 @@
               <w:rFonts w:hint="default" w:ascii="Times New Roman" w:hAnsi="Times New Roman" w:eastAsia="微软雅黑" w:cs="微软雅黑"/>
               <w:b/>
               <w:bCs/>
-              <w:color w:val="62B541"/>
+              <w:color w:val="0083C3"/>
               <w:sz w:val="32"/>
               <w:szCs w:val="32"/>
               <w:lang w:val="en-US" w:eastAsia="zh-CN" w:bidi="ar-SA"/>
@@ -975,7 +884,7 @@
               <w:rFonts w:hint="default" w:ascii="Times New Roman" w:hAnsi="Times New Roman" w:eastAsia="微软雅黑" w:cs="微软雅黑"/>
               <w:b/>
               <w:bCs/>
-              <w:color w:val="62B541"/>
+              <w:color w:val="0083C3"/>
               <w:sz w:val="32"/>
               <w:szCs w:val="32"/>
               <w:lang w:val="en-US" w:eastAsia="zh-CN" w:bidi="ar-SA"/>
@@ -988,7 +897,7 @@
               <w:rFonts w:hint="default" w:ascii="Times New Roman" w:hAnsi="Times New Roman" w:eastAsia="微软雅黑" w:cs="微软雅黑"/>
               <w:b/>
               <w:bCs/>
-              <w:color w:val="62B541"/>
+              <w:color w:val="0083C3"/>
               <w:sz w:val="32"/>
               <w:szCs w:val="32"/>
               <w:lang w:val="en-US" w:eastAsia="zh-CN" w:bidi="ar-SA"/>
@@ -1007,7 +916,7 @@
               <w:rFonts w:hint="default" w:ascii="Times New Roman" w:hAnsi="Times New Roman" w:eastAsia="微软雅黑" w:cs="微软雅黑"/>
               <w:b/>
               <w:bCs/>
-              <w:color w:val="62B541"/>
+              <w:color w:val="0083C3"/>
               <w:sz w:val="32"/>
               <w:szCs w:val="32"/>
               <w:lang w:val="en-US" w:eastAsia="zh-CN" w:bidi="ar-SA"/>
@@ -1019,7 +928,7 @@
               <w:rFonts w:hint="default" w:ascii="Times New Roman" w:hAnsi="Times New Roman" w:eastAsia="微软雅黑" w:cs="微软雅黑"/>
               <w:b/>
               <w:bCs/>
-              <w:color w:val="62B541"/>
+              <w:color w:val="0083C3"/>
               <w:sz w:val="32"/>
               <w:szCs w:val="32"/>
               <w:lang w:val="en-US" w:eastAsia="zh-CN" w:bidi="ar-SA"/>
@@ -1032,7 +941,7 @@
               <w:rFonts w:hint="default" w:ascii="Times New Roman" w:hAnsi="Times New Roman" w:eastAsia="微软雅黑" w:cs="微软雅黑"/>
               <w:b/>
               <w:bCs/>
-              <w:color w:val="62B541"/>
+              <w:color w:val="0083C3"/>
               <w:sz w:val="32"/>
               <w:szCs w:val="32"/>
               <w:lang w:val="en-US" w:eastAsia="zh-CN" w:bidi="ar-SA"/>
@@ -1045,7 +954,7 @@
               <w:rFonts w:hint="default" w:ascii="Times New Roman" w:hAnsi="Times New Roman" w:eastAsia="微软雅黑" w:cs="微软雅黑"/>
               <w:b/>
               <w:bCs/>
-              <w:color w:val="62B541"/>
+              <w:color w:val="0083C3"/>
               <w:sz w:val="32"/>
               <w:szCs w:val="32"/>
               <w:lang w:val="en-US" w:eastAsia="zh-CN" w:bidi="ar-SA"/>
@@ -1058,7 +967,7 @@
               <w:rFonts w:hint="default" w:ascii="Times New Roman" w:hAnsi="Times New Roman" w:eastAsia="微软雅黑" w:cs="微软雅黑"/>
               <w:b/>
               <w:bCs/>
-              <w:color w:val="62B541"/>
+              <w:color w:val="0083C3"/>
               <w:sz w:val="32"/>
               <w:szCs w:val="32"/>
               <w:lang w:val="en-US" w:eastAsia="zh-CN" w:bidi="ar-SA"/>
@@ -1071,7 +980,7 @@
               <w:rFonts w:hint="eastAsia" w:ascii="Times New Roman" w:hAnsi="Times New Roman" w:eastAsia="微软雅黑" w:cs="微软雅黑"/>
               <w:b/>
               <w:bCs/>
-              <w:color w:val="62B541"/>
+              <w:color w:val="0083C3"/>
               <w:sz w:val="32"/>
               <w:szCs w:val="32"/>
               <w:lang w:val="en-US" w:eastAsia="zh-CN" w:bidi="ar-SA"/>
@@ -1084,7 +993,7 @@
               <w:rFonts w:hint="default" w:ascii="Times New Roman" w:hAnsi="Times New Roman" w:eastAsia="微软雅黑" w:cs="微软雅黑"/>
               <w:b/>
               <w:bCs/>
-              <w:color w:val="62B541"/>
+              <w:color w:val="0083C3"/>
               <w:sz w:val="32"/>
               <w:szCs w:val="32"/>
               <w:lang w:val="en-US" w:eastAsia="zh-CN" w:bidi="ar-SA"/>
@@ -1097,7 +1006,7 @@
               <w:rFonts w:hint="default" w:ascii="Times New Roman" w:hAnsi="Times New Roman" w:eastAsia="微软雅黑" w:cs="微软雅黑"/>
               <w:b/>
               <w:bCs/>
-              <w:color w:val="62B541"/>
+              <w:color w:val="0083C3"/>
               <w:sz w:val="32"/>
               <w:szCs w:val="32"/>
               <w:lang w:val="en-US" w:eastAsia="zh-CN" w:bidi="ar-SA"/>
@@ -1110,7 +1019,7 @@
               <w:rFonts w:hint="default" w:ascii="Times New Roman" w:hAnsi="Times New Roman" w:eastAsia="微软雅黑" w:cs="微软雅黑"/>
               <w:b/>
               <w:bCs/>
-              <w:color w:val="62B541"/>
+              <w:color w:val="0083C3"/>
               <w:sz w:val="32"/>
               <w:szCs w:val="32"/>
               <w:lang w:val="en-US" w:eastAsia="zh-CN" w:bidi="ar-SA"/>
@@ -1123,7 +1032,7 @@
               <w:rFonts w:hint="default" w:ascii="Times New Roman" w:hAnsi="Times New Roman" w:eastAsia="微软雅黑" w:cs="微软雅黑"/>
               <w:b/>
               <w:bCs/>
-              <w:color w:val="62B541"/>
+              <w:color w:val="0083C3"/>
               <w:sz w:val="32"/>
               <w:szCs w:val="32"/>
               <w:lang w:val="en-US" w:eastAsia="zh-CN" w:bidi="ar-SA"/>
@@ -1136,7 +1045,7 @@
               <w:rFonts w:hint="default" w:ascii="Times New Roman" w:hAnsi="Times New Roman" w:eastAsia="微软雅黑" w:cs="微软雅黑"/>
               <w:b/>
               <w:bCs/>
-              <w:color w:val="62B541"/>
+              <w:color w:val="0083C3"/>
               <w:sz w:val="32"/>
               <w:szCs w:val="32"/>
               <w:lang w:val="en-US" w:eastAsia="zh-CN" w:bidi="ar-SA"/>
@@ -1149,7 +1058,7 @@
               <w:rFonts w:hint="default" w:ascii="Times New Roman" w:hAnsi="Times New Roman" w:eastAsia="微软雅黑" w:cs="微软雅黑"/>
               <w:b/>
               <w:bCs/>
-              <w:color w:val="62B541"/>
+              <w:color w:val="0083C3"/>
               <w:sz w:val="32"/>
               <w:szCs w:val="32"/>
               <w:lang w:val="en-US" w:eastAsia="zh-CN" w:bidi="ar-SA"/>
@@ -1162,7 +1071,7 @@
               <w:rFonts w:hint="default" w:ascii="Times New Roman" w:hAnsi="Times New Roman" w:eastAsia="微软雅黑" w:cs="微软雅黑"/>
               <w:b/>
               <w:bCs/>
-              <w:color w:val="62B541"/>
+              <w:color w:val="0083C3"/>
               <w:sz w:val="32"/>
               <w:szCs w:val="32"/>
               <w:lang w:val="en-US" w:eastAsia="zh-CN" w:bidi="ar-SA"/>
@@ -1181,7 +1090,7 @@
               <w:rFonts w:hint="default" w:ascii="Times New Roman" w:hAnsi="Times New Roman" w:eastAsia="微软雅黑" w:cs="微软雅黑"/>
               <w:b/>
               <w:bCs/>
-              <w:color w:val="62B541"/>
+              <w:color w:val="0083C3"/>
               <w:sz w:val="32"/>
               <w:szCs w:val="32"/>
               <w:lang w:val="en-US" w:eastAsia="zh-CN" w:bidi="ar-SA"/>
@@ -1193,7 +1102,7 @@
               <w:rFonts w:hint="default" w:ascii="Times New Roman" w:hAnsi="Times New Roman" w:eastAsia="微软雅黑" w:cs="微软雅黑"/>
               <w:b/>
               <w:bCs/>
-              <w:color w:val="62B541"/>
+              <w:color w:val="0083C3"/>
               <w:sz w:val="32"/>
               <w:szCs w:val="32"/>
               <w:lang w:val="en-US" w:eastAsia="zh-CN" w:bidi="ar-SA"/>
@@ -1206,7 +1115,7 @@
               <w:rFonts w:hint="default" w:ascii="Times New Roman" w:hAnsi="Times New Roman" w:eastAsia="微软雅黑" w:cs="微软雅黑"/>
               <w:b/>
               <w:bCs/>
-              <w:color w:val="62B541"/>
+              <w:color w:val="0083C3"/>
               <w:sz w:val="32"/>
               <w:szCs w:val="32"/>
               <w:lang w:val="en-US" w:eastAsia="zh-CN" w:bidi="ar-SA"/>
@@ -1219,7 +1128,7 @@
               <w:rFonts w:hint="default" w:ascii="Times New Roman" w:hAnsi="Times New Roman" w:eastAsia="微软雅黑" w:cs="微软雅黑"/>
               <w:b/>
               <w:bCs/>
-              <w:color w:val="62B541"/>
+              <w:color w:val="0083C3"/>
               <w:sz w:val="32"/>
               <w:szCs w:val="32"/>
               <w:lang w:val="en-US" w:eastAsia="zh-CN" w:bidi="ar-SA"/>
@@ -1232,7 +1141,7 @@
               <w:rFonts w:hint="default" w:ascii="Times New Roman" w:hAnsi="Times New Roman" w:eastAsia="微软雅黑" w:cs="微软雅黑"/>
               <w:b/>
               <w:bCs/>
-              <w:color w:val="62B541"/>
+              <w:color w:val="0083C3"/>
               <w:sz w:val="32"/>
               <w:szCs w:val="32"/>
               <w:lang w:val="en-US" w:eastAsia="zh-CN" w:bidi="ar-SA"/>
@@ -1245,7 +1154,7 @@
               <w:rFonts w:hint="default" w:ascii="Times New Roman" w:hAnsi="Times New Roman" w:eastAsia="微软雅黑" w:cs="微软雅黑"/>
               <w:b/>
               <w:bCs/>
-              <w:color w:val="62B541"/>
+              <w:color w:val="0083C3"/>
               <w:sz w:val="32"/>
               <w:szCs w:val="32"/>
               <w:lang w:val="en-US" w:eastAsia="zh-CN" w:bidi="ar-SA"/>
@@ -1258,7 +1167,7 @@
               <w:rFonts w:hint="default" w:ascii="Times New Roman" w:hAnsi="Times New Roman" w:eastAsia="微软雅黑" w:cs="微软雅黑"/>
               <w:b/>
               <w:bCs/>
-              <w:color w:val="62B541"/>
+              <w:color w:val="0083C3"/>
               <w:sz w:val="32"/>
               <w:szCs w:val="32"/>
               <w:lang w:val="en-US" w:eastAsia="zh-CN" w:bidi="ar-SA"/>
@@ -1271,7 +1180,7 @@
               <w:rFonts w:hint="default" w:ascii="Times New Roman" w:hAnsi="Times New Roman" w:eastAsia="微软雅黑" w:cs="微软雅黑"/>
               <w:b/>
               <w:bCs/>
-              <w:color w:val="62B541"/>
+              <w:color w:val="0083C3"/>
               <w:sz w:val="32"/>
               <w:szCs w:val="32"/>
               <w:lang w:val="en-US" w:eastAsia="zh-CN" w:bidi="ar-SA"/>
@@ -1284,7 +1193,7 @@
               <w:rFonts w:hint="default" w:ascii="Times New Roman" w:hAnsi="Times New Roman" w:eastAsia="微软雅黑" w:cs="微软雅黑"/>
               <w:b/>
               <w:bCs/>
-              <w:color w:val="62B541"/>
+              <w:color w:val="0083C3"/>
               <w:sz w:val="32"/>
               <w:szCs w:val="32"/>
               <w:lang w:val="en-US" w:eastAsia="zh-CN" w:bidi="ar-SA"/>
@@ -1297,7 +1206,7 @@
               <w:rFonts w:hint="default" w:ascii="Times New Roman" w:hAnsi="Times New Roman" w:eastAsia="微软雅黑" w:cs="微软雅黑"/>
               <w:b/>
               <w:bCs/>
-              <w:color w:val="62B541"/>
+              <w:color w:val="0083C3"/>
               <w:sz w:val="32"/>
               <w:szCs w:val="32"/>
               <w:lang w:val="en-US" w:eastAsia="zh-CN" w:bidi="ar-SA"/>
@@ -1310,7 +1219,7 @@
               <w:rFonts w:hint="default" w:ascii="Times New Roman" w:hAnsi="Times New Roman" w:eastAsia="微软雅黑" w:cs="微软雅黑"/>
               <w:b/>
               <w:bCs/>
-              <w:color w:val="62B541"/>
+              <w:color w:val="0083C3"/>
               <w:sz w:val="32"/>
               <w:szCs w:val="32"/>
               <w:lang w:val="en-US" w:eastAsia="zh-CN" w:bidi="ar-SA"/>
@@ -1323,7 +1232,7 @@
               <w:rFonts w:hint="default" w:ascii="Times New Roman" w:hAnsi="Times New Roman" w:eastAsia="微软雅黑" w:cs="微软雅黑"/>
               <w:b/>
               <w:bCs/>
-              <w:color w:val="62B541"/>
+              <w:color w:val="0083C3"/>
               <w:sz w:val="32"/>
               <w:szCs w:val="32"/>
               <w:lang w:val="en-US" w:eastAsia="zh-CN" w:bidi="ar-SA"/>
@@ -1342,7 +1251,7 @@
               <w:rFonts w:hint="default" w:ascii="Times New Roman" w:hAnsi="Times New Roman" w:eastAsia="微软雅黑" w:cs="微软雅黑"/>
               <w:b/>
               <w:bCs/>
-              <w:color w:val="62B541"/>
+              <w:color w:val="0083C3"/>
               <w:sz w:val="32"/>
               <w:szCs w:val="32"/>
               <w:lang w:val="en-US" w:eastAsia="zh-CN" w:bidi="ar-SA"/>
@@ -1354,7 +1263,7 @@
               <w:rFonts w:hint="default" w:ascii="Times New Roman" w:hAnsi="Times New Roman" w:eastAsia="微软雅黑" w:cs="微软雅黑"/>
               <w:b/>
               <w:bCs/>
-              <w:color w:val="62B541"/>
+              <w:color w:val="0083C3"/>
               <w:sz w:val="32"/>
               <w:szCs w:val="32"/>
               <w:lang w:val="en-US" w:eastAsia="zh-CN" w:bidi="ar-SA"/>
@@ -1367,7 +1276,7 @@
               <w:rFonts w:hint="default" w:ascii="Times New Roman" w:hAnsi="Times New Roman" w:eastAsia="微软雅黑" w:cs="微软雅黑"/>
               <w:b/>
               <w:bCs/>
-              <w:color w:val="62B541"/>
+              <w:color w:val="0083C3"/>
               <w:sz w:val="32"/>
               <w:szCs w:val="32"/>
               <w:lang w:val="en-US" w:eastAsia="zh-CN" w:bidi="ar-SA"/>
@@ -1380,7 +1289,7 @@
               <w:rFonts w:hint="default" w:ascii="Times New Roman" w:hAnsi="Times New Roman" w:eastAsia="微软雅黑" w:cs="微软雅黑"/>
               <w:b/>
               <w:bCs/>
-              <w:color w:val="62B541"/>
+              <w:color w:val="0083C3"/>
               <w:sz w:val="32"/>
               <w:szCs w:val="32"/>
               <w:lang w:val="en-US" w:eastAsia="zh-CN" w:bidi="ar-SA"/>
@@ -1393,7 +1302,7 @@
               <w:rFonts w:hint="default" w:ascii="Times New Roman" w:hAnsi="Times New Roman" w:eastAsia="微软雅黑" w:cs="微软雅黑"/>
               <w:b/>
               <w:bCs/>
-              <w:color w:val="62B541"/>
+              <w:color w:val="0083C3"/>
               <w:sz w:val="32"/>
               <w:szCs w:val="32"/>
               <w:lang w:val="en-US" w:eastAsia="zh-CN" w:bidi="ar-SA"/>
@@ -1406,7 +1315,7 @@
               <w:rFonts w:hint="default" w:ascii="Times New Roman" w:hAnsi="Times New Roman" w:eastAsia="微软雅黑" w:cs="微软雅黑"/>
               <w:b/>
               <w:bCs/>
-              <w:color w:val="62B541"/>
+              <w:color w:val="0083C3"/>
               <w:sz w:val="32"/>
               <w:szCs w:val="32"/>
               <w:lang w:val="en-US" w:eastAsia="zh-CN" w:bidi="ar-SA"/>
@@ -1419,7 +1328,7 @@
               <w:rFonts w:hint="default" w:ascii="Times New Roman" w:hAnsi="Times New Roman" w:eastAsia="微软雅黑" w:cs="微软雅黑"/>
               <w:b/>
               <w:bCs/>
-              <w:color w:val="62B541"/>
+              <w:color w:val="0083C3"/>
               <w:sz w:val="32"/>
               <w:szCs w:val="32"/>
               <w:lang w:val="en-US" w:eastAsia="zh-CN" w:bidi="ar-SA"/>
@@ -1432,7 +1341,7 @@
               <w:rFonts w:hint="default" w:ascii="Times New Roman" w:hAnsi="Times New Roman" w:eastAsia="微软雅黑" w:cs="微软雅黑"/>
               <w:b/>
               <w:bCs/>
-              <w:color w:val="62B541"/>
+              <w:color w:val="0083C3"/>
               <w:sz w:val="32"/>
               <w:szCs w:val="32"/>
               <w:lang w:val="en-US" w:eastAsia="zh-CN" w:bidi="ar-SA"/>
@@ -1445,7 +1354,7 @@
               <w:rFonts w:hint="default" w:ascii="Times New Roman" w:hAnsi="Times New Roman" w:eastAsia="微软雅黑" w:cs="微软雅黑"/>
               <w:b/>
               <w:bCs/>
-              <w:color w:val="62B541"/>
+              <w:color w:val="0083C3"/>
               <w:sz w:val="32"/>
               <w:szCs w:val="32"/>
               <w:lang w:val="en-US" w:eastAsia="zh-CN" w:bidi="ar-SA"/>
@@ -1458,7 +1367,7 @@
               <w:rFonts w:hint="default" w:ascii="Times New Roman" w:hAnsi="Times New Roman" w:eastAsia="微软雅黑" w:cs="微软雅黑"/>
               <w:b/>
               <w:bCs/>
-              <w:color w:val="62B541"/>
+              <w:color w:val="0083C3"/>
               <w:sz w:val="32"/>
               <w:szCs w:val="32"/>
               <w:lang w:val="en-US" w:eastAsia="zh-CN" w:bidi="ar-SA"/>
@@ -1471,7 +1380,7 @@
               <w:rFonts w:hint="default" w:ascii="Times New Roman" w:hAnsi="Times New Roman" w:eastAsia="微软雅黑" w:cs="微软雅黑"/>
               <w:b/>
               <w:bCs/>
-              <w:color w:val="62B541"/>
+              <w:color w:val="0083C3"/>
               <w:sz w:val="32"/>
               <w:szCs w:val="32"/>
               <w:lang w:val="en-US" w:eastAsia="zh-CN" w:bidi="ar-SA"/>
@@ -1484,7 +1393,7 @@
               <w:rFonts w:hint="default" w:ascii="Times New Roman" w:hAnsi="Times New Roman" w:eastAsia="微软雅黑" w:cs="微软雅黑"/>
               <w:b/>
               <w:bCs/>
-              <w:color w:val="62B541"/>
+              <w:color w:val="0083C3"/>
               <w:sz w:val="32"/>
               <w:szCs w:val="32"/>
               <w:lang w:val="en-US" w:eastAsia="zh-CN" w:bidi="ar-SA"/>
@@ -1498,6 +1407,9 @@
             <w:tabs>
               <w:tab w:val="right" w:leader="dot" w:pos="9870"/>
             </w:tabs>
+            <w:rPr>
+              <w:color w:val="0083C3"/>
+            </w:rPr>
           </w:pPr>
           <w:r>
             <w:rPr>
@@ -1505,7 +1417,7 @@
               <w:rFonts w:hint="default" w:ascii="Times New Roman" w:hAnsi="Times New Roman" w:eastAsia="微软雅黑" w:cs="微软雅黑"/>
               <w:b/>
               <w:bCs/>
-              <w:color w:val="62B541"/>
+              <w:color w:val="0083C3"/>
               <w:sz w:val="32"/>
               <w:szCs w:val="32"/>
               <w:lang w:val="en-US" w:eastAsia="zh-CN" w:bidi="ar-SA"/>
@@ -1518,7 +1430,7 @@
               <w:rFonts w:hint="default" w:ascii="Times New Roman" w:hAnsi="Times New Roman" w:eastAsia="微软雅黑" w:cs="微软雅黑"/>
               <w:b/>
               <w:bCs/>
-              <w:color w:val="62B541"/>
+              <w:color w:val="0083C3"/>
               <w:sz w:val="32"/>
               <w:szCs w:val="32"/>
               <w:lang w:val="en-US" w:eastAsia="zh-CN" w:bidi="ar-SA"/>
@@ -1531,7 +1443,7 @@
               <w:rFonts w:hint="default" w:ascii="Times New Roman" w:hAnsi="Times New Roman" w:eastAsia="微软雅黑" w:cs="微软雅黑"/>
               <w:b/>
               <w:bCs/>
-              <w:color w:val="62B541"/>
+              <w:color w:val="0083C3"/>
               <w:sz w:val="32"/>
               <w:szCs w:val="32"/>
               <w:lang w:val="en-US" w:eastAsia="zh-CN" w:bidi="ar-SA"/>
@@ -1544,7 +1456,7 @@
               <w:rFonts w:hint="default" w:ascii="Times New Roman" w:hAnsi="Times New Roman" w:eastAsia="微软雅黑" w:cs="微软雅黑"/>
               <w:b/>
               <w:bCs/>
-              <w:color w:val="62B541"/>
+              <w:color w:val="0083C3"/>
               <w:sz w:val="32"/>
               <w:szCs w:val="32"/>
               <w:lang w:val="en-US" w:eastAsia="zh-CN" w:bidi="ar-SA"/>
@@ -1557,7 +1469,7 @@
               <w:rFonts w:hint="default" w:ascii="Times New Roman" w:hAnsi="Times New Roman" w:eastAsia="微软雅黑" w:cs="微软雅黑"/>
               <w:b/>
               <w:bCs/>
-              <w:color w:val="62B541"/>
+              <w:color w:val="0083C3"/>
               <w:sz w:val="32"/>
               <w:szCs w:val="32"/>
               <w:lang w:val="en-US" w:eastAsia="zh-CN" w:bidi="ar-SA"/>
@@ -1570,7 +1482,7 @@
               <w:rFonts w:hint="default" w:ascii="Times New Roman" w:hAnsi="Times New Roman" w:eastAsia="微软雅黑" w:cs="微软雅黑"/>
               <w:b/>
               <w:bCs/>
-              <w:color w:val="62B541"/>
+              <w:color w:val="0083C3"/>
               <w:sz w:val="32"/>
               <w:szCs w:val="32"/>
               <w:lang w:val="en-US" w:eastAsia="zh-CN" w:bidi="ar-SA"/>
@@ -1583,7 +1495,7 @@
               <w:rFonts w:hint="default" w:ascii="Times New Roman" w:hAnsi="Times New Roman" w:eastAsia="微软雅黑" w:cs="微软雅黑"/>
               <w:b/>
               <w:bCs/>
-              <w:color w:val="62B541"/>
+              <w:color w:val="0083C3"/>
               <w:sz w:val="32"/>
               <w:szCs w:val="32"/>
               <w:lang w:val="en-US" w:eastAsia="zh-CN" w:bidi="ar-SA"/>
@@ -1596,7 +1508,7 @@
               <w:rFonts w:hint="default" w:ascii="Times New Roman" w:hAnsi="Times New Roman" w:eastAsia="微软雅黑" w:cs="微软雅黑"/>
               <w:b/>
               <w:bCs/>
-              <w:color w:val="62B541"/>
+              <w:color w:val="0083C3"/>
               <w:sz w:val="32"/>
               <w:szCs w:val="32"/>
               <w:lang w:val="en-US" w:eastAsia="zh-CN" w:bidi="ar-SA"/>
@@ -1609,7 +1521,7 @@
               <w:rFonts w:hint="default" w:ascii="Times New Roman" w:hAnsi="Times New Roman" w:eastAsia="微软雅黑" w:cs="微软雅黑"/>
               <w:b/>
               <w:bCs/>
-              <w:color w:val="62B541"/>
+              <w:color w:val="0083C3"/>
               <w:sz w:val="32"/>
               <w:szCs w:val="32"/>
               <w:lang w:val="en-US" w:eastAsia="zh-CN" w:bidi="ar-SA"/>
@@ -1622,7 +1534,7 @@
               <w:rFonts w:hint="default" w:ascii="Times New Roman" w:hAnsi="Times New Roman" w:eastAsia="微软雅黑" w:cs="微软雅黑"/>
               <w:b/>
               <w:bCs/>
-              <w:color w:val="62B541"/>
+              <w:color w:val="0083C3"/>
               <w:sz w:val="32"/>
               <w:szCs w:val="32"/>
               <w:lang w:val="en-US" w:eastAsia="zh-CN" w:bidi="ar-SA"/>
@@ -1635,7 +1547,7 @@
               <w:rFonts w:hint="default" w:ascii="Times New Roman" w:hAnsi="Times New Roman" w:eastAsia="微软雅黑" w:cs="微软雅黑"/>
               <w:b/>
               <w:bCs/>
-              <w:color w:val="62B541"/>
+              <w:color w:val="0083C3"/>
               <w:sz w:val="32"/>
               <w:szCs w:val="32"/>
               <w:lang w:val="en-US" w:eastAsia="zh-CN" w:bidi="ar-SA"/>
@@ -1712,14 +1624,14 @@
           </w14:shadow>
         </w:rPr>
       </w:pPr>
-      <w:bookmarkStart w:id="0" w:name="_Toc24178_WPSOffice_Level1"/>
-      <w:bookmarkStart w:id="1" w:name="_Toc27500"/>
-      <w:bookmarkStart w:id="2" w:name="_Toc30143_WPSOffice_Level1"/>
-      <w:bookmarkStart w:id="3" w:name="_Toc21669"/>
+      <w:bookmarkStart w:id="0" w:name="_Toc30143_WPSOffice_Level1"/>
+      <w:bookmarkStart w:id="1" w:name="_Toc21669"/>
+      <w:bookmarkStart w:id="2" w:name="_Toc24178_WPSOffice_Level1"/>
+      <w:bookmarkStart w:id="3" w:name="_Toc27500"/>
       <w:bookmarkStart w:id="4" w:name="_Toc32054"/>
-      <w:bookmarkStart w:id="5" w:name="_Toc21009_WPSOffice_Level1"/>
-      <w:bookmarkStart w:id="6" w:name="_Toc13806"/>
-      <w:bookmarkStart w:id="7" w:name="_Toc24397"/>
+      <w:bookmarkStart w:id="5" w:name="_Toc24397"/>
+      <w:bookmarkStart w:id="6" w:name="_Toc21009_WPSOffice_Level1"/>
+      <w:bookmarkStart w:id="7" w:name="_Toc13806"/>
     </w:p>
     <w:p>
       <w:pPr>
@@ -1803,7 +1715,7 @@
           <w:tcPr>
             <w:tcW w:w="3231" w:type="dxa"/>
             <w:tcBorders>
-              <w:top w:val="single" w:color="62BC41" w:sz="24" w:space="0"/>
+              <w:top w:val="single" w:color="0083C3" w:sz="24" w:space="0"/>
               <w:tl2br w:val="nil"/>
               <w:tr2bl w:val="nil"/>
             </w:tcBorders>
@@ -1864,7 +1776,7 @@
           <w:tcPr>
             <w:tcW w:w="3323" w:type="dxa"/>
             <w:tcBorders>
-              <w:top w:val="single" w:color="62BC41" w:sz="24" w:space="0"/>
+              <w:top w:val="single" w:color="0083C3" w:sz="24" w:space="0"/>
               <w:tl2br w:val="nil"/>
               <w:tr2bl w:val="nil"/>
             </w:tcBorders>
@@ -1925,7 +1837,7 @@
           <w:tcPr>
             <w:tcW w:w="3316" w:type="dxa"/>
             <w:tcBorders>
-              <w:top w:val="single" w:color="62BC41" w:sz="24" w:space="0"/>
+              <w:top w:val="single" w:color="0083C3" w:sz="24" w:space="0"/>
               <w:tl2br w:val="nil"/>
               <w:tr2bl w:val="nil"/>
             </w:tcBorders>
@@ -2304,17 +2216,18 @@
                 <w:szCs w:val="21"/>
                 <w:lang w:eastAsia="zh-CN"/>
               </w:rPr>
-              <w:t>送检医生：</w:t>
-            </w:r>
-            <w:r>
-              <w:rPr>
-                <w:rFonts w:hint="eastAsia" w:ascii="Times New Roman" w:hAnsi="Times New Roman" w:eastAsia="微软雅黑" w:cs="Times New Roman"/>
+              <w:t>订单编号：</w:t>
+            </w:r>
+            <w:r>
+              <w:rPr>
+                <w:rFonts w:ascii="Times New Roman" w:hAnsi="Times New Roman" w:eastAsia="微软雅黑" w:cs="Times New Roman"/>
+                <w:bCs/>
                 <w:color w:val="000000"/>
                 <w:sz w:val="21"/>
                 <w:szCs w:val="21"/>
                 <w:lang w:eastAsia="zh-CN"/>
               </w:rPr>
-              <w:t>{{ doctorname }}</w:t>
+              <w:t>-</w:t>
             </w:r>
           </w:p>
         </w:tc>
@@ -2561,7 +2474,7 @@
                 <w:szCs w:val="21"/>
                 <w:lang w:eastAsia="zh-CN"/>
               </w:rPr>
-              <w:t>送检时间：</w:t>
+              <w:t>接收时间：</w:t>
             </w:r>
             <w:r>
               <w:rPr>
@@ -2572,7 +2485,7 @@
                 <w:szCs w:val="21"/>
                 <w:lang w:eastAsia="zh-CN"/>
               </w:rPr>
-              <w:t>{{ commission_date }}</w:t>
+              <w:t>{{ receiveddate }}</w:t>
             </w:r>
           </w:p>
         </w:tc>
@@ -2599,7 +2512,8 @@
         </w:trPr>
         <w:tc>
           <w:tcPr>
-            <w:tcW w:w="3231" w:type="dxa"/>
+            <w:tcW w:w="9870" w:type="dxa"/>
+            <w:gridSpan w:val="3"/>
             <w:tcBorders>
               <w:tl2br w:val="nil"/>
               <w:tr2bl w:val="nil"/>
@@ -2630,7 +2544,7 @@
                 <w:color w:val="000000"/>
                 <w:sz w:val="21"/>
                 <w:szCs w:val="21"/>
-                <w:lang w:val="en-US" w:eastAsia="zh-CN"/>
+                <w:lang w:eastAsia="zh-CN"/>
               </w:rPr>
             </w:pPr>
             <w:r>
@@ -2654,124 +2568,6 @@
                 <w:lang w:eastAsia="zh-CN"/>
               </w:rPr>
               <w:t>{{ diseaseName }}</w:t>
-            </w:r>
-          </w:p>
-        </w:tc>
-        <w:tc>
-          <w:tcPr>
-            <w:tcW w:w="3323" w:type="dxa"/>
-            <w:tcBorders>
-              <w:tl2br w:val="nil"/>
-              <w:tr2bl w:val="nil"/>
-            </w:tcBorders>
-            <w:shd w:val="clear" w:color="auto" w:fill="auto"/>
-            <w:vAlign w:val="center"/>
-          </w:tcPr>
-          <w:p>
-            <w:pPr>
-              <w:keepNext w:val="0"/>
-              <w:keepLines w:val="0"/>
-              <w:pageBreakBefore w:val="0"/>
-              <w:widowControl w:val="0"/>
-              <w:kinsoku/>
-              <w:wordWrap/>
-              <w:overflowPunct/>
-              <w:topLinePunct w:val="0"/>
-              <w:autoSpaceDE/>
-              <w:autoSpaceDN/>
-              <w:bidi w:val="0"/>
-              <w:adjustRightInd w:val="0"/>
-              <w:snapToGrid w:val="0"/>
-              <w:jc w:val="both"/>
-              <w:textAlignment w:val="auto"/>
-              <w:rPr>
-                <w:rFonts w:hint="default" w:ascii="Times New Roman" w:hAnsi="Times New Roman" w:eastAsia="微软雅黑" w:cs="Times New Roman"/>
-                <w:color w:val="000000"/>
-                <w:sz w:val="21"/>
-                <w:szCs w:val="21"/>
-                <w:lang w:eastAsia="zh-CN"/>
-              </w:rPr>
-            </w:pPr>
-            <w:r>
-              <w:rPr>
-                <w:rFonts w:ascii="Times New Roman" w:hAnsi="Times New Roman" w:eastAsia="微软雅黑" w:cs="Times New Roman"/>
-                <w:color w:val="000000"/>
-                <w:sz w:val="21"/>
-                <w:szCs w:val="21"/>
-                <w:lang w:eastAsia="zh-CN"/>
-              </w:rPr>
-              <w:t>订单编号：</w:t>
-            </w:r>
-            <w:r>
-              <w:rPr>
-                <w:rFonts w:ascii="Times New Roman" w:hAnsi="Times New Roman" w:eastAsia="微软雅黑" w:cs="Times New Roman"/>
-                <w:bCs/>
-                <w:color w:val="000000"/>
-                <w:sz w:val="21"/>
-                <w:szCs w:val="21"/>
-                <w:lang w:eastAsia="zh-CN"/>
-              </w:rPr>
-              <w:t>-</w:t>
-            </w:r>
-          </w:p>
-        </w:tc>
-        <w:tc>
-          <w:tcPr>
-            <w:tcW w:w="3316" w:type="dxa"/>
-            <w:tcBorders>
-              <w:tl2br w:val="nil"/>
-              <w:tr2bl w:val="nil"/>
-            </w:tcBorders>
-            <w:shd w:val="clear" w:color="auto" w:fill="auto"/>
-            <w:vAlign w:val="center"/>
-          </w:tcPr>
-          <w:p>
-            <w:pPr>
-              <w:keepNext w:val="0"/>
-              <w:keepLines w:val="0"/>
-              <w:pageBreakBefore w:val="0"/>
-              <w:widowControl w:val="0"/>
-              <w:kinsoku/>
-              <w:wordWrap/>
-              <w:overflowPunct/>
-              <w:topLinePunct w:val="0"/>
-              <w:autoSpaceDE/>
-              <w:autoSpaceDN/>
-              <w:bidi w:val="0"/>
-              <w:adjustRightInd w:val="0"/>
-              <w:snapToGrid w:val="0"/>
-              <w:jc w:val="both"/>
-              <w:textAlignment w:val="auto"/>
-              <w:rPr>
-                <w:rFonts w:hint="default" w:ascii="Times New Roman" w:hAnsi="Times New Roman" w:eastAsia="微软雅黑" w:cs="Times New Roman"/>
-                <w:bCs/>
-                <w:color w:val="000000"/>
-                <w:sz w:val="21"/>
-                <w:szCs w:val="21"/>
-                <w:lang w:eastAsia="zh-CN"/>
-              </w:rPr>
-            </w:pPr>
-            <w:r>
-              <w:rPr>
-                <w:rFonts w:ascii="Times New Roman" w:hAnsi="Times New Roman" w:eastAsia="微软雅黑" w:cs="Times New Roman"/>
-                <w:bCs/>
-                <w:color w:val="000000"/>
-                <w:sz w:val="21"/>
-                <w:szCs w:val="21"/>
-                <w:lang w:eastAsia="zh-CN"/>
-              </w:rPr>
-              <w:t>接收时间：</w:t>
-            </w:r>
-            <w:r>
-              <w:rPr>
-                <w:rFonts w:hint="eastAsia" w:ascii="Times New Roman" w:hAnsi="Times New Roman" w:eastAsia="微软雅黑" w:cs="Times New Roman"/>
-                <w:bCs/>
-                <w:color w:val="000000"/>
-                <w:sz w:val="21"/>
-                <w:szCs w:val="21"/>
-                <w:lang w:eastAsia="zh-CN"/>
-              </w:rPr>
-              <w:t>{{ receiveddate }}</w:t>
             </w:r>
           </w:p>
         </w:tc>
@@ -2788,7 +2584,7 @@
         <w:jc w:val="left"/>
         <w:rPr>
           <w:rFonts w:hint="default" w:ascii="Times New Roman" w:hAnsi="Times New Roman" w:eastAsia="微软雅黑" w:cs="Times New Roman"/>
-          <w:color w:val="62B541"/>
+          <w:color w:val="0083C3"/>
           <w:sz w:val="32"/>
           <w14:shadow w14:blurRad="50800" w14:dist="38100" w14:dir="10800000" w14:sx="100000" w14:sy="100000" w14:kx="0" w14:ky="0" w14:algn="r">
             <w14:srgbClr w14:val="62B541">
@@ -2801,7 +2597,7 @@
       <w:r>
         <w:rPr>
           <w:rFonts w:hint="default" w:ascii="Times New Roman" w:hAnsi="Times New Roman" w:eastAsia="微软雅黑" w:cs="Times New Roman"/>
-          <w:color w:val="62B541"/>
+          <w:color w:val="0083C3"/>
           <w:sz w:val="32"/>
           <w14:shadow w14:blurRad="50800" w14:dist="38100" w14:dir="10800000" w14:sx="100000" w14:sy="100000" w14:kx="0" w14:ky="0" w14:algn="r">
             <w14:srgbClr w14:val="62B541">
@@ -2845,7 +2641,7 @@
         <w:jc w:val="left"/>
         <w:rPr>
           <w:rFonts w:hint="default" w:ascii="Times New Roman" w:hAnsi="Times New Roman" w:eastAsia="微软雅黑" w:cs="Times New Roman"/>
-          <w:color w:val="62B541"/>
+          <w:color w:val="0083C3"/>
           <w:sz w:val="32"/>
           <w14:shadow w14:blurRad="50800" w14:dist="38100" w14:dir="10800000" w14:sx="100000" w14:sy="100000" w14:kx="0" w14:ky="0" w14:algn="r">
             <w14:srgbClr w14:val="62B541">
@@ -2858,7 +2654,7 @@
       <w:r>
         <w:rPr>
           <w:rFonts w:hint="default" w:ascii="Times New Roman" w:hAnsi="Times New Roman" w:eastAsia="微软雅黑" w:cs="Times New Roman"/>
-          <w:color w:val="62B541"/>
+          <w:color w:val="0083C3"/>
           <w:sz w:val="32"/>
           <w14:shadow w14:blurRad="50800" w14:dist="38100" w14:dir="10800000" w14:sx="100000" w14:sy="100000" w14:kx="0" w14:ky="0" w14:algn="r">
             <w14:srgbClr w14:val="62B541">
@@ -2871,7 +2667,7 @@
       <w:r>
         <w:rPr>
           <w:rFonts w:hint="eastAsia" w:ascii="Times New Roman" w:hAnsi="Times New Roman" w:eastAsia="微软雅黑" w:cs="Times New Roman"/>
-          <w:color w:val="62B541"/>
+          <w:color w:val="0083C3"/>
           <w:sz w:val="32"/>
           <w:lang w:val="en-US" w:eastAsia="zh-CN"/>
           <w14:shadow w14:blurRad="50800" w14:dist="38100" w14:dir="10800000" w14:sx="100000" w14:sy="100000" w14:kx="0" w14:ky="0" w14:algn="r">
@@ -2891,7 +2687,7 @@
         <w:tblW w:w="10251" w:type="dxa"/>
         <w:jc w:val="center"/>
         <w:tblBorders>
-          <w:top w:val="single" w:color="5A9D46" w:sz="24" w:space="0"/>
+          <w:top w:val="single" w:color="0083C3" w:sz="24" w:space="0"/>
           <w:left w:val="none" w:color="auto" w:sz="0" w:space="0"/>
           <w:bottom w:val="single" w:color="A4A4A4" w:sz="4" w:space="0"/>
           <w:right w:val="none" w:color="auto" w:sz="0" w:space="0"/>
@@ -2913,7 +2709,7 @@
       <w:tr>
         <w:tblPrEx>
           <w:tblBorders>
-            <w:top w:val="single" w:color="5A9D46" w:sz="24" w:space="0"/>
+            <w:top w:val="single" w:color="0083C3" w:sz="24" w:space="0"/>
             <w:left w:val="none" w:color="auto" w:sz="0" w:space="0"/>
             <w:bottom w:val="single" w:color="A4A4A4" w:sz="4" w:space="0"/>
             <w:right w:val="none" w:color="auto" w:sz="0" w:space="0"/>
@@ -2935,7 +2731,6 @@
           <w:tcPr>
             <w:tcW w:w="3612" w:type="dxa"/>
             <w:tcBorders>
-              <w:top w:val="single" w:color="62BC41" w:sz="24" w:space="0"/>
               <w:tl2br w:val="nil"/>
               <w:tr2bl w:val="nil"/>
             </w:tcBorders>
@@ -2971,7 +2766,6 @@
           <w:tcPr>
             <w:tcW w:w="6639" w:type="dxa"/>
             <w:tcBorders>
-              <w:top w:val="single" w:color="62BC41" w:sz="24" w:space="0"/>
               <w:tl2br w:val="nil"/>
               <w:tr2bl w:val="nil"/>
             </w:tcBorders>
@@ -3008,7 +2802,7 @@
       <w:tr>
         <w:tblPrEx>
           <w:tblBorders>
-            <w:top w:val="single" w:color="5A9D46" w:sz="24" w:space="0"/>
+            <w:top w:val="single" w:color="0083C3" w:sz="24" w:space="0"/>
             <w:left w:val="none" w:color="auto" w:sz="0" w:space="0"/>
             <w:bottom w:val="single" w:color="A4A4A4" w:sz="4" w:space="0"/>
             <w:right w:val="none" w:color="auto" w:sz="0" w:space="0"/>
@@ -3099,7 +2893,7 @@
       <w:tr>
         <w:tblPrEx>
           <w:tblBorders>
-            <w:top w:val="single" w:color="5A9D46" w:sz="24" w:space="0"/>
+            <w:top w:val="single" w:color="0083C3" w:sz="24" w:space="0"/>
             <w:left w:val="none" w:color="auto" w:sz="0" w:space="0"/>
             <w:bottom w:val="single" w:color="A4A4A4" w:sz="4" w:space="0"/>
             <w:right w:val="none" w:color="auto" w:sz="0" w:space="0"/>
@@ -3231,7 +3025,7 @@
       <w:tr>
         <w:tblPrEx>
           <w:tblBorders>
-            <w:top w:val="single" w:color="5A9D46" w:sz="24" w:space="0"/>
+            <w:top w:val="single" w:color="0083C3" w:sz="24" w:space="0"/>
             <w:left w:val="none" w:color="auto" w:sz="0" w:space="0"/>
             <w:bottom w:val="single" w:color="A4A4A4" w:sz="4" w:space="0"/>
             <w:right w:val="none" w:color="auto" w:sz="0" w:space="0"/>
@@ -3323,7 +3117,7 @@
       <w:tr>
         <w:tblPrEx>
           <w:tblBorders>
-            <w:top w:val="single" w:color="5A9D46" w:sz="24" w:space="0"/>
+            <w:top w:val="single" w:color="0083C3" w:sz="24" w:space="0"/>
             <w:left w:val="none" w:color="auto" w:sz="0" w:space="0"/>
             <w:bottom w:val="single" w:color="A4A4A4" w:sz="4" w:space="0"/>
             <w:right w:val="none" w:color="auto" w:sz="0" w:space="0"/>
@@ -3453,7 +3247,7 @@
         <w:jc w:val="left"/>
         <w:rPr>
           <w:rFonts w:hint="default" w:ascii="Times New Roman" w:hAnsi="Times New Roman" w:eastAsia="微软雅黑" w:cs="Times New Roman"/>
-          <w:color w:val="62B541"/>
+          <w:color w:val="0083C3"/>
           <w:sz w:val="32"/>
           <w14:shadow w14:blurRad="50800" w14:dist="38100" w14:dir="10800000" w14:sx="100000" w14:sy="100000" w14:kx="0" w14:ky="0" w14:algn="r">
             <w14:srgbClr w14:val="62B541">
@@ -3466,7 +3260,7 @@
       <w:r>
         <w:rPr>
           <w:rFonts w:hint="default" w:ascii="Times New Roman" w:hAnsi="Times New Roman" w:eastAsia="微软雅黑" w:cs="Times New Roman"/>
-          <w:color w:val="62B541"/>
+          <w:color w:val="0083C3"/>
           <w:sz w:val="32"/>
           <w14:shadow w14:blurRad="50800" w14:dist="38100" w14:dir="10800000" w14:sx="100000" w14:sy="100000" w14:kx="0" w14:ky="0" w14:algn="r">
             <w14:srgbClr w14:val="62B541">
@@ -3860,7 +3654,7 @@
         <w:jc w:val="left"/>
         <w:rPr>
           <w:rFonts w:hint="default" w:ascii="Times New Roman" w:hAnsi="Times New Roman" w:eastAsia="微软雅黑" w:cs="Times New Roman"/>
-          <w:color w:val="62B541"/>
+          <w:color w:val="0083C3"/>
           <w:sz w:val="32"/>
           <w14:shadow w14:blurRad="50800" w14:dist="38100" w14:dir="10800000" w14:sx="100000" w14:sy="100000" w14:kx="0" w14:ky="0" w14:algn="r">
             <w14:srgbClr w14:val="62B541">
@@ -3873,7 +3667,7 @@
       <w:r>
         <w:rPr>
           <w:rFonts w:hint="default" w:ascii="Times New Roman" w:hAnsi="Times New Roman" w:eastAsia="微软雅黑" w:cs="Times New Roman"/>
-          <w:color w:val="62B541"/>
+          <w:color w:val="0083C3"/>
           <w:sz w:val="32"/>
           <w14:shadow w14:blurRad="50800" w14:dist="38100" w14:dir="10800000" w14:sx="100000" w14:sy="100000" w14:kx="0" w14:ky="0" w14:algn="r">
             <w14:srgbClr w14:val="62B541">
@@ -3892,7 +3686,7 @@
         <w:tblW w:w="10516" w:type="dxa"/>
         <w:jc w:val="center"/>
         <w:tblBorders>
-          <w:top w:val="single" w:color="5A9D46" w:sz="24" w:space="0"/>
+          <w:top w:val="single" w:color="0083C3" w:sz="24" w:space="0"/>
           <w:left w:val="none" w:color="auto" w:sz="0" w:space="0"/>
           <w:bottom w:val="single" w:color="A4A4A4" w:sz="4" w:space="0"/>
           <w:right w:val="none" w:color="auto" w:sz="0" w:space="0"/>
@@ -3917,7 +3711,7 @@
       <w:tr>
         <w:tblPrEx>
           <w:tblBorders>
-            <w:top w:val="single" w:color="5A9D46" w:sz="24" w:space="0"/>
+            <w:top w:val="single" w:color="0083C3" w:sz="24" w:space="0"/>
             <w:left w:val="none" w:color="auto" w:sz="0" w:space="0"/>
             <w:bottom w:val="single" w:color="A4A4A4" w:sz="4" w:space="0"/>
             <w:right w:val="none" w:color="auto" w:sz="0" w:space="0"/>
@@ -3939,7 +3733,6 @@
           <w:tcPr>
             <w:tcW w:w="1529" w:type="dxa"/>
             <w:tcBorders>
-              <w:top w:val="single" w:color="62BC41" w:sz="24" w:space="0"/>
               <w:tl2br w:val="nil"/>
               <w:tr2bl w:val="nil"/>
             </w:tcBorders>
@@ -3974,7 +3767,6 @@
           <w:tcPr>
             <w:tcW w:w="1940" w:type="dxa"/>
             <w:tcBorders>
-              <w:top w:val="single" w:color="62BC41" w:sz="24" w:space="0"/>
               <w:tl2br w:val="nil"/>
               <w:tr2bl w:val="nil"/>
             </w:tcBorders>
@@ -4009,7 +3801,6 @@
           <w:tcPr>
             <w:tcW w:w="2320" w:type="dxa"/>
             <w:tcBorders>
-              <w:top w:val="single" w:color="62BC41" w:sz="24" w:space="0"/>
               <w:tl2br w:val="nil"/>
               <w:tr2bl w:val="nil"/>
             </w:tcBorders>
@@ -4044,7 +3835,6 @@
           <w:tcPr>
             <w:tcW w:w="2134" w:type="dxa"/>
             <w:tcBorders>
-              <w:top w:val="single" w:color="62BC41" w:sz="24" w:space="0"/>
               <w:tl2br w:val="nil"/>
               <w:tr2bl w:val="nil"/>
             </w:tcBorders>
@@ -4078,7 +3868,6 @@
           <w:tcPr>
             <w:tcW w:w="2593" w:type="dxa"/>
             <w:tcBorders>
-              <w:top w:val="single" w:color="62BC41" w:sz="24" w:space="0"/>
               <w:tl2br w:val="nil"/>
               <w:tr2bl w:val="nil"/>
             </w:tcBorders>
@@ -4124,7 +3913,7 @@
       <w:tr>
         <w:tblPrEx>
           <w:tblBorders>
-            <w:top w:val="single" w:color="5A9D46" w:sz="24" w:space="0"/>
+            <w:top w:val="single" w:color="0083C3" w:sz="24" w:space="0"/>
             <w:left w:val="none" w:color="auto" w:sz="0" w:space="0"/>
             <w:bottom w:val="single" w:color="A4A4A4" w:sz="4" w:space="0"/>
             <w:right w:val="none" w:color="auto" w:sz="0" w:space="0"/>
@@ -4223,7 +4012,7 @@
       <w:tr>
         <w:tblPrEx>
           <w:tblBorders>
-            <w:top w:val="single" w:color="5A9D46" w:sz="24" w:space="0"/>
+            <w:top w:val="single" w:color="0083C3" w:sz="24" w:space="0"/>
             <w:left w:val="none" w:color="auto" w:sz="0" w:space="0"/>
             <w:bottom w:val="single" w:color="A4A4A4" w:sz="4" w:space="0"/>
             <w:right w:val="none" w:color="auto" w:sz="0" w:space="0"/>
@@ -4524,7 +4313,7 @@
       <w:tr>
         <w:tblPrEx>
           <w:tblBorders>
-            <w:top w:val="single" w:color="5A9D46" w:sz="24" w:space="0"/>
+            <w:top w:val="single" w:color="0083C3" w:sz="24" w:space="0"/>
             <w:left w:val="none" w:color="auto" w:sz="0" w:space="0"/>
             <w:bottom w:val="single" w:color="A4A4A4" w:sz="4" w:space="0"/>
             <w:right w:val="none" w:color="auto" w:sz="0" w:space="0"/>
@@ -4679,7 +4468,7 @@
       <w:tr>
         <w:tblPrEx>
           <w:tblBorders>
-            <w:top w:val="single" w:color="5A9D46" w:sz="24" w:space="0"/>
+            <w:top w:val="single" w:color="0083C3" w:sz="24" w:space="0"/>
             <w:left w:val="none" w:color="auto" w:sz="0" w:space="0"/>
             <w:bottom w:val="single" w:color="A4A4A4" w:sz="4" w:space="0"/>
             <w:right w:val="none" w:color="auto" w:sz="0" w:space="0"/>
@@ -4738,7 +4527,7 @@
       <w:tr>
         <w:tblPrEx>
           <w:tblBorders>
-            <w:top w:val="single" w:color="5A9D46" w:sz="24" w:space="0"/>
+            <w:top w:val="single" w:color="0083C3" w:sz="24" w:space="0"/>
             <w:left w:val="none" w:color="auto" w:sz="0" w:space="0"/>
             <w:bottom w:val="single" w:color="A4A4A4" w:sz="4" w:space="0"/>
             <w:right w:val="none" w:color="auto" w:sz="0" w:space="0"/>
@@ -5027,7 +4816,7 @@
       <w:tr>
         <w:tblPrEx>
           <w:tblBorders>
-            <w:top w:val="single" w:color="5A9D46" w:sz="24" w:space="0"/>
+            <w:top w:val="single" w:color="0083C3" w:sz="24" w:space="0"/>
             <w:left w:val="none" w:color="auto" w:sz="0" w:space="0"/>
             <w:bottom w:val="single" w:color="A4A4A4" w:sz="4" w:space="0"/>
             <w:right w:val="none" w:color="auto" w:sz="0" w:space="0"/>
@@ -5209,7 +4998,7 @@
       <w:tr>
         <w:tblPrEx>
           <w:tblBorders>
-            <w:top w:val="single" w:color="5A9D46" w:sz="24" w:space="0"/>
+            <w:top w:val="single" w:color="0083C3" w:sz="24" w:space="0"/>
             <w:left w:val="none" w:color="auto" w:sz="0" w:space="0"/>
             <w:bottom w:val="single" w:color="A4A4A4" w:sz="4" w:space="0"/>
             <w:right w:val="none" w:color="auto" w:sz="0" w:space="0"/>
@@ -5391,19 +5180,13 @@
       <w:tr>
         <w:tblPrEx>
           <w:tblBorders>
-            <w:top w:val="single" w:color="5A9D46" w:sz="24" w:space="0"/>
+            <w:top w:val="single" w:color="0083C3" w:sz="24" w:space="0"/>
             <w:left w:val="none" w:color="auto" w:sz="0" w:space="0"/>
             <w:bottom w:val="single" w:color="A4A4A4" w:sz="4" w:space="0"/>
             <w:right w:val="none" w:color="auto" w:sz="0" w:space="0"/>
             <w:insideH w:val="single" w:color="A4A4A4" w:sz="4" w:space="0"/>
             <w:insideV w:val="single" w:color="A4A4A4" w:sz="4" w:space="0"/>
           </w:tblBorders>
-          <w:tblCellMar>
-            <w:top w:w="0" w:type="dxa"/>
-            <w:left w:w="108" w:type="dxa"/>
-            <w:bottom w:w="0" w:type="dxa"/>
-            <w:right w:w="108" w:type="dxa"/>
-          </w:tblCellMar>
         </w:tblPrEx>
         <w:trPr>
           <w:trHeight w:val="477" w:hRule="atLeast"/>
@@ -5446,7 +5229,7 @@
       <w:tr>
         <w:tblPrEx>
           <w:tblBorders>
-            <w:top w:val="single" w:color="5A9D46" w:sz="24" w:space="0"/>
+            <w:top w:val="single" w:color="0083C3" w:sz="24" w:space="0"/>
             <w:left w:val="none" w:color="auto" w:sz="0" w:space="0"/>
             <w:bottom w:val="single" w:color="A4A4A4" w:sz="4" w:space="0"/>
             <w:right w:val="none" w:color="auto" w:sz="0" w:space="0"/>
@@ -5517,7 +5300,7 @@
       <w:tr>
         <w:tblPrEx>
           <w:tblBorders>
-            <w:top w:val="single" w:color="5A9D46" w:sz="24" w:space="0"/>
+            <w:top w:val="single" w:color="0083C3" w:sz="24" w:space="0"/>
             <w:left w:val="none" w:color="auto" w:sz="0" w:space="0"/>
             <w:bottom w:val="single" w:color="A4A4A4" w:sz="4" w:space="0"/>
             <w:right w:val="none" w:color="auto" w:sz="0" w:space="0"/>
@@ -5719,7 +5502,7 @@
       <w:tr>
         <w:tblPrEx>
           <w:tblBorders>
-            <w:top w:val="single" w:color="5A9D46" w:sz="24" w:space="0"/>
+            <w:top w:val="single" w:color="0083C3" w:sz="24" w:space="0"/>
             <w:left w:val="none" w:color="auto" w:sz="0" w:space="0"/>
             <w:bottom w:val="single" w:color="A4A4A4" w:sz="4" w:space="0"/>
             <w:right w:val="none" w:color="auto" w:sz="0" w:space="0"/>
@@ -5804,7 +5587,7 @@
       <w:tr>
         <w:tblPrEx>
           <w:tblBorders>
-            <w:top w:val="single" w:color="5A9D46" w:sz="24" w:space="0"/>
+            <w:top w:val="single" w:color="0083C3" w:sz="24" w:space="0"/>
             <w:left w:val="none" w:color="auto" w:sz="0" w:space="0"/>
             <w:bottom w:val="single" w:color="A4A4A4" w:sz="4" w:space="0"/>
             <w:right w:val="none" w:color="auto" w:sz="0" w:space="0"/>
@@ -5968,7 +5751,7 @@
       <w:tr>
         <w:tblPrEx>
           <w:tblBorders>
-            <w:top w:val="single" w:color="5A9D46" w:sz="24" w:space="0"/>
+            <w:top w:val="single" w:color="0083C3" w:sz="24" w:space="0"/>
             <w:left w:val="none" w:color="auto" w:sz="0" w:space="0"/>
             <w:bottom w:val="single" w:color="A4A4A4" w:sz="4" w:space="0"/>
             <w:right w:val="none" w:color="auto" w:sz="0" w:space="0"/>
@@ -6053,7 +5836,7 @@
       <w:tr>
         <w:tblPrEx>
           <w:tblBorders>
-            <w:top w:val="single" w:color="5A9D46" w:sz="24" w:space="0"/>
+            <w:top w:val="single" w:color="0083C3" w:sz="24" w:space="0"/>
             <w:left w:val="none" w:color="auto" w:sz="0" w:space="0"/>
             <w:bottom w:val="single" w:color="A4A4A4" w:sz="4" w:space="0"/>
             <w:right w:val="none" w:color="auto" w:sz="0" w:space="0"/>
@@ -6228,7 +6011,7 @@
       <w:tr>
         <w:tblPrEx>
           <w:tblBorders>
-            <w:top w:val="single" w:color="5A9D46" w:sz="24" w:space="0"/>
+            <w:top w:val="single" w:color="0083C3" w:sz="24" w:space="0"/>
             <w:left w:val="none" w:color="auto" w:sz="0" w:space="0"/>
             <w:bottom w:val="single" w:color="A4A4A4" w:sz="4" w:space="0"/>
             <w:right w:val="none" w:color="auto" w:sz="0" w:space="0"/>
@@ -6313,7 +6096,7 @@
       <w:tr>
         <w:tblPrEx>
           <w:tblBorders>
-            <w:top w:val="single" w:color="5A9D46" w:sz="24" w:space="0"/>
+            <w:top w:val="single" w:color="0083C3" w:sz="24" w:space="0"/>
             <w:left w:val="none" w:color="auto" w:sz="0" w:space="0"/>
             <w:bottom w:val="single" w:color="A4A4A4" w:sz="4" w:space="0"/>
             <w:right w:val="none" w:color="auto" w:sz="0" w:space="0"/>
@@ -6478,7 +6261,7 @@
       <w:tr>
         <w:tblPrEx>
           <w:tblBorders>
-            <w:top w:val="single" w:color="5A9D46" w:sz="24" w:space="0"/>
+            <w:top w:val="single" w:color="0083C3" w:sz="24" w:space="0"/>
             <w:left w:val="none" w:color="auto" w:sz="0" w:space="0"/>
             <w:bottom w:val="single" w:color="A4A4A4" w:sz="4" w:space="0"/>
             <w:right w:val="none" w:color="auto" w:sz="0" w:space="0"/>
@@ -6652,7 +6435,7 @@
             <w:tcBorders>
               <w:top w:val="nil"/>
               <w:left w:val="nil"/>
-              <w:bottom w:val="single" w:color="62B541" w:sz="12" w:space="0"/>
+              <w:bottom w:val="single" w:color="0083C3" w:sz="12" w:space="0"/>
               <w:right w:val="nil"/>
             </w:tcBorders>
             <w:vAlign w:val="bottom"/>
@@ -6678,7 +6461,7 @@
             <w:tcBorders>
               <w:top w:val="nil"/>
               <w:left w:val="nil"/>
-              <w:bottom w:val="single" w:color="62B541" w:sz="12" w:space="0"/>
+              <w:bottom w:val="single" w:color="0083C3" w:sz="12" w:space="0"/>
               <w:right w:val="nil"/>
             </w:tcBorders>
             <w:vAlign w:val="bottom"/>
@@ -6703,7 +6486,7 @@
             <w:tcBorders>
               <w:top w:val="nil"/>
               <w:left w:val="nil"/>
-              <w:bottom w:val="single" w:color="62B541" w:sz="12" w:space="0"/>
+              <w:bottom w:val="single" w:color="0083C3" w:sz="12" w:space="0"/>
               <w:right w:val="nil"/>
             </w:tcBorders>
             <w:vAlign w:val="bottom"/>
@@ -6724,7 +6507,7 @@
             <w:tcBorders>
               <w:top w:val="nil"/>
               <w:left w:val="nil"/>
-              <w:bottom w:val="single" w:color="62B541" w:sz="12" w:space="0"/>
+              <w:bottom w:val="single" w:color="0083C3" w:sz="12" w:space="0"/>
               <w:right w:val="nil"/>
             </w:tcBorders>
             <w:vAlign w:val="bottom"/>
@@ -6771,7 +6554,7 @@
             <w:tcW w:w="9706" w:type="dxa"/>
             <w:gridSpan w:val="4"/>
             <w:tcBorders>
-              <w:top w:val="single" w:color="62B541" w:sz="12" w:space="0"/>
+              <w:top w:val="single" w:color="0083C3" w:sz="12" w:space="0"/>
               <w:left w:val="nil"/>
               <w:bottom w:val="nil"/>
               <w:right w:val="nil"/>
@@ -6820,8 +6603,6 @@
         </w:rPr>
         <w:br w:type="page"/>
       </w:r>
-      <w:bookmarkStart w:id="31" w:name="_GoBack"/>
-      <w:bookmarkEnd w:id="31"/>
     </w:p>
     <w:p>
       <w:pPr>
@@ -6834,7 +6615,7 @@
         <w:jc w:val="left"/>
         <w:rPr>
           <w:rFonts w:hint="default" w:ascii="Times New Roman" w:hAnsi="Times New Roman" w:eastAsia="微软雅黑" w:cs="Times New Roman"/>
-          <w:color w:val="62B541"/>
+          <w:color w:val="0083C3"/>
           <w:sz w:val="32"/>
           <w14:shadow w14:blurRad="50800" w14:dist="38100" w14:dir="10800000" w14:sx="100000" w14:sy="100000" w14:kx="0" w14:ky="0" w14:algn="r">
             <w14:srgbClr w14:val="62B541">
@@ -6847,7 +6628,7 @@
       <w:r>
         <w:rPr>
           <w:rFonts w:hint="default" w:ascii="Times New Roman" w:hAnsi="Times New Roman" w:eastAsia="微软雅黑" w:cs="Times New Roman"/>
-          <w:color w:val="62B541"/>
+          <w:color w:val="0083C3"/>
           <w:sz w:val="32"/>
           <w14:shadow w14:blurRad="50800" w14:dist="38100" w14:dir="10800000" w14:sx="100000" w14:sy="100000" w14:kx="0" w14:ky="0" w14:algn="r">
             <w14:srgbClr w14:val="62B541">
@@ -6937,20 +6718,9 @@
           <w:szCs w:val="21"/>
           <w:lang w:eastAsia="en-US"/>
         </w:rPr>
-        <w:t>人表皮生长因子受体２（HER2）是由原癌基因erbb-2编码的、具有酪氨酸激酶活性的跨膜糖蛋白，属于表皮生长因子受体家族成员。ERBB2蛋白介导的信号转导途径主要有Ras/Raf/丝裂原活化蛋白激酶(MAPK)途径，磷脂酰肌醇3羟基激酶(P13K)/Akt途径，信号转导及转录激活(</w:t>
+        <w:t>人表皮生长因子受体２（HER2）是由原癌基因erbb-2编码的、具有酪氨酸激酶活性的跨膜糖蛋白，属于表皮生长因子受体家族成员。ERBB2蛋白介导的信号转导途径主要有Ras/Raf/丝裂原活化蛋白激酶(MAPK)途径，磷脂酰肌醇3羟基激酶(P13K)/Akt途径，信号转导及转录激活</w:t>
       </w:r>
-      <w:bookmarkStart w:id="13" w:name="OLE_LINK2"/>
-      <w:r>
-        <w:rPr>
-          <w:rFonts w:hint="default" w:ascii="Times New Roman" w:hAnsi="Times New Roman" w:eastAsia="微软雅黑" w:cs="Times New Roman"/>
-          <w:bCs w:val="0"/>
-          <w:kern w:val="0"/>
-          <w:sz w:val="21"/>
-          <w:szCs w:val="21"/>
-          <w:lang w:eastAsia="en-US"/>
-        </w:rPr>
-        <w:t>STAT</w:t>
-      </w:r>
+      <w:bookmarkStart w:id="13" w:name="_GoBack"/>
       <w:bookmarkEnd w:id="13"/>
       <w:r>
         <w:rPr>
@@ -6961,7 +6731,7 @@
           <w:szCs w:val="21"/>
           <w:lang w:eastAsia="en-US"/>
         </w:rPr>
-        <w:t>)途径和PLC通路等。HER2癌基因的致瘤机制是抑制凋亡，促进增殖；增加肿瘤细胞的侵袭力；促进肿瘤血管新生和淋巴管新生</w:t>
+        <w:t>(STAT)途径和PLC通路等。HER2癌基因的致瘤机制是抑制凋亡，促进增殖；增加肿瘤细胞的侵袭力；促进肿瘤血管新生和淋巴管新生</w:t>
       </w:r>
       <w:r>
         <w:rPr>
@@ -7074,7 +6844,6 @@
         </w:rPr>
         <w:t>已获批药物</w:t>
       </w:r>
-      <w:bookmarkStart w:id="14" w:name="OLE_LINK3"/>
       <w:r>
         <w:rPr>
           <w:rFonts w:hint="default" w:ascii="Times New Roman" w:hAnsi="Times New Roman" w:eastAsia="微软雅黑" w:cs="Times New Roman"/>
@@ -7088,7 +6857,6 @@
         <w:t>[4,5]</w:t>
       </w:r>
     </w:p>
-    <w:bookmarkEnd w:id="14"/>
     <w:tbl>
       <w:tblPr>
         <w:tblStyle w:val="15"/>
@@ -7381,7 +7149,6 @@
                 <w:lang w:eastAsia="zh-CN"/>
               </w:rPr>
             </w:pPr>
-            <w:bookmarkStart w:id="15" w:name="OLE_LINK8"/>
             <w:r>
               <w:rPr>
                 <w:rFonts w:hint="default" w:ascii="Times New Roman" w:hAnsi="Times New Roman" w:eastAsia="微软雅黑" w:cs="Times New Roman"/>
@@ -7392,7 +7159,6 @@
               </w:rPr>
               <w:t>帕妥珠单抗</w:t>
             </w:r>
-            <w:bookmarkEnd w:id="15"/>
           </w:p>
         </w:tc>
         <w:tc>
@@ -7613,7 +7379,6 @@
                 <w:lang w:eastAsia="zh-CN"/>
               </w:rPr>
             </w:pPr>
-            <w:bookmarkStart w:id="16" w:name="OLE_LINK9"/>
             <w:r>
               <w:rPr>
                 <w:rFonts w:hint="default" w:ascii="Times New Roman" w:hAnsi="Times New Roman" w:eastAsia="微软雅黑" w:cs="Times New Roman"/>
@@ -7624,7 +7389,6 @@
               </w:rPr>
               <w:t>吡咯替尼</w:t>
             </w:r>
-            <w:bookmarkEnd w:id="16"/>
           </w:p>
         </w:tc>
         <w:tc>
@@ -7727,7 +7491,6 @@
                 <w:lang w:eastAsia="zh-CN"/>
               </w:rPr>
             </w:pPr>
-            <w:bookmarkStart w:id="17" w:name="OLE_LINK10"/>
             <w:r>
               <w:rPr>
                 <w:rFonts w:hint="default" w:ascii="Times New Roman" w:hAnsi="Times New Roman" w:eastAsia="微软雅黑" w:cs="Times New Roman"/>
@@ -7738,7 +7501,6 @@
               </w:rPr>
               <w:t>奈拉替尼</w:t>
             </w:r>
-            <w:bookmarkEnd w:id="17"/>
           </w:p>
         </w:tc>
         <w:tc>
@@ -7955,7 +7717,6 @@
                 <w:lang w:eastAsia="zh-CN"/>
               </w:rPr>
             </w:pPr>
-            <w:bookmarkStart w:id="18" w:name="OLE_LINK11"/>
             <w:r>
               <w:rPr>
                 <w:rFonts w:hint="default" w:ascii="Times New Roman" w:hAnsi="Times New Roman" w:eastAsia="微软雅黑" w:cs="Times New Roman"/>
@@ -7966,7 +7727,6 @@
               </w:rPr>
               <w:t>伊尼妥单抗</w:t>
             </w:r>
-            <w:bookmarkEnd w:id="18"/>
           </w:p>
         </w:tc>
         <w:tc>
@@ -8069,7 +7829,6 @@
                 <w:lang w:eastAsia="zh-CN"/>
               </w:rPr>
             </w:pPr>
-            <w:bookmarkStart w:id="19" w:name="OLE_LINK12"/>
             <w:r>
               <w:rPr>
                 <w:rFonts w:hint="default" w:ascii="Times New Roman" w:hAnsi="Times New Roman" w:eastAsia="微软雅黑" w:cs="Times New Roman"/>
@@ -8080,7 +7839,6 @@
               </w:rPr>
               <w:t>恩美曲妥珠单抗</w:t>
             </w:r>
-            <w:bookmarkEnd w:id="19"/>
           </w:p>
         </w:tc>
         <w:tc>
@@ -8184,27 +7942,15 @@
                 <w:lang w:eastAsia="zh-CN"/>
               </w:rPr>
             </w:pPr>
-            <w:bookmarkStart w:id="20" w:name="OLE_LINK13"/>
-            <w:r>
-              <w:rPr>
-                <w:rFonts w:hint="default" w:ascii="Times New Roman" w:hAnsi="Times New Roman" w:eastAsia="微软雅黑" w:cs="Times New Roman"/>
-                <w:bCs/>
-                <w:sz w:val="21"/>
-                <w:szCs w:val="21"/>
-                <w:lang w:eastAsia="zh-CN"/>
-              </w:rPr>
-              <w:t>德曲妥珠单抗</w:t>
-            </w:r>
-            <w:bookmarkEnd w:id="20"/>
-            <w:r>
-              <w:rPr>
-                <w:rFonts w:hint="default" w:ascii="Times New Roman" w:hAnsi="Times New Roman" w:eastAsia="微软雅黑" w:cs="Times New Roman"/>
-                <w:bCs/>
-                <w:sz w:val="21"/>
-                <w:szCs w:val="21"/>
-                <w:lang w:eastAsia="zh-CN"/>
-              </w:rPr>
-              <w:t>*</w:t>
+            <w:r>
+              <w:rPr>
+                <w:rFonts w:hint="default" w:ascii="Times New Roman" w:hAnsi="Times New Roman" w:eastAsia="微软雅黑" w:cs="Times New Roman"/>
+                <w:bCs/>
+                <w:sz w:val="21"/>
+                <w:szCs w:val="21"/>
+                <w:lang w:eastAsia="zh-CN"/>
+              </w:rPr>
+              <w:t>德曲妥珠单抗*</w:t>
             </w:r>
           </w:p>
         </w:tc>
@@ -8384,7 +8130,6 @@
                 <w:lang w:eastAsia="zh-CN"/>
               </w:rPr>
             </w:pPr>
-            <w:bookmarkStart w:id="21" w:name="OLE_LINK14"/>
           </w:p>
         </w:tc>
         <w:tc>
@@ -8497,7 +8242,6 @@
               </w:rPr>
               <w:t>马吉妥昔单抗</w:t>
             </w:r>
-            <w:bookmarkEnd w:id="21"/>
           </w:p>
         </w:tc>
         <w:tc>
@@ -8630,27 +8374,15 @@
                 <w:lang w:eastAsia="zh-CN"/>
               </w:rPr>
             </w:pPr>
-            <w:bookmarkStart w:id="22" w:name="OLE_LINK15"/>
-            <w:r>
-              <w:rPr>
-                <w:rFonts w:hint="default" w:ascii="Times New Roman" w:hAnsi="Times New Roman" w:eastAsia="微软雅黑" w:cs="Times New Roman"/>
-                <w:bCs/>
-                <w:sz w:val="21"/>
-                <w:szCs w:val="21"/>
-                <w:lang w:eastAsia="zh-CN"/>
-              </w:rPr>
-              <w:t>胃癌、胃食管腺癌</w:t>
-            </w:r>
-            <w:bookmarkEnd w:id="22"/>
-            <w:r>
-              <w:rPr>
-                <w:rFonts w:hint="default" w:ascii="Times New Roman" w:hAnsi="Times New Roman" w:eastAsia="微软雅黑" w:cs="Times New Roman"/>
-                <w:bCs/>
-                <w:sz w:val="21"/>
-                <w:szCs w:val="21"/>
-                <w:lang w:eastAsia="zh-CN"/>
-              </w:rPr>
-              <w:t>、膀胱尿路上皮癌</w:t>
+            <w:r>
+              <w:rPr>
+                <w:rFonts w:hint="default" w:ascii="Times New Roman" w:hAnsi="Times New Roman" w:eastAsia="微软雅黑" w:cs="Times New Roman"/>
+                <w:bCs/>
+                <w:sz w:val="21"/>
+                <w:szCs w:val="21"/>
+                <w:lang w:eastAsia="zh-CN"/>
+              </w:rPr>
+              <w:t>胃癌、胃食管腺癌、膀胱尿路上皮癌</w:t>
             </w:r>
           </w:p>
         </w:tc>
@@ -9177,7 +8909,6 @@
                 <w:lang w:eastAsia="zh-CN"/>
               </w:rPr>
             </w:pPr>
-            <w:bookmarkStart w:id="23" w:name="OLE_LINK18"/>
             <w:r>
               <w:rPr>
                 <w:rFonts w:hint="default" w:ascii="Times New Roman" w:hAnsi="Times New Roman" w:eastAsia="微软雅黑" w:cs="Times New Roman"/>
@@ -9187,19 +8918,7 @@
                 <w:highlight w:val="none"/>
                 <w:lang w:eastAsia="zh-CN"/>
               </w:rPr>
-              <w:t>DS-8201</w:t>
-            </w:r>
-            <w:bookmarkEnd w:id="23"/>
-            <w:r>
-              <w:rPr>
-                <w:rFonts w:hint="default" w:ascii="Times New Roman" w:hAnsi="Times New Roman" w:eastAsia="微软雅黑" w:cs="Times New Roman"/>
-                <w:bCs/>
-                <w:sz w:val="21"/>
-                <w:szCs w:val="21"/>
-                <w:highlight w:val="none"/>
-                <w:lang w:eastAsia="zh-CN"/>
-              </w:rPr>
-              <w:t>a</w:t>
+              <w:t>DS-8201a</w:t>
             </w:r>
           </w:p>
         </w:tc>
@@ -9264,6 +8983,182 @@
                 <w:lang w:eastAsia="zh-CN"/>
               </w:rPr>
               <w:t>胃癌或GEJ腺癌</w:t>
+            </w:r>
+          </w:p>
+        </w:tc>
+        <w:tc>
+          <w:tcPr>
+            <w:tcW w:w="1444" w:type="dxa"/>
+            <w:vAlign w:val="center"/>
+          </w:tcPr>
+          <w:p>
+            <w:pPr>
+              <w:adjustRightInd w:val="0"/>
+              <w:snapToGrid w:val="0"/>
+              <w:jc w:val="center"/>
+              <w:rPr>
+                <w:rFonts w:hint="default" w:ascii="Times New Roman" w:hAnsi="Times New Roman" w:eastAsia="微软雅黑" w:cs="Times New Roman"/>
+                <w:bCs/>
+                <w:sz w:val="21"/>
+                <w:szCs w:val="21"/>
+                <w:highlight w:val="none"/>
+                <w:lang w:eastAsia="zh-CN"/>
+              </w:rPr>
+            </w:pPr>
+            <w:r>
+              <w:rPr>
+                <w:rFonts w:hint="default" w:ascii="Times New Roman" w:hAnsi="Times New Roman" w:eastAsia="微软雅黑" w:cs="Times New Roman"/>
+                <w:bCs/>
+                <w:sz w:val="21"/>
+                <w:szCs w:val="21"/>
+                <w:highlight w:val="none"/>
+                <w:lang w:eastAsia="zh-CN"/>
+              </w:rPr>
+              <w:t>Ⅲ期</w:t>
+            </w:r>
+          </w:p>
+        </w:tc>
+      </w:tr>
+      <w:tr>
+        <w:tblPrEx>
+          <w:tblBorders>
+            <w:top w:val="single" w:color="auto" w:sz="4" w:space="0"/>
+            <w:left w:val="single" w:color="auto" w:sz="4" w:space="0"/>
+            <w:bottom w:val="single" w:color="auto" w:sz="4" w:space="0"/>
+            <w:right w:val="single" w:color="auto" w:sz="4" w:space="0"/>
+            <w:insideH w:val="single" w:color="auto" w:sz="4" w:space="0"/>
+            <w:insideV w:val="single" w:color="auto" w:sz="4" w:space="0"/>
+          </w:tblBorders>
+        </w:tblPrEx>
+        <w:trPr>
+          <w:trHeight w:val="90" w:hRule="atLeast"/>
+          <w:jc w:val="center"/>
+        </w:trPr>
+        <w:tc>
+          <w:tcPr>
+            <w:tcW w:w="2175" w:type="dxa"/>
+            <w:vAlign w:val="center"/>
+          </w:tcPr>
+          <w:p>
+            <w:pPr>
+              <w:adjustRightInd w:val="0"/>
+              <w:snapToGrid w:val="0"/>
+              <w:jc w:val="center"/>
+              <w:rPr>
+                <w:rFonts w:hint="default" w:ascii="Times New Roman" w:hAnsi="Times New Roman" w:eastAsia="微软雅黑" w:cs="Times New Roman"/>
+                <w:bCs/>
+                <w:sz w:val="21"/>
+                <w:szCs w:val="21"/>
+                <w:highlight w:val="none"/>
+                <w:lang w:eastAsia="zh-CN"/>
+              </w:rPr>
+            </w:pPr>
+            <w:r>
+              <w:rPr>
+                <w:rFonts w:hint="default" w:ascii="Times New Roman" w:hAnsi="Times New Roman" w:eastAsia="微软雅黑" w:cs="Times New Roman"/>
+                <w:bCs/>
+                <w:sz w:val="21"/>
+                <w:szCs w:val="21"/>
+                <w:highlight w:val="none"/>
+                <w:lang w:eastAsia="zh-CN"/>
+              </w:rPr>
+              <w:t>第一三共</w:t>
+            </w:r>
+          </w:p>
+        </w:tc>
+        <w:tc>
+          <w:tcPr>
+            <w:tcW w:w="2350" w:type="dxa"/>
+            <w:vAlign w:val="center"/>
+          </w:tcPr>
+          <w:p>
+            <w:pPr>
+              <w:adjustRightInd w:val="0"/>
+              <w:snapToGrid w:val="0"/>
+              <w:jc w:val="center"/>
+              <w:rPr>
+                <w:rFonts w:hint="default" w:ascii="Times New Roman" w:hAnsi="Times New Roman" w:eastAsia="微软雅黑" w:cs="Times New Roman"/>
+                <w:bCs/>
+                <w:sz w:val="21"/>
+                <w:szCs w:val="21"/>
+                <w:highlight w:val="none"/>
+                <w:lang w:eastAsia="zh-CN"/>
+              </w:rPr>
+            </w:pPr>
+            <w:r>
+              <w:rPr>
+                <w:rFonts w:hint="default" w:ascii="Times New Roman" w:hAnsi="Times New Roman" w:eastAsia="微软雅黑" w:cs="Times New Roman"/>
+                <w:bCs/>
+                <w:sz w:val="21"/>
+                <w:szCs w:val="21"/>
+                <w:highlight w:val="none"/>
+                <w:lang w:eastAsia="zh-CN"/>
+              </w:rPr>
+              <w:t>DS-8201a</w:t>
+            </w:r>
+          </w:p>
+        </w:tc>
+        <w:tc>
+          <w:tcPr>
+            <w:tcW w:w="1487" w:type="dxa"/>
+            <w:vAlign w:val="center"/>
+          </w:tcPr>
+          <w:p>
+            <w:pPr>
+              <w:adjustRightInd w:val="0"/>
+              <w:snapToGrid w:val="0"/>
+              <w:jc w:val="center"/>
+              <w:rPr>
+                <w:rFonts w:hint="default" w:ascii="Times New Roman" w:hAnsi="Times New Roman" w:eastAsia="微软雅黑" w:cs="Times New Roman"/>
+                <w:bCs/>
+                <w:sz w:val="21"/>
+                <w:szCs w:val="21"/>
+                <w:highlight w:val="none"/>
+                <w:lang w:eastAsia="zh-CN"/>
+              </w:rPr>
+            </w:pPr>
+            <w:r>
+              <w:rPr>
+                <w:rFonts w:hint="default" w:ascii="Times New Roman" w:hAnsi="Times New Roman" w:eastAsia="微软雅黑" w:cs="Times New Roman"/>
+                <w:bCs/>
+                <w:sz w:val="21"/>
+                <w:szCs w:val="21"/>
+                <w:highlight w:val="none"/>
+                <w:lang w:eastAsia="zh-CN"/>
+              </w:rPr>
+              <w:t>HER2</w:t>
+            </w:r>
+          </w:p>
+        </w:tc>
+        <w:tc>
+          <w:tcPr>
+            <w:tcW w:w="2482" w:type="dxa"/>
+            <w:vAlign w:val="center"/>
+          </w:tcPr>
+          <w:p>
+            <w:pPr>
+              <w:adjustRightInd w:val="0"/>
+              <w:snapToGrid w:val="0"/>
+              <w:jc w:val="center"/>
+              <w:rPr>
+                <w:rFonts w:hint="default" w:ascii="Times New Roman" w:hAnsi="Times New Roman" w:eastAsia="微软雅黑" w:cs="Times New Roman"/>
+                <w:bCs/>
+                <w:sz w:val="21"/>
+                <w:szCs w:val="21"/>
+                <w:highlight w:val="none"/>
+                <w:lang w:eastAsia="zh-CN"/>
+              </w:rPr>
+            </w:pPr>
+            <w:r>
+              <w:rPr>
+                <w:rFonts w:hint="default" w:ascii="Times New Roman" w:hAnsi="Times New Roman" w:eastAsia="微软雅黑" w:cs="Times New Roman"/>
+                <w:bCs/>
+                <w:sz w:val="21"/>
+                <w:szCs w:val="21"/>
+                <w:highlight w:val="none"/>
+                <w:lang w:eastAsia="zh-CN"/>
+              </w:rPr>
+              <w:t>乳腺癌</w:t>
             </w:r>
           </w:p>
         </w:tc>
@@ -9445,7 +9340,7 @@
                 <w:highlight w:val="none"/>
                 <w:lang w:eastAsia="zh-CN"/>
               </w:rPr>
-              <w:t>乳腺癌</w:t>
+              <w:t>实体瘤</w:t>
             </w:r>
           </w:p>
         </w:tc>
@@ -9531,7 +9426,7 @@
                 <w:highlight w:val="none"/>
                 <w:lang w:eastAsia="zh-CN"/>
               </w:rPr>
-              <w:t>第一三共</w:t>
+              <w:t>阿斯利康</w:t>
             </w:r>
           </w:p>
         </w:tc>
@@ -9627,7 +9522,7 @@
                 <w:highlight w:val="none"/>
                 <w:lang w:eastAsia="zh-CN"/>
               </w:rPr>
-              <w:t>实体瘤</w:t>
+              <w:t>非小细胞肺癌</w:t>
             </w:r>
           </w:p>
         </w:tc>
@@ -9713,7 +9608,7 @@
                 <w:highlight w:val="none"/>
                 <w:lang w:eastAsia="zh-CN"/>
               </w:rPr>
-              <w:t>阿斯利康</w:t>
+              <w:t>恒瑞医药</w:t>
             </w:r>
           </w:p>
         </w:tc>
@@ -9745,7 +9640,7 @@
                 <w:highlight w:val="none"/>
                 <w:lang w:eastAsia="zh-CN"/>
               </w:rPr>
-              <w:t>DS-8201a</w:t>
+              <w:t>SHR-A1811</w:t>
             </w:r>
           </w:p>
         </w:tc>
@@ -9809,7 +9704,7 @@
                 <w:highlight w:val="none"/>
                 <w:lang w:eastAsia="zh-CN"/>
               </w:rPr>
-              <w:t>非小细胞肺癌</w:t>
+              <w:t>结直肠癌</w:t>
             </w:r>
           </w:p>
         </w:tc>
@@ -9882,23 +9777,19 @@
                 <w:bCs/>
                 <w:sz w:val="21"/>
                 <w:szCs w:val="21"/>
-                <w:highlight w:val="none"/>
-                <w:lang w:eastAsia="zh-CN"/>
-              </w:rPr>
-            </w:pPr>
-            <w:bookmarkStart w:id="24" w:name="OLE_LINK25"/>
-            <w:r>
-              <w:rPr>
-                <w:rFonts w:hint="default" w:ascii="Times New Roman" w:hAnsi="Times New Roman" w:eastAsia="微软雅黑" w:cs="Times New Roman"/>
-                <w:bCs/>
-                <w:sz w:val="21"/>
-                <w:szCs w:val="21"/>
-                <w:highlight w:val="none"/>
-                <w:lang w:eastAsia="zh-CN"/>
-              </w:rPr>
-              <w:t>恒瑞医药</w:t>
-            </w:r>
-            <w:bookmarkEnd w:id="24"/>
+                <w:lang w:eastAsia="zh-CN"/>
+              </w:rPr>
+            </w:pPr>
+            <w:r>
+              <w:rPr>
+                <w:rFonts w:hint="default" w:ascii="Times New Roman" w:hAnsi="Times New Roman" w:eastAsia="微软雅黑" w:cs="Times New Roman"/>
+                <w:bCs/>
+                <w:sz w:val="21"/>
+                <w:szCs w:val="21"/>
+                <w:lang w:eastAsia="zh-CN"/>
+              </w:rPr>
+              <w:t>乐普生物</w:t>
+            </w:r>
           </w:p>
         </w:tc>
         <w:tc>
@@ -9916,49 +9807,19 @@
                 <w:bCs/>
                 <w:sz w:val="21"/>
                 <w:szCs w:val="21"/>
-                <w:highlight w:val="none"/>
-                <w:lang w:eastAsia="zh-CN"/>
-              </w:rPr>
-            </w:pPr>
-            <w:bookmarkStart w:id="25" w:name="OLE_LINK22"/>
-            <w:bookmarkStart w:id="26" w:name="OLE_LINK24"/>
-            <w:bookmarkStart w:id="27" w:name="OLE_LINK23"/>
-            <w:r>
-              <w:rPr>
-                <w:rFonts w:hint="default" w:ascii="Times New Roman" w:hAnsi="Times New Roman" w:eastAsia="微软雅黑" w:cs="Times New Roman"/>
-                <w:bCs/>
-                <w:sz w:val="21"/>
-                <w:szCs w:val="21"/>
-                <w:highlight w:val="none"/>
-                <w:lang w:eastAsia="zh-CN"/>
-              </w:rPr>
-              <w:t>SHR</w:t>
-            </w:r>
-            <w:bookmarkEnd w:id="25"/>
-            <w:r>
-              <w:rPr>
-                <w:rFonts w:hint="default" w:ascii="Times New Roman" w:hAnsi="Times New Roman" w:eastAsia="微软雅黑" w:cs="Times New Roman"/>
-                <w:bCs/>
-                <w:sz w:val="21"/>
-                <w:szCs w:val="21"/>
-                <w:highlight w:val="none"/>
-                <w:lang w:eastAsia="zh-CN"/>
-              </w:rPr>
-              <w:t>-A181</w:t>
-            </w:r>
-            <w:bookmarkEnd w:id="26"/>
-            <w:r>
-              <w:rPr>
-                <w:rFonts w:hint="default" w:ascii="Times New Roman" w:hAnsi="Times New Roman" w:eastAsia="微软雅黑" w:cs="Times New Roman"/>
-                <w:bCs/>
-                <w:sz w:val="21"/>
-                <w:szCs w:val="21"/>
-                <w:highlight w:val="none"/>
-                <w:lang w:eastAsia="zh-CN"/>
-              </w:rPr>
-              <w:t>1</w:t>
-            </w:r>
-            <w:bookmarkEnd w:id="27"/>
+                <w:lang w:eastAsia="zh-CN"/>
+              </w:rPr>
+            </w:pPr>
+            <w:r>
+              <w:rPr>
+                <w:rFonts w:hint="default" w:ascii="Times New Roman" w:hAnsi="Times New Roman" w:eastAsia="微软雅黑" w:cs="Times New Roman"/>
+                <w:bCs/>
+                <w:sz w:val="21"/>
+                <w:szCs w:val="21"/>
+                <w:lang w:eastAsia="zh-CN"/>
+              </w:rPr>
+              <w:t>MRG002</w:t>
+            </w:r>
           </w:p>
         </w:tc>
         <w:tc>
@@ -9976,23 +9837,19 @@
                 <w:bCs/>
                 <w:sz w:val="21"/>
                 <w:szCs w:val="21"/>
-                <w:highlight w:val="none"/>
-                <w:lang w:eastAsia="zh-CN"/>
-              </w:rPr>
-            </w:pPr>
-            <w:bookmarkStart w:id="28" w:name="OLE_LINK20"/>
-            <w:r>
-              <w:rPr>
-                <w:rFonts w:hint="default" w:ascii="Times New Roman" w:hAnsi="Times New Roman" w:eastAsia="微软雅黑" w:cs="Times New Roman"/>
-                <w:bCs/>
-                <w:sz w:val="21"/>
-                <w:szCs w:val="21"/>
-                <w:highlight w:val="none"/>
+                <w:lang w:eastAsia="zh-CN"/>
+              </w:rPr>
+            </w:pPr>
+            <w:r>
+              <w:rPr>
+                <w:rFonts w:hint="default" w:ascii="Times New Roman" w:hAnsi="Times New Roman" w:eastAsia="微软雅黑" w:cs="Times New Roman"/>
+                <w:bCs/>
+                <w:sz w:val="21"/>
+                <w:szCs w:val="21"/>
                 <w:lang w:eastAsia="zh-CN"/>
               </w:rPr>
               <w:t>HER2</w:t>
             </w:r>
-            <w:bookmarkEnd w:id="28"/>
           </w:p>
         </w:tc>
         <w:tc>
@@ -10010,20 +9867,18 @@
                 <w:bCs/>
                 <w:sz w:val="21"/>
                 <w:szCs w:val="21"/>
-                <w:highlight w:val="none"/>
-                <w:lang w:eastAsia="zh-CN"/>
-              </w:rPr>
-            </w:pPr>
-            <w:r>
-              <w:rPr>
-                <w:rFonts w:hint="default" w:ascii="Times New Roman" w:hAnsi="Times New Roman" w:eastAsia="微软雅黑" w:cs="Times New Roman"/>
-                <w:bCs/>
-                <w:sz w:val="21"/>
-                <w:szCs w:val="21"/>
-                <w:highlight w:val="none"/>
-                <w:lang w:eastAsia="zh-CN"/>
-              </w:rPr>
-              <w:t>结直肠癌</w:t>
+                <w:lang w:eastAsia="zh-CN"/>
+              </w:rPr>
+            </w:pPr>
+            <w:r>
+              <w:rPr>
+                <w:rFonts w:hint="default" w:ascii="Times New Roman" w:hAnsi="Times New Roman" w:eastAsia="微软雅黑" w:cs="Times New Roman"/>
+                <w:bCs/>
+                <w:sz w:val="21"/>
+                <w:szCs w:val="21"/>
+                <w:lang w:eastAsia="zh-CN"/>
+              </w:rPr>
+              <w:t>乳腺癌</w:t>
             </w:r>
           </w:p>
         </w:tc>
@@ -10042,20 +9897,18 @@
                 <w:bCs/>
                 <w:sz w:val="21"/>
                 <w:szCs w:val="21"/>
-                <w:highlight w:val="none"/>
-                <w:lang w:eastAsia="zh-CN"/>
-              </w:rPr>
-            </w:pPr>
-            <w:r>
-              <w:rPr>
-                <w:rFonts w:hint="default" w:ascii="Times New Roman" w:hAnsi="Times New Roman" w:eastAsia="微软雅黑" w:cs="Times New Roman"/>
-                <w:bCs/>
-                <w:sz w:val="21"/>
-                <w:szCs w:val="21"/>
-                <w:highlight w:val="none"/>
-                <w:lang w:eastAsia="zh-CN"/>
-              </w:rPr>
-              <w:t>Ⅲ期</w:t>
+                <w:lang w:eastAsia="zh-CN"/>
+              </w:rPr>
+            </w:pPr>
+            <w:r>
+              <w:rPr>
+                <w:rFonts w:hint="default" w:ascii="Times New Roman" w:hAnsi="Times New Roman" w:eastAsia="微软雅黑" w:cs="Times New Roman"/>
+                <w:bCs/>
+                <w:sz w:val="21"/>
+                <w:szCs w:val="21"/>
+                <w:lang w:eastAsia="zh-CN"/>
+              </w:rPr>
+              <w:t>II/III期</w:t>
             </w:r>
           </w:p>
         </w:tc>
@@ -10107,7 +9960,7 @@
                 <w:szCs w:val="21"/>
                 <w:lang w:eastAsia="zh-CN"/>
               </w:rPr>
-              <w:t>乐普生物</w:t>
+              <w:t>盛禾生物</w:t>
             </w:r>
           </w:p>
         </w:tc>
@@ -10137,7 +9990,7 @@
                 <w:szCs w:val="21"/>
                 <w:lang w:eastAsia="zh-CN"/>
               </w:rPr>
-              <w:t>MRG002</w:t>
+              <w:t>IAH0968</w:t>
             </w:r>
           </w:p>
         </w:tc>
@@ -10197,7 +10050,7 @@
                 <w:szCs w:val="21"/>
                 <w:lang w:eastAsia="zh-CN"/>
               </w:rPr>
-              <w:t>乳腺癌</w:t>
+              <w:t>结直肠癌</w:t>
             </w:r>
           </w:p>
         </w:tc>
@@ -10279,7 +10132,7 @@
                 <w:szCs w:val="21"/>
                 <w:lang w:eastAsia="zh-CN"/>
               </w:rPr>
-              <w:t>盛禾生物</w:t>
+              <w:t>康宁杰瑞</w:t>
             </w:r>
           </w:p>
         </w:tc>
@@ -10309,7 +10162,7 @@
                 <w:szCs w:val="21"/>
                 <w:lang w:eastAsia="zh-CN"/>
               </w:rPr>
-              <w:t>IAH0968</w:t>
+              <w:t>KN026</w:t>
             </w:r>
           </w:p>
         </w:tc>
@@ -10369,7 +10222,7 @@
                 <w:szCs w:val="21"/>
                 <w:lang w:eastAsia="zh-CN"/>
               </w:rPr>
-              <w:t>结直肠癌</w:t>
+              <w:t>胃癌/胃食管结合腺癌</w:t>
             </w:r>
           </w:p>
         </w:tc>
@@ -10401,180 +10254,6 @@
               </w:rPr>
               <w:t>II/III期</w:t>
             </w:r>
-          </w:p>
-        </w:tc>
-      </w:tr>
-      <w:tr>
-        <w:tblPrEx>
-          <w:tblBorders>
-            <w:top w:val="single" w:color="auto" w:sz="4" w:space="0"/>
-            <w:left w:val="single" w:color="auto" w:sz="4" w:space="0"/>
-            <w:bottom w:val="single" w:color="auto" w:sz="4" w:space="0"/>
-            <w:right w:val="single" w:color="auto" w:sz="4" w:space="0"/>
-            <w:insideH w:val="single" w:color="auto" w:sz="4" w:space="0"/>
-            <w:insideV w:val="single" w:color="auto" w:sz="4" w:space="0"/>
-          </w:tblBorders>
-          <w:tblCellMar>
-            <w:top w:w="0" w:type="dxa"/>
-            <w:left w:w="108" w:type="dxa"/>
-            <w:bottom w:w="0" w:type="dxa"/>
-            <w:right w:w="108" w:type="dxa"/>
-          </w:tblCellMar>
-        </w:tblPrEx>
-        <w:trPr>
-          <w:trHeight w:val="90" w:hRule="atLeast"/>
-          <w:jc w:val="center"/>
-        </w:trPr>
-        <w:tc>
-          <w:tcPr>
-            <w:tcW w:w="2175" w:type="dxa"/>
-            <w:vAlign w:val="center"/>
-          </w:tcPr>
-          <w:p>
-            <w:pPr>
-              <w:adjustRightInd w:val="0"/>
-              <w:snapToGrid w:val="0"/>
-              <w:jc w:val="center"/>
-              <w:rPr>
-                <w:rFonts w:hint="default" w:ascii="Times New Roman" w:hAnsi="Times New Roman" w:eastAsia="微软雅黑" w:cs="Times New Roman"/>
-                <w:bCs/>
-                <w:sz w:val="21"/>
-                <w:szCs w:val="21"/>
-                <w:lang w:eastAsia="zh-CN"/>
-              </w:rPr>
-            </w:pPr>
-            <w:r>
-              <w:rPr>
-                <w:rFonts w:hint="default" w:ascii="Times New Roman" w:hAnsi="Times New Roman" w:eastAsia="微软雅黑" w:cs="Times New Roman"/>
-                <w:bCs/>
-                <w:sz w:val="21"/>
-                <w:szCs w:val="21"/>
-                <w:lang w:eastAsia="zh-CN"/>
-              </w:rPr>
-              <w:t>康宁杰瑞</w:t>
-            </w:r>
-          </w:p>
-        </w:tc>
-        <w:tc>
-          <w:tcPr>
-            <w:tcW w:w="2350" w:type="dxa"/>
-            <w:vAlign w:val="center"/>
-          </w:tcPr>
-          <w:p>
-            <w:pPr>
-              <w:adjustRightInd w:val="0"/>
-              <w:snapToGrid w:val="0"/>
-              <w:jc w:val="center"/>
-              <w:rPr>
-                <w:rFonts w:hint="default" w:ascii="Times New Roman" w:hAnsi="Times New Roman" w:eastAsia="微软雅黑" w:cs="Times New Roman"/>
-                <w:bCs/>
-                <w:sz w:val="21"/>
-                <w:szCs w:val="21"/>
-                <w:lang w:eastAsia="zh-CN"/>
-              </w:rPr>
-            </w:pPr>
-            <w:r>
-              <w:rPr>
-                <w:rFonts w:hint="default" w:ascii="Times New Roman" w:hAnsi="Times New Roman" w:eastAsia="微软雅黑" w:cs="Times New Roman"/>
-                <w:bCs/>
-                <w:sz w:val="21"/>
-                <w:szCs w:val="21"/>
-                <w:lang w:eastAsia="zh-CN"/>
-              </w:rPr>
-              <w:t>KN026</w:t>
-            </w:r>
-          </w:p>
-        </w:tc>
-        <w:tc>
-          <w:tcPr>
-            <w:tcW w:w="1487" w:type="dxa"/>
-            <w:vAlign w:val="center"/>
-          </w:tcPr>
-          <w:p>
-            <w:pPr>
-              <w:adjustRightInd w:val="0"/>
-              <w:snapToGrid w:val="0"/>
-              <w:jc w:val="center"/>
-              <w:rPr>
-                <w:rFonts w:hint="default" w:ascii="Times New Roman" w:hAnsi="Times New Roman" w:eastAsia="微软雅黑" w:cs="Times New Roman"/>
-                <w:bCs/>
-                <w:sz w:val="21"/>
-                <w:szCs w:val="21"/>
-                <w:lang w:eastAsia="zh-CN"/>
-              </w:rPr>
-            </w:pPr>
-            <w:r>
-              <w:rPr>
-                <w:rFonts w:hint="default" w:ascii="Times New Roman" w:hAnsi="Times New Roman" w:eastAsia="微软雅黑" w:cs="Times New Roman"/>
-                <w:bCs/>
-                <w:sz w:val="21"/>
-                <w:szCs w:val="21"/>
-                <w:lang w:eastAsia="zh-CN"/>
-              </w:rPr>
-              <w:t>HER2</w:t>
-            </w:r>
-          </w:p>
-        </w:tc>
-        <w:tc>
-          <w:tcPr>
-            <w:tcW w:w="2482" w:type="dxa"/>
-            <w:vAlign w:val="center"/>
-          </w:tcPr>
-          <w:p>
-            <w:pPr>
-              <w:adjustRightInd w:val="0"/>
-              <w:snapToGrid w:val="0"/>
-              <w:jc w:val="center"/>
-              <w:rPr>
-                <w:rFonts w:hint="default" w:ascii="Times New Roman" w:hAnsi="Times New Roman" w:eastAsia="微软雅黑" w:cs="Times New Roman"/>
-                <w:bCs/>
-                <w:sz w:val="21"/>
-                <w:szCs w:val="21"/>
-                <w:lang w:eastAsia="zh-CN"/>
-              </w:rPr>
-            </w:pPr>
-            <w:r>
-              <w:rPr>
-                <w:rFonts w:hint="default" w:ascii="Times New Roman" w:hAnsi="Times New Roman" w:eastAsia="微软雅黑" w:cs="Times New Roman"/>
-                <w:bCs/>
-                <w:sz w:val="21"/>
-                <w:szCs w:val="21"/>
-                <w:lang w:eastAsia="zh-CN"/>
-              </w:rPr>
-              <w:t>胃癌/胃食管结合腺癌</w:t>
-            </w:r>
-          </w:p>
-        </w:tc>
-        <w:tc>
-          <w:tcPr>
-            <w:tcW w:w="1444" w:type="dxa"/>
-            <w:vAlign w:val="center"/>
-          </w:tcPr>
-          <w:p>
-            <w:pPr>
-              <w:adjustRightInd w:val="0"/>
-              <w:snapToGrid w:val="0"/>
-              <w:jc w:val="center"/>
-              <w:rPr>
-                <w:rFonts w:hint="default" w:ascii="Times New Roman" w:hAnsi="Times New Roman" w:eastAsia="微软雅黑" w:cs="Times New Roman"/>
-                <w:bCs/>
-                <w:sz w:val="21"/>
-                <w:szCs w:val="21"/>
-                <w:lang w:eastAsia="zh-CN"/>
-              </w:rPr>
-            </w:pPr>
-            <w:bookmarkStart w:id="29" w:name="OLE_LINK33"/>
-            <w:r>
-              <w:rPr>
-                <w:rFonts w:hint="default" w:ascii="Times New Roman" w:hAnsi="Times New Roman" w:eastAsia="微软雅黑" w:cs="Times New Roman"/>
-                <w:bCs/>
-                <w:sz w:val="21"/>
-                <w:szCs w:val="21"/>
-                <w:lang w:eastAsia="zh-CN"/>
-              </w:rPr>
-              <w:t>II/III期</w:t>
-            </w:r>
-            <w:bookmarkEnd w:id="29"/>
           </w:p>
         </w:tc>
       </w:tr>
@@ -11243,7 +10922,6 @@
           <w:lang w:eastAsia="en-US"/>
         </w:rPr>
       </w:pPr>
-      <w:bookmarkStart w:id="30" w:name="OLE_LINK7"/>
       <w:r>
         <w:rPr>
           <w:rFonts w:hint="default" w:ascii="Times New Roman" w:hAnsi="Times New Roman" w:eastAsia="微软雅黑" w:cs="Times New Roman"/>
@@ -11255,7 +10933,6 @@
         </w:rPr>
         <w:t>https://www.chictr.org.cn/</w:t>
       </w:r>
-      <w:bookmarkEnd w:id="30"/>
     </w:p>
     <w:p>
       <w:pPr>

--- a/WebContent/docx/HER2基因扩增报告.docx
+++ b/WebContent/docx/HER2基因扩增报告.docx
@@ -1628,10 +1628,10 @@
       <w:bookmarkStart w:id="1" w:name="_Toc21669"/>
       <w:bookmarkStart w:id="2" w:name="_Toc24178_WPSOffice_Level1"/>
       <w:bookmarkStart w:id="3" w:name="_Toc27500"/>
-      <w:bookmarkStart w:id="4" w:name="_Toc32054"/>
-      <w:bookmarkStart w:id="5" w:name="_Toc24397"/>
+      <w:bookmarkStart w:id="4" w:name="_Toc13806"/>
+      <w:bookmarkStart w:id="5" w:name="_Toc32054"/>
       <w:bookmarkStart w:id="6" w:name="_Toc21009_WPSOffice_Level1"/>
-      <w:bookmarkStart w:id="7" w:name="_Toc13806"/>
+      <w:bookmarkStart w:id="7" w:name="_Toc24397"/>
     </w:p>
     <w:p>
       <w:pPr>
@@ -5187,6 +5187,12 @@
             <w:insideH w:val="single" w:color="A4A4A4" w:sz="4" w:space="0"/>
             <w:insideV w:val="single" w:color="A4A4A4" w:sz="4" w:space="0"/>
           </w:tblBorders>
+          <w:tblCellMar>
+            <w:top w:w="0" w:type="dxa"/>
+            <w:left w:w="108" w:type="dxa"/>
+            <w:bottom w:w="0" w:type="dxa"/>
+            <w:right w:w="108" w:type="dxa"/>
+          </w:tblCellMar>
         </w:tblPrEx>
         <w:trPr>
           <w:trHeight w:val="477" w:hRule="atLeast"/>
@@ -5539,6 +5545,503 @@
               <w:ind w:firstLine="440" w:firstLineChars="200"/>
               <w:jc w:val="center"/>
               <w:rPr>
+                <w:rFonts w:hint="eastAsia" w:ascii="Times New Roman" w:hAnsi="Times New Roman" w:eastAsia="微软雅黑" w:cs="Times New Roman"/>
+                <w:lang w:val="en-US" w:eastAsia="zh-CN"/>
+              </w:rPr>
+            </w:pPr>
+            <w:r>
+              <w:rPr>
+                <w:rFonts w:hint="eastAsia" w:ascii="Times New Roman" w:hAnsi="Times New Roman" w:eastAsia="微软雅黑" w:cs="Times New Roman"/>
+                <w:lang w:val="en-US" w:eastAsia="zh-CN"/>
+              </w:rPr>
+              <w:t xml:space="preserve">{%tr elif her2.interpretation_standard == </w:t>
+            </w:r>
+            <w:r>
+              <w:rPr>
+                <w:rFonts w:hint="default" w:ascii="Times New Roman" w:hAnsi="Times New Roman" w:eastAsia="微软雅黑" w:cs="Times New Roman"/>
+                <w:lang w:val="en-US" w:eastAsia="zh-CN"/>
+              </w:rPr>
+              <w:t>‘</w:t>
+            </w:r>
+            <w:r>
+              <w:rPr>
+                <w:rFonts w:hint="eastAsia" w:ascii="Times New Roman" w:hAnsi="Times New Roman" w:eastAsia="微软雅黑" w:cs="Times New Roman"/>
+                <w:lang w:val="en-US" w:eastAsia="zh-CN"/>
+              </w:rPr>
+              <w:t>胆管癌</w:t>
+            </w:r>
+            <w:r>
+              <w:rPr>
+                <w:rFonts w:hint="default" w:ascii="Times New Roman" w:hAnsi="Times New Roman" w:eastAsia="微软雅黑" w:cs="Times New Roman"/>
+                <w:lang w:val="en-US" w:eastAsia="zh-CN"/>
+              </w:rPr>
+              <w:t>’</w:t>
+            </w:r>
+            <w:r>
+              <w:rPr>
+                <w:rFonts w:hint="eastAsia" w:ascii="Times New Roman" w:hAnsi="Times New Roman" w:eastAsia="微软雅黑" w:cs="Times New Roman"/>
+                <w:lang w:val="en-US" w:eastAsia="zh-CN"/>
+              </w:rPr>
+              <w:t xml:space="preserve"> %}</w:t>
+            </w:r>
+          </w:p>
+        </w:tc>
+      </w:tr>
+      <w:tr>
+        <w:tblPrEx>
+          <w:tblBorders>
+            <w:top w:val="single" w:color="0083C3" w:sz="24" w:space="0"/>
+            <w:left w:val="none" w:color="auto" w:sz="0" w:space="0"/>
+            <w:bottom w:val="single" w:color="A4A4A4" w:sz="4" w:space="0"/>
+            <w:right w:val="none" w:color="auto" w:sz="0" w:space="0"/>
+            <w:insideH w:val="single" w:color="A4A4A4" w:sz="4" w:space="0"/>
+            <w:insideV w:val="single" w:color="A4A4A4" w:sz="4" w:space="0"/>
+          </w:tblBorders>
+          <w:tblCellMar>
+            <w:top w:w="0" w:type="dxa"/>
+            <w:left w:w="108" w:type="dxa"/>
+            <w:bottom w:w="0" w:type="dxa"/>
+            <w:right w:w="108" w:type="dxa"/>
+          </w:tblCellMar>
+        </w:tblPrEx>
+        <w:trPr>
+          <w:trHeight w:val="623" w:hRule="atLeast"/>
+          <w:jc w:val="center"/>
+        </w:trPr>
+        <w:tc>
+          <w:tcPr>
+            <w:tcW w:w="1529" w:type="dxa"/>
+            <w:tcBorders>
+              <w:tl2br w:val="nil"/>
+              <w:tr2bl w:val="nil"/>
+            </w:tcBorders>
+            <w:shd w:val="clear" w:color="auto" w:fill="auto"/>
+            <w:vAlign w:val="center"/>
+          </w:tcPr>
+          <w:p>
+            <w:pPr>
+              <w:adjustRightInd w:val="0"/>
+              <w:snapToGrid w:val="0"/>
+              <w:rPr>
+                <w:rFonts w:hint="default" w:ascii="Times New Roman" w:hAnsi="Times New Roman" w:eastAsia="微软雅黑" w:cs="Times New Roman"/>
+                <w:b/>
+                <w:kern w:val="0"/>
+                <w:sz w:val="21"/>
+                <w:szCs w:val="21"/>
+              </w:rPr>
+            </w:pPr>
+            <w:r>
+              <w:rPr>
+                <w:rFonts w:hint="default" w:ascii="Times New Roman" w:hAnsi="Times New Roman" w:eastAsia="微软雅黑" w:cs="Times New Roman"/>
+                <w:b/>
+                <w:kern w:val="0"/>
+                <w:sz w:val="21"/>
+                <w:szCs w:val="21"/>
+              </w:rPr>
+              <w:t>判读标准：</w:t>
+            </w:r>
+          </w:p>
+          <w:p>
+            <w:pPr>
+              <w:adjustRightInd w:val="0"/>
+              <w:snapToGrid w:val="0"/>
+              <w:spacing w:line="204" w:lineRule="auto"/>
+              <w:ind w:left="640" w:leftChars="211" w:hanging="176" w:hangingChars="80"/>
+              <w:rPr>
+                <w:rFonts w:hint="eastAsia" w:ascii="Times New Roman" w:hAnsi="Times New Roman" w:eastAsia="微软雅黑" w:cs="Times New Roman"/>
+                <w:lang w:val="en-US" w:eastAsia="zh-CN"/>
+              </w:rPr>
+            </w:pPr>
+          </w:p>
+        </w:tc>
+        <w:tc>
+          <w:tcPr>
+            <w:tcW w:w="8987" w:type="dxa"/>
+            <w:gridSpan w:val="4"/>
+            <w:tcBorders>
+              <w:tl2br w:val="nil"/>
+              <w:tr2bl w:val="nil"/>
+            </w:tcBorders>
+            <w:shd w:val="clear" w:color="auto" w:fill="auto"/>
+            <w:vAlign w:val="center"/>
+          </w:tcPr>
+          <w:p>
+            <w:pPr>
+              <w:adjustRightInd w:val="0"/>
+              <w:snapToGrid w:val="0"/>
+              <w:spacing w:line="204" w:lineRule="auto"/>
+              <w:jc w:val="center"/>
+              <w:rPr>
+                <w:rFonts w:hint="eastAsia" w:eastAsia="宋体"/>
+                <w:lang w:eastAsia="zh-CN"/>
+              </w:rPr>
+            </w:pPr>
+          </w:p>
+          <w:p>
+            <w:pPr>
+              <w:adjustRightInd w:val="0"/>
+              <w:snapToGrid w:val="0"/>
+              <w:spacing w:line="204" w:lineRule="auto"/>
+              <w:jc w:val="center"/>
+              <w:rPr>
+                <w:rFonts w:hint="eastAsia" w:eastAsia="宋体"/>
+                <w:lang w:eastAsia="zh-CN"/>
+              </w:rPr>
+            </w:pPr>
+            <w:r>
+              <w:drawing>
+                <wp:inline distT="0" distB="0" distL="114300" distR="114300">
+                  <wp:extent cx="5238750" cy="1974850"/>
+                  <wp:effectExtent l="0" t="0" r="6350" b="6350"/>
+                  <wp:docPr id="4" name="图片 1"/>
+                  <wp:cNvGraphicFramePr>
+                    <a:graphicFrameLocks xmlns:a="http://schemas.openxmlformats.org/drawingml/2006/main" noChangeAspect="1"/>
+                  </wp:cNvGraphicFramePr>
+                  <a:graphic xmlns:a="http://schemas.openxmlformats.org/drawingml/2006/main">
+                    <a:graphicData uri="http://schemas.openxmlformats.org/drawingml/2006/picture">
+                      <pic:pic xmlns:pic="http://schemas.openxmlformats.org/drawingml/2006/picture">
+                        <pic:nvPicPr>
+                          <pic:cNvPr id="4" name="图片 1"/>
+                          <pic:cNvPicPr>
+                            <a:picLocks noChangeAspect="1"/>
+                          </pic:cNvPicPr>
+                        </pic:nvPicPr>
+                        <pic:blipFill>
+                          <a:blip r:embed="rId9"/>
+                          <a:stretch>
+                            <a:fillRect/>
+                          </a:stretch>
+                        </pic:blipFill>
+                        <pic:spPr>
+                          <a:xfrm>
+                            <a:off x="0" y="0"/>
+                            <a:ext cx="5238750" cy="1974850"/>
+                          </a:xfrm>
+                          <a:prstGeom prst="rect">
+                            <a:avLst/>
+                          </a:prstGeom>
+                          <a:noFill/>
+                          <a:ln>
+                            <a:noFill/>
+                          </a:ln>
+                        </pic:spPr>
+                      </pic:pic>
+                    </a:graphicData>
+                  </a:graphic>
+                </wp:inline>
+              </w:drawing>
+            </w:r>
+          </w:p>
+          <w:p>
+            <w:pPr>
+              <w:adjustRightInd w:val="0"/>
+              <w:snapToGrid w:val="0"/>
+              <w:spacing w:line="204" w:lineRule="auto"/>
+              <w:jc w:val="center"/>
+              <w:rPr>
+                <w:rFonts w:hint="eastAsia" w:ascii="Times New Roman" w:hAnsi="Times New Roman" w:eastAsia="微软雅黑" w:cs="Times New Roman"/>
+                <w:lang w:val="en-US" w:eastAsia="zh-CN"/>
+              </w:rPr>
+            </w:pPr>
+            <w:r>
+              <w:rPr>
+                <w:rFonts w:hint="eastAsia" w:ascii="微软雅黑" w:hAnsi="微软雅黑" w:eastAsia="微软雅黑" w:cs="微软雅黑"/>
+                <w:sz w:val="16"/>
+                <w:szCs w:val="16"/>
+                <w:lang w:val="en-US" w:eastAsia="zh-CN"/>
+              </w:rPr>
+              <w:t>注：来源于胆道恶性肿瘤 HER2 分子诊断与临床应用中国专家共识（2024 版）</w:t>
+            </w:r>
+          </w:p>
+        </w:tc>
+      </w:tr>
+      <w:tr>
+        <w:tblPrEx>
+          <w:tblBorders>
+            <w:top w:val="single" w:color="0083C3" w:sz="24" w:space="0"/>
+            <w:left w:val="none" w:color="auto" w:sz="0" w:space="0"/>
+            <w:bottom w:val="single" w:color="A4A4A4" w:sz="4" w:space="0"/>
+            <w:right w:val="none" w:color="auto" w:sz="0" w:space="0"/>
+            <w:insideH w:val="single" w:color="A4A4A4" w:sz="4" w:space="0"/>
+            <w:insideV w:val="single" w:color="A4A4A4" w:sz="4" w:space="0"/>
+          </w:tblBorders>
+          <w:tblCellMar>
+            <w:top w:w="0" w:type="dxa"/>
+            <w:left w:w="108" w:type="dxa"/>
+            <w:bottom w:w="0" w:type="dxa"/>
+            <w:right w:w="108" w:type="dxa"/>
+          </w:tblCellMar>
+        </w:tblPrEx>
+        <w:trPr>
+          <w:trHeight w:val="623" w:hRule="atLeast"/>
+          <w:jc w:val="center"/>
+        </w:trPr>
+        <w:tc>
+          <w:tcPr>
+            <w:tcW w:w="10516" w:type="dxa"/>
+            <w:gridSpan w:val="5"/>
+            <w:tcBorders>
+              <w:tl2br w:val="nil"/>
+              <w:tr2bl w:val="nil"/>
+            </w:tcBorders>
+            <w:shd w:val="clear" w:color="auto" w:fill="auto"/>
+            <w:vAlign w:val="center"/>
+          </w:tcPr>
+          <w:p>
+            <w:pPr>
+              <w:adjustRightInd w:val="0"/>
+              <w:snapToGrid w:val="0"/>
+              <w:spacing w:line="204" w:lineRule="auto"/>
+              <w:ind w:firstLine="440" w:firstLineChars="200"/>
+              <w:jc w:val="center"/>
+              <w:rPr>
+                <w:rFonts w:hint="eastAsia" w:ascii="Times New Roman" w:hAnsi="Times New Roman" w:eastAsia="微软雅黑" w:cs="Times New Roman"/>
+                <w:lang w:val="en-US" w:eastAsia="zh-CN"/>
+              </w:rPr>
+            </w:pPr>
+            <w:r>
+              <w:rPr>
+                <w:rFonts w:hint="eastAsia" w:ascii="Times New Roman" w:hAnsi="Times New Roman" w:eastAsia="微软雅黑" w:cs="Times New Roman"/>
+                <w:lang w:val="en-US" w:eastAsia="zh-CN"/>
+              </w:rPr>
+              <w:t xml:space="preserve">{%tr elif her2.interpretation_standard == </w:t>
+            </w:r>
+            <w:r>
+              <w:rPr>
+                <w:rFonts w:hint="default" w:ascii="Times New Roman" w:hAnsi="Times New Roman" w:eastAsia="微软雅黑" w:cs="Times New Roman"/>
+                <w:lang w:val="en-US" w:eastAsia="zh-CN"/>
+              </w:rPr>
+              <w:t>‘</w:t>
+            </w:r>
+            <w:r>
+              <w:rPr>
+                <w:rFonts w:hint="eastAsia" w:ascii="Times New Roman" w:hAnsi="Times New Roman" w:eastAsia="微软雅黑" w:cs="Times New Roman"/>
+                <w:lang w:val="en-US" w:eastAsia="zh-CN"/>
+              </w:rPr>
+              <w:t>食管和食管胃交界处癌</w:t>
+            </w:r>
+            <w:r>
+              <w:rPr>
+                <w:rFonts w:hint="default" w:ascii="Times New Roman" w:hAnsi="Times New Roman" w:eastAsia="微软雅黑" w:cs="Times New Roman"/>
+                <w:lang w:val="en-US" w:eastAsia="zh-CN"/>
+              </w:rPr>
+              <w:t>’</w:t>
+            </w:r>
+            <w:r>
+              <w:rPr>
+                <w:rFonts w:hint="eastAsia" w:ascii="Times New Roman" w:hAnsi="Times New Roman" w:eastAsia="微软雅黑" w:cs="Times New Roman"/>
+                <w:lang w:val="en-US" w:eastAsia="zh-CN"/>
+              </w:rPr>
+              <w:t xml:space="preserve"> %}</w:t>
+            </w:r>
+          </w:p>
+        </w:tc>
+      </w:tr>
+      <w:tr>
+        <w:tblPrEx>
+          <w:tblBorders>
+            <w:top w:val="single" w:color="0083C3" w:sz="24" w:space="0"/>
+            <w:left w:val="none" w:color="auto" w:sz="0" w:space="0"/>
+            <w:bottom w:val="single" w:color="A4A4A4" w:sz="4" w:space="0"/>
+            <w:right w:val="none" w:color="auto" w:sz="0" w:space="0"/>
+            <w:insideH w:val="single" w:color="A4A4A4" w:sz="4" w:space="0"/>
+            <w:insideV w:val="single" w:color="A4A4A4" w:sz="4" w:space="0"/>
+          </w:tblBorders>
+          <w:tblCellMar>
+            <w:top w:w="0" w:type="dxa"/>
+            <w:left w:w="108" w:type="dxa"/>
+            <w:bottom w:w="0" w:type="dxa"/>
+            <w:right w:w="108" w:type="dxa"/>
+          </w:tblCellMar>
+        </w:tblPrEx>
+        <w:trPr>
+          <w:trHeight w:val="623" w:hRule="atLeast"/>
+          <w:jc w:val="center"/>
+        </w:trPr>
+        <w:tc>
+          <w:tcPr>
+            <w:tcW w:w="1529" w:type="dxa"/>
+            <w:tcBorders>
+              <w:tl2br w:val="nil"/>
+              <w:tr2bl w:val="nil"/>
+            </w:tcBorders>
+            <w:shd w:val="clear" w:color="auto" w:fill="auto"/>
+            <w:vAlign w:val="center"/>
+          </w:tcPr>
+          <w:p>
+            <w:pPr>
+              <w:adjustRightInd w:val="0"/>
+              <w:snapToGrid w:val="0"/>
+              <w:rPr>
+                <w:rFonts w:hint="default" w:ascii="Times New Roman" w:hAnsi="Times New Roman" w:eastAsia="微软雅黑" w:cs="Times New Roman"/>
+                <w:b/>
+                <w:kern w:val="0"/>
+                <w:sz w:val="21"/>
+                <w:szCs w:val="21"/>
+              </w:rPr>
+            </w:pPr>
+            <w:r>
+              <w:rPr>
+                <w:rFonts w:hint="default" w:ascii="Times New Roman" w:hAnsi="Times New Roman" w:eastAsia="微软雅黑" w:cs="Times New Roman"/>
+                <w:b/>
+                <w:kern w:val="0"/>
+                <w:sz w:val="21"/>
+                <w:szCs w:val="21"/>
+              </w:rPr>
+              <w:t>判读标准：</w:t>
+            </w:r>
+          </w:p>
+          <w:p>
+            <w:pPr>
+              <w:adjustRightInd w:val="0"/>
+              <w:snapToGrid w:val="0"/>
+              <w:spacing w:line="204" w:lineRule="auto"/>
+              <w:ind w:firstLine="440" w:firstLineChars="200"/>
+              <w:jc w:val="center"/>
+              <w:rPr>
+                <w:rFonts w:hint="eastAsia" w:ascii="Times New Roman" w:hAnsi="Times New Roman" w:eastAsia="微软雅黑" w:cs="Times New Roman"/>
+                <w:lang w:val="en-US" w:eastAsia="zh-CN"/>
+              </w:rPr>
+            </w:pPr>
+          </w:p>
+        </w:tc>
+        <w:tc>
+          <w:tcPr>
+            <w:tcW w:w="8987" w:type="dxa"/>
+            <w:gridSpan w:val="4"/>
+            <w:tcBorders>
+              <w:tl2br w:val="nil"/>
+              <w:tr2bl w:val="nil"/>
+            </w:tcBorders>
+            <w:shd w:val="clear" w:color="auto" w:fill="auto"/>
+            <w:vAlign w:val="center"/>
+          </w:tcPr>
+          <w:p>
+            <w:pPr>
+              <w:adjustRightInd w:val="0"/>
+              <w:snapToGrid w:val="0"/>
+              <w:spacing w:line="204" w:lineRule="auto"/>
+              <w:ind w:firstLine="440" w:firstLineChars="200"/>
+              <w:jc w:val="center"/>
+            </w:pPr>
+          </w:p>
+          <w:p>
+            <w:pPr>
+              <w:adjustRightInd w:val="0"/>
+              <w:snapToGrid w:val="0"/>
+              <w:spacing w:line="204" w:lineRule="auto"/>
+              <w:ind w:firstLine="440" w:firstLineChars="200"/>
+              <w:jc w:val="center"/>
+            </w:pPr>
+            <w:r>
+              <w:drawing>
+                <wp:inline distT="0" distB="0" distL="114300" distR="114300">
+                  <wp:extent cx="3860800" cy="1409700"/>
+                  <wp:effectExtent l="0" t="0" r="0" b="0"/>
+                  <wp:docPr id="6" name="图片 9"/>
+                  <wp:cNvGraphicFramePr>
+                    <a:graphicFrameLocks xmlns:a="http://schemas.openxmlformats.org/drawingml/2006/main" noChangeAspect="1"/>
+                  </wp:cNvGraphicFramePr>
+                  <a:graphic xmlns:a="http://schemas.openxmlformats.org/drawingml/2006/main">
+                    <a:graphicData uri="http://schemas.openxmlformats.org/drawingml/2006/picture">
+                      <pic:pic xmlns:pic="http://schemas.openxmlformats.org/drawingml/2006/picture">
+                        <pic:nvPicPr>
+                          <pic:cNvPr id="6" name="图片 9"/>
+                          <pic:cNvPicPr>
+                            <a:picLocks noChangeAspect="1"/>
+                          </pic:cNvPicPr>
+                        </pic:nvPicPr>
+                        <pic:blipFill>
+                          <a:blip r:embed="rId10"/>
+                          <a:stretch>
+                            <a:fillRect/>
+                          </a:stretch>
+                        </pic:blipFill>
+                        <pic:spPr>
+                          <a:xfrm>
+                            <a:off x="0" y="0"/>
+                            <a:ext cx="3860800" cy="1409700"/>
+                          </a:xfrm>
+                          <a:prstGeom prst="rect">
+                            <a:avLst/>
+                          </a:prstGeom>
+                          <a:noFill/>
+                          <a:ln>
+                            <a:noFill/>
+                          </a:ln>
+                        </pic:spPr>
+                      </pic:pic>
+                    </a:graphicData>
+                  </a:graphic>
+                </wp:inline>
+              </w:drawing>
+            </w:r>
+          </w:p>
+          <w:p>
+            <w:pPr>
+              <w:adjustRightInd w:val="0"/>
+              <w:snapToGrid w:val="0"/>
+              <w:spacing w:line="204" w:lineRule="auto"/>
+              <w:jc w:val="center"/>
+              <w:rPr>
+                <w:rFonts w:hint="eastAsia" w:ascii="Times New Roman" w:hAnsi="Times New Roman" w:eastAsia="微软雅黑" w:cs="Times New Roman"/>
+                <w:lang w:val="en-US" w:eastAsia="zh-CN"/>
+              </w:rPr>
+            </w:pPr>
+            <w:r>
+              <w:rPr>
+                <w:rFonts w:hint="eastAsia" w:ascii="微软雅黑" w:hAnsi="微软雅黑" w:eastAsia="微软雅黑" w:cs="微软雅黑"/>
+                <w:sz w:val="16"/>
+                <w:szCs w:val="16"/>
+                <w:lang w:val="en-US" w:eastAsia="zh-CN"/>
+              </w:rPr>
+              <w:t>注：Esophageal and Esophagogastric Junction Cancers NCCN 2025.V1</w:t>
+            </w:r>
+            <w:bookmarkStart w:id="13" w:name="_GoBack"/>
+            <w:bookmarkEnd w:id="13"/>
+          </w:p>
+        </w:tc>
+      </w:tr>
+      <w:tr>
+        <w:tblPrEx>
+          <w:tblBorders>
+            <w:top w:val="single" w:color="0083C3" w:sz="24" w:space="0"/>
+            <w:left w:val="none" w:color="auto" w:sz="0" w:space="0"/>
+            <w:bottom w:val="single" w:color="A4A4A4" w:sz="4" w:space="0"/>
+            <w:right w:val="none" w:color="auto" w:sz="0" w:space="0"/>
+            <w:insideH w:val="single" w:color="A4A4A4" w:sz="4" w:space="0"/>
+            <w:insideV w:val="single" w:color="A4A4A4" w:sz="4" w:space="0"/>
+          </w:tblBorders>
+          <w:tblCellMar>
+            <w:top w:w="0" w:type="dxa"/>
+            <w:left w:w="108" w:type="dxa"/>
+            <w:bottom w:w="0" w:type="dxa"/>
+            <w:right w:w="108" w:type="dxa"/>
+          </w:tblCellMar>
+        </w:tblPrEx>
+        <w:trPr>
+          <w:trHeight w:val="623" w:hRule="atLeast"/>
+          <w:jc w:val="center"/>
+        </w:trPr>
+        <w:tc>
+          <w:tcPr>
+            <w:tcW w:w="10516" w:type="dxa"/>
+            <w:gridSpan w:val="5"/>
+            <w:tcBorders>
+              <w:tl2br w:val="nil"/>
+              <w:tr2bl w:val="nil"/>
+            </w:tcBorders>
+            <w:shd w:val="clear" w:color="auto" w:fill="auto"/>
+            <w:vAlign w:val="center"/>
+          </w:tcPr>
+          <w:p>
+            <w:pPr>
+              <w:adjustRightInd w:val="0"/>
+              <w:snapToGrid w:val="0"/>
+              <w:spacing w:line="204" w:lineRule="auto"/>
+              <w:ind w:firstLine="440" w:firstLineChars="200"/>
+              <w:jc w:val="center"/>
+              <w:rPr>
                 <w:rFonts w:hint="default" w:ascii="Times New Roman" w:hAnsi="Times New Roman" w:eastAsia="微软雅黑" w:cs="Times New Roman"/>
                 <w:color w:val="000000"/>
                 <w:sz w:val="16"/>
@@ -5697,7 +6200,7 @@
                           </pic:cNvPicPr>
                         </pic:nvPicPr>
                         <pic:blipFill>
-                          <a:blip r:embed="rId9"/>
+                          <a:blip r:embed="rId11"/>
                           <a:srcRect r="303"/>
                           <a:stretch>
                             <a:fillRect/>
@@ -5743,7 +6246,7 @@
                 <w:szCs w:val="16"/>
                 <w:lang w:val="en-US" w:eastAsia="zh-CN"/>
               </w:rPr>
-              <w:t>注：来源于胃癌胃镜活检标本HER-2检测中国专家共识（2023版）</w:t>
+              <w:t>注：来源于胃癌胃镜活检标本HER-2检测中国专家共识（2023版）&amp;胃癌HER2检测指南（2016版）</w:t>
             </w:r>
           </w:p>
         </w:tc>
@@ -5940,7 +6443,7 @@
                           </pic:cNvPicPr>
                         </pic:nvPicPr>
                         <pic:blipFill>
-                          <a:blip r:embed="rId10"/>
+                          <a:blip r:embed="rId12"/>
                           <a:stretch>
                             <a:fillRect/>
                           </a:stretch>
@@ -6211,7 +6714,7 @@
                           </pic:cNvPicPr>
                         </pic:nvPicPr>
                         <pic:blipFill>
-                          <a:blip r:embed="rId11"/>
+                          <a:blip r:embed="rId13"/>
                           <a:stretch>
                             <a:fillRect/>
                           </a:stretch>
@@ -6718,20 +7221,7 @@
           <w:szCs w:val="21"/>
           <w:lang w:eastAsia="en-US"/>
         </w:rPr>
-        <w:t>人表皮生长因子受体２（HER2）是由原癌基因erbb-2编码的、具有酪氨酸激酶活性的跨膜糖蛋白，属于表皮生长因子受体家族成员。ERBB2蛋白介导的信号转导途径主要有Ras/Raf/丝裂原活化蛋白激酶(MAPK)途径，磷脂酰肌醇3羟基激酶(P13K)/Akt途径，信号转导及转录激活</w:t>
-      </w:r>
-      <w:bookmarkStart w:id="13" w:name="_GoBack"/>
-      <w:bookmarkEnd w:id="13"/>
-      <w:r>
-        <w:rPr>
-          <w:rFonts w:hint="default" w:ascii="Times New Roman" w:hAnsi="Times New Roman" w:eastAsia="微软雅黑" w:cs="Times New Roman"/>
-          <w:bCs w:val="0"/>
-          <w:kern w:val="0"/>
-          <w:sz w:val="21"/>
-          <w:szCs w:val="21"/>
-          <w:lang w:eastAsia="en-US"/>
-        </w:rPr>
-        <w:t>(STAT)途径和PLC通路等。HER2癌基因的致瘤机制是抑制凋亡，促进增殖；增加肿瘤细胞的侵袭力；促进肿瘤血管新生和淋巴管新生</w:t>
+        <w:t>人表皮生长因子受体２（HER2）是由原癌基因erbb-2编码的、具有酪氨酸激酶活性的跨膜糖蛋白，属于表皮生长因子受体家族成员。ERBB2蛋白介导的信号转导途径主要有Ras/Raf/丝裂原活化蛋白激酶(MAPK)途径，磷脂酰肌醇3羟基激酶(P13K)/Akt途径，信号转导及转录激活(STAT)途径和PLC通路等。HER2癌基因的致瘤机制是抑制凋亡，促进增殖；增加肿瘤细胞的侵袭力；促进肿瘤血管新生和淋巴管新生</w:t>
       </w:r>
       <w:r>
         <w:rPr>
@@ -7800,12 +8290,6 @@
             <w:insideH w:val="single" w:color="auto" w:sz="4" w:space="0"/>
             <w:insideV w:val="single" w:color="auto" w:sz="4" w:space="0"/>
           </w:tblBorders>
-          <w:tblCellMar>
-            <w:top w:w="0" w:type="dxa"/>
-            <w:left w:w="108" w:type="dxa"/>
-            <w:bottom w:w="0" w:type="dxa"/>
-            <w:right w:w="108" w:type="dxa"/>
-          </w:tblCellMar>
         </w:tblPrEx>
         <w:trPr>
           <w:trHeight w:val="389" w:hRule="atLeast"/>
@@ -7912,12 +8396,6 @@
             <w:insideH w:val="single" w:color="auto" w:sz="4" w:space="0"/>
             <w:insideV w:val="single" w:color="auto" w:sz="4" w:space="0"/>
           </w:tblBorders>
-          <w:tblCellMar>
-            <w:top w:w="0" w:type="dxa"/>
-            <w:left w:w="108" w:type="dxa"/>
-            <w:bottom w:w="0" w:type="dxa"/>
-            <w:right w:w="108" w:type="dxa"/>
-          </w:tblCellMar>
         </w:tblPrEx>
         <w:trPr>
           <w:trHeight w:val="389" w:hRule="atLeast"/>
@@ -9029,6 +9507,12 @@
             <w:insideH w:val="single" w:color="auto" w:sz="4" w:space="0"/>
             <w:insideV w:val="single" w:color="auto" w:sz="4" w:space="0"/>
           </w:tblBorders>
+          <w:tblCellMar>
+            <w:top w:w="0" w:type="dxa"/>
+            <w:left w:w="108" w:type="dxa"/>
+            <w:bottom w:w="0" w:type="dxa"/>
+            <w:right w:w="108" w:type="dxa"/>
+          </w:tblCellMar>
         </w:tblPrEx>
         <w:trPr>
           <w:trHeight w:val="90" w:hRule="atLeast"/>

--- a/WebContent/docx/HER2基因扩增报告.docx
+++ b/WebContent/docx/HER2基因扩增报告.docx
@@ -10,24 +10,8 @@
           <w:lang w:eastAsia="zh-CN"/>
         </w:rPr>
       </w:pPr>
-    </w:p>
-    <w:p>
-      <w:pPr>
-        <w:rPr>
-          <w:rFonts w:hint="default" w:ascii="Times New Roman" w:hAnsi="Times New Roman" w:eastAsia="微软雅黑" w:cs="Times New Roman"/>
-          <w:sz w:val="20"/>
-          <w:lang w:eastAsia="zh-CN"/>
-        </w:rPr>
-      </w:pPr>
-    </w:p>
-    <w:p>
-      <w:pPr>
-        <w:rPr>
-          <w:rFonts w:hint="default" w:ascii="Times New Roman" w:hAnsi="Times New Roman" w:eastAsia="微软雅黑" w:cs="Times New Roman"/>
-          <w:sz w:val="20"/>
-          <w:lang w:eastAsia="zh-CN"/>
-        </w:rPr>
-      </w:pPr>
+      <w:bookmarkStart w:id="13" w:name="_GoBack"/>
+      <w:bookmarkEnd w:id="13"/>
     </w:p>
     <w:p>
       <w:pPr>
@@ -509,6 +493,7 @@
           <w:lang w:eastAsia="zh-CN"/>
         </w:rPr>
         <w:sectPr>
+          <w:headerReference r:id="rId3" w:type="default"/>
           <w:pgSz w:w="11910" w:h="16840"/>
           <w:pgMar w:top="0" w:right="0" w:bottom="0" w:left="0" w:header="720" w:footer="720" w:gutter="0"/>
           <w:pgBorders>
@@ -1625,13 +1610,13 @@
         </w:rPr>
       </w:pPr>
       <w:bookmarkStart w:id="0" w:name="_Toc30143_WPSOffice_Level1"/>
-      <w:bookmarkStart w:id="1" w:name="_Toc21669"/>
-      <w:bookmarkStart w:id="2" w:name="_Toc24178_WPSOffice_Level1"/>
-      <w:bookmarkStart w:id="3" w:name="_Toc27500"/>
-      <w:bookmarkStart w:id="4" w:name="_Toc13806"/>
-      <w:bookmarkStart w:id="5" w:name="_Toc32054"/>
+      <w:bookmarkStart w:id="1" w:name="_Toc27500"/>
+      <w:bookmarkStart w:id="2" w:name="_Toc13806"/>
+      <w:bookmarkStart w:id="3" w:name="_Toc24397"/>
+      <w:bookmarkStart w:id="4" w:name="_Toc32054"/>
+      <w:bookmarkStart w:id="5" w:name="_Toc21669"/>
       <w:bookmarkStart w:id="6" w:name="_Toc21009_WPSOffice_Level1"/>
-      <w:bookmarkStart w:id="7" w:name="_Toc24397"/>
+      <w:bookmarkStart w:id="7" w:name="_Toc24178_WPSOffice_Level1"/>
     </w:p>
     <w:p>
       <w:pPr>
@@ -1646,8 +1631,8 @@
           </w14:shadow>
         </w:rPr>
         <w:sectPr>
-          <w:headerReference r:id="rId3" w:type="default"/>
-          <w:footerReference r:id="rId4" w:type="default"/>
+          <w:headerReference r:id="rId4" w:type="default"/>
+          <w:footerReference r:id="rId5" w:type="default"/>
           <w:pgSz w:w="11910" w:h="16840"/>
           <w:pgMar w:top="1037" w:right="1020" w:bottom="981" w:left="1020" w:header="283" w:footer="567" w:gutter="0"/>
           <w:pgBorders>
@@ -1701,12 +1686,6 @@
             <w:insideH w:val="single" w:color="A4A4A4" w:sz="4" w:space="0"/>
             <w:insideV w:val="single" w:color="A4A4A4" w:sz="4" w:space="0"/>
           </w:tblBorders>
-          <w:tblCellMar>
-            <w:top w:w="0" w:type="dxa"/>
-            <w:left w:w="108" w:type="dxa"/>
-            <w:bottom w:w="0" w:type="dxa"/>
-            <w:right w:w="108" w:type="dxa"/>
-          </w:tblCellMar>
         </w:tblPrEx>
         <w:trPr>
           <w:trHeight w:val="397" w:hRule="exact"/>
@@ -5425,7 +5404,7 @@
                           </pic:cNvPicPr>
                         </pic:nvPicPr>
                         <pic:blipFill>
-                          <a:blip r:embed="rId8"/>
+                          <a:blip r:embed="rId9"/>
                           <a:srcRect l="14443" r="409" b="275"/>
                           <a:stretch>
                             <a:fillRect/>
@@ -5707,7 +5686,7 @@
                           </pic:cNvPicPr>
                         </pic:nvPicPr>
                         <pic:blipFill>
-                          <a:blip r:embed="rId9"/>
+                          <a:blip r:embed="rId10"/>
                           <a:stretch>
                             <a:fillRect/>
                           </a:stretch>
@@ -5952,7 +5931,7 @@
                           </pic:cNvPicPr>
                         </pic:nvPicPr>
                         <pic:blipFill>
-                          <a:blip r:embed="rId10"/>
+                          <a:blip r:embed="rId11"/>
                           <a:stretch>
                             <a:fillRect/>
                           </a:stretch>
@@ -5997,8 +5976,6 @@
               </w:rPr>
               <w:t>注：Esophageal and Esophagogastric Junction Cancers NCCN 2025.V1</w:t>
             </w:r>
-            <w:bookmarkStart w:id="13" w:name="_GoBack"/>
-            <w:bookmarkEnd w:id="13"/>
           </w:p>
         </w:tc>
       </w:tr>
@@ -6200,7 +6177,7 @@
                           </pic:cNvPicPr>
                         </pic:nvPicPr>
                         <pic:blipFill>
-                          <a:blip r:embed="rId11"/>
+                          <a:blip r:embed="rId12"/>
                           <a:srcRect r="303"/>
                           <a:stretch>
                             <a:fillRect/>
@@ -6443,7 +6420,7 @@
                           </pic:cNvPicPr>
                         </pic:nvPicPr>
                         <pic:blipFill>
-                          <a:blip r:embed="rId12"/>
+                          <a:blip r:embed="rId13"/>
                           <a:stretch>
                             <a:fillRect/>
                           </a:stretch>
@@ -6714,7 +6691,7 @@
                           </pic:cNvPicPr>
                         </pic:nvPicPr>
                         <pic:blipFill>
-                          <a:blip r:embed="rId13"/>
+                          <a:blip r:embed="rId14"/>
                           <a:stretch>
                             <a:fillRect/>
                           </a:stretch>
@@ -8290,6 +8267,12 @@
             <w:insideH w:val="single" w:color="auto" w:sz="4" w:space="0"/>
             <w:insideV w:val="single" w:color="auto" w:sz="4" w:space="0"/>
           </w:tblBorders>
+          <w:tblCellMar>
+            <w:top w:w="0" w:type="dxa"/>
+            <w:left w:w="108" w:type="dxa"/>
+            <w:bottom w:w="0" w:type="dxa"/>
+            <w:right w:w="108" w:type="dxa"/>
+          </w:tblCellMar>
         </w:tblPrEx>
         <w:trPr>
           <w:trHeight w:val="389" w:hRule="atLeast"/>
@@ -8396,6 +8379,12 @@
             <w:insideH w:val="single" w:color="auto" w:sz="4" w:space="0"/>
             <w:insideV w:val="single" w:color="auto" w:sz="4" w:space="0"/>
           </w:tblBorders>
+          <w:tblCellMar>
+            <w:top w:w="0" w:type="dxa"/>
+            <w:left w:w="108" w:type="dxa"/>
+            <w:bottom w:w="0" w:type="dxa"/>
+            <w:right w:w="108" w:type="dxa"/>
+          </w:tblCellMar>
         </w:tblPrEx>
         <w:trPr>
           <w:trHeight w:val="389" w:hRule="atLeast"/>
@@ -11474,8 +11463,8 @@
       </w:pPr>
     </w:p>
     <w:sectPr>
-      <w:headerReference r:id="rId5" w:type="default"/>
-      <w:footerReference r:id="rId6" w:type="default"/>
+      <w:headerReference r:id="rId6" w:type="default"/>
+      <w:footerReference r:id="rId7" w:type="default"/>
       <w:pgSz w:w="11906" w:h="16838"/>
       <w:pgMar w:top="850" w:right="850" w:bottom="850" w:left="850" w:header="851" w:footer="397" w:gutter="0"/>
       <w:pgNumType w:fmt="decimal" w:start="1"/>
@@ -11999,11 +11988,22 @@
   <w:p>
     <w:pPr>
       <w:pStyle w:val="10"/>
-      <w:jc w:val="right"/>
+    </w:pPr>
+    <w:r>
       <w:rPr>
-        <w:lang w:eastAsia="zh-CN"/>
+        <w:sz w:val="18"/>
       </w:rPr>
-    </w:pPr>
+      <w:pict>
+        <v:shape id="PowerPlusWaterMarkObject291817" o:spid="_x0000_s2049" o:spt="136" type="#_x0000_t136" style="position:absolute;left:0pt;height:48.3pt;width:166.5pt;mso-position-horizontal:center;mso-position-horizontal-relative:margin;mso-position-vertical:center;mso-position-vertical-relative:margin;rotation:-2949120f;z-index:-251655168;mso-width-relative:page;mso-height-relative:page;" fillcolor="#C0C0C0" filled="t" stroked="f" coordsize="21600,21600" adj="10800">
+          <v:path/>
+          <v:fill on="t" color2="#FFFFFF" opacity="32768f" focussize="0,0"/>
+          <v:stroke on="f"/>
+          <v:imagedata o:title=""/>
+          <o:lock v:ext="edit" aspectratio="t"/>
+          <v:textpath on="t" fitshape="t" fitpath="t" trim="t" xscale="f" string="{{ client }}" style="font-family:微软雅黑;font-size:48pt;v-same-letter-heights:f;v-text-align:center;"/>
+        </v:shape>
+      </w:pict>
+    </w:r>
   </w:p>
 </w:hdr>
 </file>
@@ -12018,6 +12018,50 @@
         <w:lang w:eastAsia="zh-CN"/>
       </w:rPr>
     </w:pPr>
+    <w:r>
+      <w:rPr>
+        <w:sz w:val="18"/>
+      </w:rPr>
+      <w:pict>
+        <v:shape id="_x0000_s2050" o:spid="_x0000_s2050" o:spt="136" type="#_x0000_t136" style="position:absolute;left:0pt;height:48.3pt;width:166.5pt;mso-position-horizontal:center;mso-position-horizontal-relative:margin;mso-position-vertical:center;mso-position-vertical-relative:margin;rotation:-2949120f;z-index:-251654144;mso-width-relative:page;mso-height-relative:page;" fillcolor="#C0C0C0" filled="t" stroked="f" coordsize="21600,21600" adj="10800">
+          <v:path/>
+          <v:fill on="t" color2="#FFFFFF" opacity="32768f" focussize="0,0"/>
+          <v:stroke on="f"/>
+          <v:imagedata o:title=""/>
+          <o:lock v:ext="edit" aspectratio="t"/>
+          <v:textpath on="t" fitshape="t" fitpath="t" trim="t" xscale="f" string="{{ client }}" style="font-family:微软雅黑;font-size:48pt;v-same-letter-heights:f;v-text-align:center;"/>
+        </v:shape>
+      </w:pict>
+    </w:r>
+  </w:p>
+</w:hdr>
+</file>
+
+<file path=word/header3.xml><?xml version="1.0" encoding="utf-8"?>
+<w:hdr xmlns:wpc="http://schemas.microsoft.com/office/word/2010/wordprocessingCanvas" xmlns:mc="http://schemas.openxmlformats.org/markup-compatibility/2006" xmlns:o="urn:schemas-microsoft-com:office:office" xmlns:r="http://schemas.openxmlformats.org/officeDocument/2006/relationships" xmlns:m="http://schemas.openxmlformats.org/officeDocument/2006/math" xmlns:v="urn:schemas-microsoft-com:vml" xmlns:wp14="http://schemas.microsoft.com/office/word/2010/wordprocessingDrawing" xmlns:wp="http://schemas.openxmlformats.org/drawingml/2006/wordprocessingDrawing" xmlns:w10="urn:schemas-microsoft-com:office:word" xmlns:w="http://schemas.openxmlformats.org/wordprocessingml/2006/main" xmlns:w14="http://schemas.microsoft.com/office/word/2010/wordml" xmlns:w15="http://schemas.microsoft.com/office/word/2012/wordml" xmlns:wpg="http://schemas.microsoft.com/office/word/2010/wordprocessingGroup" xmlns:wpi="http://schemas.microsoft.com/office/word/2010/wordprocessingInk" xmlns:wne="http://schemas.microsoft.com/office/word/2006/wordml" xmlns:wps="http://schemas.microsoft.com/office/word/2010/wordprocessingShape" xmlns:wpsCustomData="http://www.wps.cn/officeDocument/2013/wpsCustomData" mc:Ignorable="w14 w15 wp14">
+  <w:p>
+    <w:pPr>
+      <w:pStyle w:val="10"/>
+      <w:jc w:val="right"/>
+      <w:rPr>
+        <w:lang w:eastAsia="zh-CN"/>
+      </w:rPr>
+    </w:pPr>
+    <w:r>
+      <w:rPr>
+        <w:sz w:val="18"/>
+      </w:rPr>
+      <w:pict>
+        <v:shape id="_x0000_s2051" o:spid="_x0000_s2051" o:spt="136" type="#_x0000_t136" style="position:absolute;left:0pt;height:48.3pt;width:166.5pt;mso-position-horizontal:center;mso-position-horizontal-relative:margin;mso-position-vertical:center;mso-position-vertical-relative:margin;rotation:-2949120f;z-index:-251653120;mso-width-relative:page;mso-height-relative:page;" fillcolor="#C0C0C0" filled="t" stroked="f" coordsize="21600,21600" adj="10800">
+          <v:path/>
+          <v:fill on="t" color2="#FFFFFF" opacity="32768f" focussize="0,0"/>
+          <v:stroke on="f"/>
+          <v:imagedata o:title=""/>
+          <o:lock v:ext="edit" aspectratio="t"/>
+          <v:textpath on="t" fitshape="t" fitpath="t" trim="t" xscale="f" string="{{ client }}" style="font-family:微软雅黑;font-size:48pt;v-same-letter-heights:f;v-text-align:center;"/>
+        </v:shape>
+      </w:pict>
+    </w:r>
   </w:p>
 </w:hdr>
 </file>
@@ -14122,7 +14166,10 @@
     <customSectPr/>
   </customSectProps>
   <customShpExts>
+    <customShpInfo spid="_x0000_s2049"/>
+    <customShpInfo spid="_x0000_s2050"/>
     <customShpInfo spid="_x0000_s1026" textRotate="1"/>
+    <customShpInfo spid="_x0000_s2051"/>
   </customShpExts>
 </s:customData>
 </file>

--- a/WebContent/docx/HER2基因扩增报告.docx
+++ b/WebContent/docx/HER2基因扩增报告.docx
@@ -10,8 +10,6 @@
           <w:lang w:eastAsia="zh-CN"/>
         </w:rPr>
       </w:pPr>
-      <w:bookmarkStart w:id="13" w:name="_GoBack"/>
-      <w:bookmarkEnd w:id="13"/>
     </w:p>
     <w:p>
       <w:pPr>
@@ -1609,13 +1607,13 @@
           </w14:shadow>
         </w:rPr>
       </w:pPr>
-      <w:bookmarkStart w:id="0" w:name="_Toc30143_WPSOffice_Level1"/>
-      <w:bookmarkStart w:id="1" w:name="_Toc27500"/>
-      <w:bookmarkStart w:id="2" w:name="_Toc13806"/>
-      <w:bookmarkStart w:id="3" w:name="_Toc24397"/>
-      <w:bookmarkStart w:id="4" w:name="_Toc32054"/>
-      <w:bookmarkStart w:id="5" w:name="_Toc21669"/>
-      <w:bookmarkStart w:id="6" w:name="_Toc21009_WPSOffice_Level1"/>
+      <w:bookmarkStart w:id="0" w:name="_Toc24397"/>
+      <w:bookmarkStart w:id="1" w:name="_Toc21669"/>
+      <w:bookmarkStart w:id="2" w:name="_Toc32054"/>
+      <w:bookmarkStart w:id="3" w:name="_Toc21009_WPSOffice_Level1"/>
+      <w:bookmarkStart w:id="4" w:name="_Toc27500"/>
+      <w:bookmarkStart w:id="5" w:name="_Toc30143_WPSOffice_Level1"/>
+      <w:bookmarkStart w:id="6" w:name="_Toc13806"/>
       <w:bookmarkStart w:id="7" w:name="_Toc24178_WPSOffice_Level1"/>
     </w:p>
     <w:p>
@@ -2951,130 +2949,6 @@
               <w:rPr>
                 <w:rFonts w:hint="default" w:ascii="Times New Roman" w:hAnsi="Times New Roman" w:eastAsia="微软雅黑" w:cs="Times New Roman"/>
                 <w:b w:val="0"/>
-                <w:bCs/>
-                <w:sz w:val="21"/>
-                <w:szCs w:val="21"/>
-              </w:rPr>
-              <w:t>肿瘤细胞占比：</w:t>
-            </w:r>
-            <w:r>
-              <w:rPr>
-                <w:rFonts w:hint="eastAsia" w:ascii="Times New Roman" w:hAnsi="Times New Roman" w:eastAsia="微软雅黑" w:cs="Times New Roman"/>
-                <w:b w:val="0"/>
-                <w:bCs/>
-                <w:sz w:val="21"/>
-                <w:szCs w:val="21"/>
-              </w:rPr>
-              <w:t>{{</w:t>
-            </w:r>
-            <w:r>
-              <w:rPr>
-                <w:rFonts w:hint="default" w:ascii="Times New Roman" w:hAnsi="Times New Roman" w:eastAsia="微软雅黑" w:cs="Times New Roman"/>
-                <w:b w:val="0"/>
-                <w:bCs/>
-                <w:sz w:val="21"/>
-                <w:szCs w:val="21"/>
-              </w:rPr>
-              <w:t xml:space="preserve"> </w:t>
-            </w:r>
-            <w:r>
-              <w:rPr>
-                <w:rFonts w:hint="eastAsia" w:ascii="Times New Roman" w:hAnsi="Times New Roman" w:eastAsia="微软雅黑" w:cs="Times New Roman"/>
-                <w:b w:val="0"/>
-                <w:bCs/>
-                <w:sz w:val="21"/>
-                <w:szCs w:val="21"/>
-                <w:lang w:val="en-US" w:eastAsia="zh-CN"/>
-              </w:rPr>
-              <w:t>her2</w:t>
-            </w:r>
-            <w:r>
-              <w:rPr>
-                <w:rFonts w:hint="eastAsia" w:ascii="Times New Roman" w:hAnsi="Times New Roman" w:eastAsia="微软雅黑" w:cs="Times New Roman"/>
-                <w:b w:val="0"/>
-                <w:bCs/>
-                <w:sz w:val="21"/>
-                <w:szCs w:val="21"/>
-              </w:rPr>
-              <w:t>.Tumor_cel_content }}</w:t>
-            </w:r>
-          </w:p>
-        </w:tc>
-      </w:tr>
-      <w:tr>
-        <w:tblPrEx>
-          <w:tblBorders>
-            <w:top w:val="single" w:color="0083C3" w:sz="24" w:space="0"/>
-            <w:left w:val="none" w:color="auto" w:sz="0" w:space="0"/>
-            <w:bottom w:val="single" w:color="A4A4A4" w:sz="4" w:space="0"/>
-            <w:right w:val="none" w:color="auto" w:sz="0" w:space="0"/>
-            <w:insideH w:val="single" w:color="A4A4A4" w:sz="4" w:space="0"/>
-            <w:insideV w:val="single" w:color="A4A4A4" w:sz="4" w:space="0"/>
-          </w:tblBorders>
-          <w:tblCellMar>
-            <w:top w:w="0" w:type="dxa"/>
-            <w:left w:w="108" w:type="dxa"/>
-            <w:bottom w:w="0" w:type="dxa"/>
-            <w:right w:w="108" w:type="dxa"/>
-          </w:tblCellMar>
-        </w:tblPrEx>
-        <w:trPr>
-          <w:trHeight w:val="567" w:hRule="atLeast"/>
-          <w:jc w:val="center"/>
-        </w:trPr>
-        <w:tc>
-          <w:tcPr>
-            <w:tcW w:w="3612" w:type="dxa"/>
-            <w:vMerge w:val="continue"/>
-            <w:tcBorders>
-              <w:tl2br w:val="nil"/>
-              <w:tr2bl w:val="nil"/>
-            </w:tcBorders>
-            <w:shd w:val="clear" w:color="auto" w:fill="auto"/>
-            <w:vAlign w:val="bottom"/>
-          </w:tcPr>
-          <w:p>
-            <w:pPr>
-              <w:pStyle w:val="27"/>
-              <w:ind w:firstLine="0" w:firstLineChars="0"/>
-              <w:jc w:val="both"/>
-              <w:rPr>
-                <w:rFonts w:hint="default" w:ascii="Times New Roman" w:hAnsi="Times New Roman" w:eastAsia="微软雅黑" w:cs="Times New Roman"/>
-                <w:bCs/>
-                <w:color w:val="000000"/>
-                <w:sz w:val="21"/>
-                <w:szCs w:val="21"/>
-                <w:lang w:eastAsia="zh-CN"/>
-              </w:rPr>
-            </w:pPr>
-          </w:p>
-        </w:tc>
-        <w:tc>
-          <w:tcPr>
-            <w:tcW w:w="6639" w:type="dxa"/>
-            <w:tcBorders>
-              <w:tl2br w:val="nil"/>
-              <w:tr2bl w:val="nil"/>
-            </w:tcBorders>
-            <w:shd w:val="clear" w:color="auto" w:fill="auto"/>
-            <w:vAlign w:val="bottom"/>
-          </w:tcPr>
-          <w:p>
-            <w:pPr>
-              <w:jc w:val="both"/>
-              <w:rPr>
-                <w:rFonts w:hint="default" w:ascii="Times New Roman" w:hAnsi="Times New Roman" w:eastAsia="微软雅黑" w:cs="Times New Roman"/>
-                <w:bCs/>
-                <w:color w:val="000000"/>
-                <w:sz w:val="21"/>
-                <w:szCs w:val="21"/>
-                <w:lang w:eastAsia="zh-CN"/>
-              </w:rPr>
-            </w:pPr>
-            <w:r>
-              <w:rPr>
-                <w:rFonts w:hint="default" w:ascii="Times New Roman" w:hAnsi="Times New Roman" w:eastAsia="微软雅黑" w:cs="Times New Roman"/>
-                <w:b w:val="0"/>
                 <w:sz w:val="21"/>
                 <w:szCs w:val="21"/>
               </w:rPr>
@@ -4184,6 +4058,19 @@
             </w:pPr>
             <w:r>
               <w:rPr>
+                <w:rFonts w:hint="default" w:ascii="Times New Roman" w:hAnsi="Times New Roman" w:eastAsia="微软雅黑" w:cs="Times New Roman"/>
+                <w:b w:val="0"/>
+                <w:bCs/>
+                <w:color w:val="auto"/>
+                <w:kern w:val="0"/>
+                <w:sz w:val="21"/>
+                <w:szCs w:val="21"/>
+                <w:lang w:val="en-US" w:eastAsia="zh-CN" w:bidi="ar-SA"/>
+              </w:rPr>
+              <w:t xml:space="preserve">{% if </w:t>
+            </w:r>
+            <w:r>
+              <w:rPr>
                 <w:rFonts w:hint="eastAsia" w:ascii="Times New Roman" w:hAnsi="Times New Roman" w:eastAsia="微软雅黑" w:cs="Times New Roman"/>
                 <w:b w:val="0"/>
                 <w:bCs/>
@@ -4193,7 +4080,7 @@
                 <w:szCs w:val="21"/>
                 <w:lang w:val="en-US" w:eastAsia="zh-CN" w:bidi="ar-SA"/>
               </w:rPr>
-              <w:t>{{</w:t>
+              <w:t>her2</w:t>
             </w:r>
             <w:r>
               <w:rPr>
@@ -4206,7 +4093,7 @@
                 <w:szCs w:val="21"/>
                 <w:lang w:val="en-US" w:eastAsia="zh-CN" w:bidi="ar-SA"/>
               </w:rPr>
-              <w:t xml:space="preserve"> </w:t>
+              <w:t>.</w:t>
             </w:r>
             <w:r>
               <w:rPr>
@@ -4219,7 +4106,98 @@
                 <w:szCs w:val="21"/>
                 <w:lang w:val="en-US" w:eastAsia="zh-CN" w:bidi="ar-SA"/>
               </w:rPr>
-              <w:t>her2.cep17_cell }}</w:t>
+              <w:t xml:space="preserve">cep17_cell </w:t>
+            </w:r>
+            <w:r>
+              <w:rPr>
+                <w:rFonts w:hint="default" w:ascii="Times New Roman" w:hAnsi="Times New Roman" w:eastAsia="微软雅黑" w:cs="Times New Roman"/>
+                <w:b w:val="0"/>
+                <w:bCs/>
+                <w:color w:val="auto"/>
+                <w:kern w:val="0"/>
+                <w:sz w:val="21"/>
+                <w:szCs w:val="21"/>
+                <w:lang w:val="en-US" w:eastAsia="zh-CN" w:bidi="ar-SA"/>
+              </w:rPr>
+              <w:t>== ‘</w:t>
+            </w:r>
+            <w:r>
+              <w:rPr>
+                <w:rFonts w:hint="eastAsia" w:ascii="Times New Roman" w:hAnsi="Times New Roman" w:eastAsia="微软雅黑" w:cs="Times New Roman"/>
+                <w:b w:val="0"/>
+                <w:bCs/>
+                <w:color w:val="auto"/>
+                <w:kern w:val="0"/>
+                <w:sz w:val="21"/>
+                <w:szCs w:val="21"/>
+                <w:lang w:val="en-US" w:eastAsia="zh-CN" w:bidi="ar-SA"/>
+              </w:rPr>
+              <w:t>阳性</w:t>
+            </w:r>
+            <w:r>
+              <w:rPr>
+                <w:rFonts w:hint="default" w:ascii="Times New Roman" w:hAnsi="Times New Roman" w:eastAsia="微软雅黑" w:cs="Times New Roman"/>
+                <w:b w:val="0"/>
+                <w:bCs/>
+                <w:color w:val="auto"/>
+                <w:kern w:val="0"/>
+                <w:sz w:val="21"/>
+                <w:szCs w:val="21"/>
+                <w:lang w:val="en-US" w:eastAsia="zh-CN" w:bidi="ar-SA"/>
+              </w:rPr>
+              <w:t>’%}</w:t>
+            </w:r>
+            <w:r>
+              <w:rPr>
+                <w:rFonts w:hint="eastAsia" w:ascii="微软雅黑" w:hAnsi="微软雅黑" w:eastAsia="微软雅黑" w:cs="微软雅黑"/>
+                <w:b w:val="0"/>
+                <w:bCs/>
+                <w:color w:val="FF0000"/>
+                <w:kern w:val="0"/>
+                <w:sz w:val="21"/>
+                <w:szCs w:val="21"/>
+                <w:lang w:val="en-US" w:eastAsia="zh-CN" w:bidi="ar"/>
+              </w:rPr>
+              <w:t>阳性</w:t>
+            </w:r>
+            <w:r>
+              <w:rPr>
+                <w:rFonts w:hint="default" w:ascii="Times New Roman" w:hAnsi="Times New Roman" w:eastAsia="微软雅黑" w:cs="Times New Roman"/>
+                <w:b w:val="0"/>
+                <w:bCs/>
+                <w:color w:val="auto"/>
+                <w:kern w:val="0"/>
+                <w:sz w:val="21"/>
+                <w:szCs w:val="21"/>
+                <w:lang w:val="en-US" w:eastAsia="zh-CN" w:bidi="ar-SA"/>
+              </w:rPr>
+              <w:t>{% else %}</w:t>
+            </w:r>
+            <w:r>
+              <w:rPr>
+                <w:rFonts w:hint="eastAsia" w:ascii="微软雅黑" w:hAnsi="微软雅黑" w:eastAsia="微软雅黑" w:cs="微软雅黑"/>
+                <w:b w:val="0"/>
+                <w:bCs/>
+                <w:color w:val="00B050"/>
+                <w:kern w:val="0"/>
+                <w:sz w:val="21"/>
+                <w:szCs w:val="21"/>
+                <w:lang w:val="en-US" w:eastAsia="zh-CN" w:bidi="ar"/>
+              </w:rPr>
+              <w:t>阴性</w:t>
+            </w:r>
+            <w:r>
+              <w:rPr>
+                <w:rFonts w:hint="default" w:ascii="Times New Roman" w:hAnsi="Times New Roman" w:eastAsia="微软雅黑" w:cs="Times New Roman"/>
+                <w:b w:val="0"/>
+                <w:bCs/>
+                <w:color w:val="auto"/>
+                <w:kern w:val="0"/>
+                <w:sz w:val="21"/>
+                <w:szCs w:val="21"/>
+                <w:lang w:val="en-US" w:eastAsia="zh-CN" w:bidi="ar-SA"/>
+              </w:rPr>
+              <w:t>{% endif %}</w:t>
             </w:r>
           </w:p>
         </w:tc>
@@ -4258,7 +4236,7 @@
                 <w:szCs w:val="21"/>
                 <w:lang w:val="en-US" w:eastAsia="zh-CN" w:bidi="ar-SA"/>
               </w:rPr>
-              <w:t>{{</w:t>
+              <w:t>{{her2</w:t>
             </w:r>
             <w:r>
               <w:rPr>
@@ -4271,7 +4249,7 @@
                 <w:szCs w:val="21"/>
                 <w:lang w:val="en-US" w:eastAsia="zh-CN" w:bidi="ar-SA"/>
               </w:rPr>
-              <w:t xml:space="preserve"> </w:t>
+              <w:t>.detection</w:t>
             </w:r>
             <w:r>
               <w:rPr>
@@ -4284,7 +4262,7 @@
                 <w:szCs w:val="21"/>
                 <w:lang w:val="en-US" w:eastAsia="zh-CN" w:bidi="ar-SA"/>
               </w:rPr>
-              <w:t>her2.detection }}</w:t>
+              <w:t>}}</w:t>
             </w:r>
           </w:p>
         </w:tc>
@@ -4686,6 +4664,19 @@
             </w:pPr>
             <w:r>
               <w:rPr>
+                <w:rFonts w:hint="default" w:ascii="Times New Roman" w:hAnsi="Times New Roman" w:eastAsia="微软雅黑" w:cs="Times New Roman"/>
+                <w:b w:val="0"/>
+                <w:bCs/>
+                <w:color w:val="auto"/>
+                <w:kern w:val="0"/>
+                <w:sz w:val="21"/>
+                <w:szCs w:val="21"/>
+                <w:lang w:val="en-US" w:eastAsia="zh-CN" w:bidi="ar-SA"/>
+              </w:rPr>
+              <w:t xml:space="preserve">{% if </w:t>
+            </w:r>
+            <w:r>
+              <w:rPr>
                 <w:rFonts w:hint="eastAsia" w:ascii="Times New Roman" w:hAnsi="Times New Roman" w:eastAsia="微软雅黑" w:cs="Times New Roman"/>
                 <w:b w:val="0"/>
                 <w:bCs/>
@@ -4695,7 +4686,7 @@
                 <w:szCs w:val="21"/>
                 <w:lang w:val="en-US" w:eastAsia="zh-CN" w:bidi="ar-SA"/>
               </w:rPr>
-              <w:t>{{</w:t>
+              <w:t>her2</w:t>
             </w:r>
             <w:r>
               <w:rPr>
@@ -4708,7 +4699,7 @@
                 <w:szCs w:val="21"/>
                 <w:lang w:val="en-US" w:eastAsia="zh-CN" w:bidi="ar-SA"/>
               </w:rPr>
-              <w:t xml:space="preserve"> </w:t>
+              <w:t>.detection == ‘</w:t>
             </w:r>
             <w:r>
               <w:rPr>
@@ -4721,8 +4712,75 @@
                 <w:szCs w:val="21"/>
                 <w:lang w:val="en-US" w:eastAsia="zh-CN" w:bidi="ar-SA"/>
               </w:rPr>
-              <w:t>her2.detection }}</w:t>
-            </w:r>
+              <w:t>阳性</w:t>
+            </w:r>
+            <w:r>
+              <w:rPr>
+                <w:rFonts w:hint="default" w:ascii="Times New Roman" w:hAnsi="Times New Roman" w:eastAsia="微软雅黑" w:cs="Times New Roman"/>
+                <w:b w:val="0"/>
+                <w:bCs/>
+                <w:color w:val="auto"/>
+                <w:kern w:val="0"/>
+                <w:sz w:val="21"/>
+                <w:szCs w:val="21"/>
+                <w:lang w:val="en-US" w:eastAsia="zh-CN" w:bidi="ar-SA"/>
+              </w:rPr>
+              <w:t>’%}</w:t>
+            </w:r>
+            <w:r>
+              <w:rPr>
+                <w:rFonts w:hint="eastAsia" w:ascii="微软雅黑" w:hAnsi="微软雅黑" w:eastAsia="微软雅黑" w:cs="微软雅黑"/>
+                <w:b w:val="0"/>
+                <w:bCs/>
+                <w:color w:val="FF0000"/>
+                <w:kern w:val="0"/>
+                <w:sz w:val="21"/>
+                <w:szCs w:val="21"/>
+                <w:lang w:val="en-US" w:eastAsia="zh-CN" w:bidi="ar"/>
+              </w:rPr>
+              <w:t>阳性</w:t>
+            </w:r>
+            <w:r>
+              <w:rPr>
+                <w:rFonts w:hint="default" w:ascii="Times New Roman" w:hAnsi="Times New Roman" w:eastAsia="微软雅黑" w:cs="Times New Roman"/>
+                <w:b w:val="0"/>
+                <w:bCs/>
+                <w:color w:val="auto"/>
+                <w:kern w:val="0"/>
+                <w:sz w:val="21"/>
+                <w:szCs w:val="21"/>
+                <w:lang w:val="en-US" w:eastAsia="zh-CN" w:bidi="ar-SA"/>
+              </w:rPr>
+              <w:t>{% else %}</w:t>
+            </w:r>
+            <w:r>
+              <w:rPr>
+                <w:rFonts w:hint="eastAsia" w:ascii="微软雅黑" w:hAnsi="微软雅黑" w:eastAsia="微软雅黑" w:cs="微软雅黑"/>
+                <w:b w:val="0"/>
+                <w:bCs/>
+                <w:color w:val="00B050"/>
+                <w:kern w:val="0"/>
+                <w:sz w:val="21"/>
+                <w:szCs w:val="21"/>
+                <w:lang w:val="en-US" w:eastAsia="zh-CN" w:bidi="ar"/>
+              </w:rPr>
+              <w:t>阴性</w:t>
+            </w:r>
+            <w:r>
+              <w:rPr>
+                <w:rFonts w:hint="default" w:ascii="Times New Roman" w:hAnsi="Times New Roman" w:eastAsia="微软雅黑" w:cs="Times New Roman"/>
+                <w:b w:val="0"/>
+                <w:bCs/>
+                <w:color w:val="auto"/>
+                <w:kern w:val="0"/>
+                <w:sz w:val="21"/>
+                <w:szCs w:val="21"/>
+                <w:lang w:val="en-US" w:eastAsia="zh-CN" w:bidi="ar-SA"/>
+              </w:rPr>
+              <w:t>{% endif %}</w:t>
+            </w:r>
+            <w:bookmarkStart w:id="13" w:name="_GoBack"/>
+            <w:bookmarkEnd w:id="13"/>
           </w:p>
         </w:tc>
         <w:tc>
@@ -6899,12 +6957,6 @@
             <w:insideH w:val="none" w:color="auto" w:sz="0" w:space="0"/>
             <w:insideV w:val="none" w:color="auto" w:sz="0" w:space="0"/>
           </w:tblBorders>
-          <w:tblCellMar>
-            <w:top w:w="0" w:type="dxa"/>
-            <w:left w:w="108" w:type="dxa"/>
-            <w:bottom w:w="0" w:type="dxa"/>
-            <w:right w:w="108" w:type="dxa"/>
-          </w:tblCellMar>
         </w:tblPrEx>
         <w:trPr>
           <w:trHeight w:val="482" w:hRule="atLeast"/>
@@ -11994,7 +12046,7 @@
         <w:sz w:val="18"/>
       </w:rPr>
       <w:pict>
-        <v:shape id="PowerPlusWaterMarkObject291817" o:spid="_x0000_s2049" o:spt="136" type="#_x0000_t136" style="position:absolute;left:0pt;height:48.3pt;width:166.5pt;mso-position-horizontal:center;mso-position-horizontal-relative:margin;mso-position-vertical:center;mso-position-vertical-relative:margin;rotation:-2949120f;z-index:-251655168;mso-width-relative:page;mso-height-relative:page;" fillcolor="#C0C0C0" filled="t" stroked="f" coordsize="21600,21600" adj="10800">
+        <v:shape id="PowerPlusWaterMarkObject291817" o:spid="_x0000_s4097" o:spt="136" type="#_x0000_t136" style="position:absolute;left:0pt;height:48.3pt;width:166.5pt;mso-position-horizontal:center;mso-position-horizontal-relative:margin;mso-position-vertical:center;mso-position-vertical-relative:margin;rotation:-2949120f;z-index:-251655168;mso-width-relative:page;mso-height-relative:page;" fillcolor="#C0C0C0" filled="t" stroked="f" coordsize="21600,21600" adj="10800">
           <v:path/>
           <v:fill on="t" color2="#FFFFFF" opacity="32768f" focussize="0,0"/>
           <v:stroke on="f"/>
@@ -12023,7 +12075,7 @@
         <w:sz w:val="18"/>
       </w:rPr>
       <w:pict>
-        <v:shape id="_x0000_s2050" o:spid="_x0000_s2050" o:spt="136" type="#_x0000_t136" style="position:absolute;left:0pt;height:48.3pt;width:166.5pt;mso-position-horizontal:center;mso-position-horizontal-relative:margin;mso-position-vertical:center;mso-position-vertical-relative:margin;rotation:-2949120f;z-index:-251654144;mso-width-relative:page;mso-height-relative:page;" fillcolor="#C0C0C0" filled="t" stroked="f" coordsize="21600,21600" adj="10800">
+        <v:shape id="_x0000_s4098" o:spid="_x0000_s4098" o:spt="136" type="#_x0000_t136" style="position:absolute;left:0pt;height:48.3pt;width:166.5pt;mso-position-horizontal:center;mso-position-horizontal-relative:margin;mso-position-vertical:center;mso-position-vertical-relative:margin;rotation:-2949120f;z-index:-251654144;mso-width-relative:page;mso-height-relative:page;" fillcolor="#C0C0C0" filled="t" stroked="f" coordsize="21600,21600" adj="10800">
           <v:path/>
           <v:fill on="t" color2="#FFFFFF" opacity="32768f" focussize="0,0"/>
           <v:stroke on="f"/>
@@ -12052,7 +12104,7 @@
         <w:sz w:val="18"/>
       </w:rPr>
       <w:pict>
-        <v:shape id="_x0000_s2051" o:spid="_x0000_s2051" o:spt="136" type="#_x0000_t136" style="position:absolute;left:0pt;height:48.3pt;width:166.5pt;mso-position-horizontal:center;mso-position-horizontal-relative:margin;mso-position-vertical:center;mso-position-vertical-relative:margin;rotation:-2949120f;z-index:-251653120;mso-width-relative:page;mso-height-relative:page;" fillcolor="#C0C0C0" filled="t" stroked="f" coordsize="21600,21600" adj="10800">
+        <v:shape id="_x0000_s4099" o:spid="_x0000_s4099" o:spt="136" type="#_x0000_t136" style="position:absolute;left:0pt;height:48.3pt;width:166.5pt;mso-position-horizontal:center;mso-position-horizontal-relative:margin;mso-position-vertical:center;mso-position-vertical-relative:margin;rotation:-2949120f;z-index:-251653120;mso-width-relative:page;mso-height-relative:page;" fillcolor="#C0C0C0" filled="t" stroked="f" coordsize="21600,21600" adj="10800">
           <v:path/>
           <v:fill on="t" color2="#FFFFFF" opacity="32768f" focussize="0,0"/>
           <v:stroke on="f"/>
@@ -14166,10 +14218,10 @@
     <customSectPr/>
   </customSectProps>
   <customShpExts>
-    <customShpInfo spid="_x0000_s2049"/>
-    <customShpInfo spid="_x0000_s2050"/>
+    <customShpInfo spid="_x0000_s4097"/>
+    <customShpInfo spid="_x0000_s4098"/>
     <customShpInfo spid="_x0000_s1026" textRotate="1"/>
-    <customShpInfo spid="_x0000_s2051"/>
+    <customShpInfo spid="_x0000_s4099"/>
   </customShpExts>
 </s:customData>
 </file>
